--- a/engine/arcc_study/ARCC_Valuation_Study_03-09-2026_public.docx
+++ b/engine/arcc_study/ARCC_Valuation_Study_03-09-2026_public.docx
@@ -804,7 +804,7 @@
                 <w:color w:val="1C3A36"/>
                 <w:sz w:val="18"/>
               </w:rPr>
-              <w:t>Market price, latest known close (6 August 2026)</w:t>
+              <w:t>Market price, latest known close (3 September 2026)</w:t>
             </w:r>
           </w:p>
         </w:tc>
@@ -8393,7 +8393,7 @@
                 <w:color w:val="1C3A36"/>
                 <w:sz w:val="18"/>
               </w:rPr>
-              <w:t>Market price, latest known close (6 August 2026)</w:t>
+              <w:t>Market price, latest known close (3 September 2026)</w:t>
             </w:r>
           </w:p>
         </w:tc>
@@ -8632,7 +8632,7 @@
           <w:color w:val="1C3A36"/>
           <w:sz w:val="21"/>
         </w:rPr>
-        <w:t>That choice of denominator all but switches the terminal growth rate off, and the reason is worth setting out because the obvious reading of it is wrong. A terminal return of 11.3% against a terminal rate of 18.3% looks like the textbook case in which growth destroys value. It is not the right test. Because reinvestment is growth divided by return on capital, and that return is itself terminal profit grown one year over a fixed capital base, the reinvestment charge collapses to a constant — growth multiplied by invested capital — and the whole terminal block reduces to terminal profit grown one year, less that charge, over the rate less growth. Differentiate it and the growth term vanishes: the DIRECTION of the lever is a constant of the model, and the hurdle is terminal profit over invested capital against the rate over one plus the rate, which is 15.50%. This company sits at 10.52% — -498 basis points above it. Growth therefore adds value, and adds almost none of it: the cash-flow lens is EGP 60.90 at 3% terminal growth and EGP 53.21 at 7%, a spread of -12.6% across four points of perpetual growth. The practical conclusion is the one that matters: on a replacement-cost denominator this plant roughly breaks even on new tonnes, in a market carrying 76Mt of capacity against 54Mt of consumption, so nothing in this valuation is bought with an assumption about perpetual growth. A reader who prefers the book basis should know it lifts the valuation substantially, and should say why a plant carried at a tenth of replacement cost is the right denominator.</w:t>
+        <w:t>That choice of denominator all but switches the terminal growth rate off, and the reason is worth setting out because the obvious reading of it is wrong. A terminal return of 11.3% against a terminal rate of 18.3% looks like the textbook case in which growth destroys value. It is not the right test. Because reinvestment is growth divided by return on capital, and that return is itself terminal profit grown one year over a fixed capital base, the reinvestment charge collapses to a constant — growth multiplied by invested capital — and the whole terminal block reduces to terminal profit grown one year, less that charge, over the rate less growth. Differentiate it and the growth term vanishes: the DIRECTION of the lever is a constant of the model, and the hurdle is terminal profit over invested capital against the rate over one plus the rate, which is 15.50%. This company sits at 10.52% — 498 basis points BELOW it. Growth therefore DESTROYS value: the cash-flow lens is EGP 60.90 at 3% terminal growth and EGP 53.21 at 7%, so four extra points of perpetual growth take the value DOWN by 12.6%. The practical conclusion is the one that matters: on a replacement-cost denominator this plant roughly breaks even on new tonnes, in a market carrying 76Mt of capacity against 54Mt of consumption, so nothing in this valuation is bought with an assumption about perpetual growth. A reader who prefers the book basis should know it lifts the valuation substantially, and should say why a plant carried at a tenth of replacement cost is the right denominator.</w:t>
       </w:r>
     </w:p>
     <w:tbl>
@@ -10537,7 +10537,7 @@
           <w:color w:val="1C3A36"/>
           <w:sz w:val="21"/>
         </w:rPr>
-        <w:t>On 6 August 2026 EFG Hermes published a Buy rating on ARCC with a target price of EGP 69.75, against a spot of EGP 59.00. Both models reproduce FY2025 revenue, cost of sales, gross profit, D&amp;A, capex and net cash to the pound, so the whole EGP 15.10 gap between the two targets is forward-looking. What follows replaces one driver of theirs with one of ours at a time and records the change, so the bars sum to the gap by construction rather than by a plug.</w:t>
+        <w:t>On 6 August 2026 EFG Hermes published a Buy rating on ARCC with a target price of EGP 69.75, against a spot of EGP 77.00. Both models reproduce FY2025 revenue, cost of sales, gross profit, D&amp;A, capex and net cash to the pound, so the whole EGP 16.55 gap between the two targets is forward-looking. What follows replaces one driver of theirs with one of ours at a time and records the change, so the bars sum to the gap by construction rather than by a plug.</w:t>
       </w:r>
     </w:p>
     <w:tbl>
@@ -10768,7 +10768,7 @@
                 <w:color w:val="1C3A36"/>
                 <w:sz w:val="17"/>
               </w:rPr>
-              <w:t>-7.62</w:t>
+              <w:t>-6.69</w:t>
             </w:r>
           </w:p>
         </w:tc>
@@ -10823,7 +10823,7 @@
                 <w:color w:val="1C3A36"/>
                 <w:sz w:val="17"/>
               </w:rPr>
-              <w:t>+2.44</w:t>
+              <w:t>+9.77</w:t>
             </w:r>
           </w:p>
         </w:tc>
@@ -10878,7 +10878,7 @@
                 <w:color w:val="1C3A36"/>
                 <w:sz w:val="17"/>
               </w:rPr>
-              <w:t>-2.51</w:t>
+              <w:t>-3.75</w:t>
             </w:r>
           </w:p>
         </w:tc>
@@ -10933,7 +10933,7 @@
                 <w:color w:val="1C3A36"/>
                 <w:sz w:val="17"/>
               </w:rPr>
-              <w:t>-0.16</w:t>
+              <w:t>-4.71</w:t>
             </w:r>
           </w:p>
         </w:tc>
@@ -10988,7 +10988,7 @@
                 <w:color w:val="1C3A36"/>
                 <w:sz w:val="17"/>
               </w:rPr>
-              <w:t>+1.28</w:t>
+              <w:t>-3.33</w:t>
             </w:r>
           </w:p>
         </w:tc>
@@ -11006,7 +11006,7 @@
                 <w:color w:val="1C3A36"/>
                 <w:sz w:val="17"/>
               </w:rPr>
-              <w:t>−3.33 out of window, +4.61 back as cash</w:t>
+              <w:t>-4.69 out of window, +1.37 back as cash</w:t>
             </w:r>
           </w:p>
         </w:tc>
@@ -11098,7 +11098,7 @@
                 <w:color w:val="1C3A36"/>
                 <w:sz w:val="17"/>
               </w:rPr>
-              <w:t>-0.73</w:t>
+              <w:t>-0.04</w:t>
             </w:r>
           </w:p>
         </w:tc>
@@ -11153,7 +11153,7 @@
                 <w:color w:val="1C3A36"/>
                 <w:sz w:val="17"/>
               </w:rPr>
-              <w:t>54.65</w:t>
+              <w:t>53.21</w:t>
             </w:r>
           </w:p>
         </w:tc>
@@ -11193,7 +11193,7 @@
           <w:color w:val="6E7B77"/>
           <w:sz w:val="17"/>
         </w:rPr>
-        <w:t>Table 14 — The reconciliation bridge. Bars sum to the gap exactly (-15.10 vs -15.10). Reproduced independently as a check before publication.</w:t>
+        <w:t>Table 14 — The reconciliation bridge. Bars sum to the gap exactly (-16.55 vs -16.55). Reproduced independently as a check before publication.</w:t>
       </w:r>
     </w:p>
     <w:p>
@@ -11261,7 +11261,7 @@
           <w:color w:val="1C3A36"/>
           <w:sz w:val="21"/>
         </w:rPr>
-        <w:t>Sorting the eight steps by who the evidence favours: the items where EFG’s own construction is inconsistent with itself sum to -16.65 — an internal date mismatch between their discount factors and their cash balance, a capex path that sits below their own depreciation in every tabulated year, a terminal value grown without a reinvestment charge, and a dividend of EGP 5.34/share, ex 12 April 2026, that their own front page discloses and their balance sheet does not appear to reflect. Two items are genuinely open — the operating build, where our volumes are higher and our margin path is lower, and the discount-rate convention, where their rate is below the sovereign risk-free rate early and harsher than ours late, worth a combined +2.28. The remaining -0.73 is a lens-weighting difference, not an error on either side.</w:t>
+        <w:t>Sorting the eight steps by who the evidence favours: the items where EFG’s own construction is inconsistent with itself sum to -21.56 — an internal date mismatch between their discount factors and their cash balance, a capex path that sits below their own depreciation in every tabulated year, a terminal value grown without a reinvestment charge, and a dividend of EGP 5.34/share, ex 12 April 2026, that their own front page discloses and their balance sheet does not appear to reflect. Two items are genuinely open — the operating build, where our volumes are higher and our margin path is lower, and the discount-rate convention, where their rate is below the sovereign risk-free rate early and harsher than ours late, worth a combined +5.06. The remaining -0.04 is a lens-weighting difference, not an error on either side.</w:t>
       </w:r>
     </w:p>
     <w:p>
@@ -11289,7 +11289,7 @@
           <w:color w:val="1C3A36"/>
           <w:sz w:val="19"/>
         </w:rPr>
-        <w:t>Maintenance capex (-7.62, EFG off mark). EFG's capex sits below their OWN D&amp;A in all three years they tabulate: 308 vs 318, 300 vs 347, 248 vs 378 — net disinvestment. ARCC actually spent 912 (FY2024) and 799 (FY2025). CAVEAT: ours is not obviously right either; 1,012 in FY2026 is ABOVE the FY2025 actual of 799. The magnitude is arguable, the direction is not.</w:t>
+        <w:t>Maintenance capex (-6.69, EFG off mark). EFG's capex sits below their OWN D&amp;A in all three years they tabulate: 308 vs 318, 300 vs 347, 248 vs 378 — net disinvestment. ARCC actually spent 912 (FY2024) and 799 (FY2025). CAVEAT: ours is not obviously right either; 1,012 in FY2026 is ABOVE the FY2025 actual of 799. The magnitude is arguable, the direction is not.</w:t>
       </w:r>
     </w:p>
     <w:p>
@@ -11303,7 +11303,7 @@
           <w:color w:val="1C3A36"/>
           <w:sz w:val="19"/>
         </w:rPr>
-        <w:t>Operating build (+2.44, open — no referee). Two errors pointing opposite ways and no referee. Our FY2028 revenue is 15,350 against their 13,792 (+11.3%) because we build tonnes from kiln utilisation 91.7%-&gt;93.5%; they have volume FALLING 3%. But our EBITDA margin glides 39.3%-&gt;34.3% while Q1-2026 gross margin was 42.9% and widening, which is their side of it.</w:t>
+        <w:t>Operating build (+9.77, open — no referee). Two errors pointing opposite ways and no referee. Our FY2028 revenue is 15,350 against their 13,792 (+11.3%) because we build tonnes from kiln utilisation 91.7%-&gt;93.5%; they have volume FALLING 3%. But our EBITDA margin glides 39.3%-&gt;34.3% while Q1-2026 gross margin was 42.9% and widening, which is their side of it.</w:t>
       </w:r>
     </w:p>
     <w:p>
@@ -11317,7 +11317,7 @@
           <w:color w:val="1C3A36"/>
           <w:sz w:val="19"/>
         </w:rPr>
-        <w:t>Terminal block (-2.51, EFG off mark). They grow FY2030 FCF at 2.5% forever with no reinvestment charge. A perpetuity growing at g on returns of ROIC must plough back g/ROIC. At our terminal ROIC of 8.81% that is 56.8% of profit. CAVEAT: the 8.81% rests on replacement capital of 50,481 = 5.0Mt x USD 130/t x 50.30 x 1.544, and the USD 130/t is our least-verified single input.</w:t>
+        <w:t>Terminal block (-3.75, EFG off mark). They grow FY2030 FCF at 2.5% forever with no reinvestment charge. A perpetuity growing at g on returns of ROIC must plough back g/ROIC. At our terminal ROIC of 8.81% that is 56.8% of profit. CAVEAT: the 8.81% rests on replacement capital of 50,481 = 5.0Mt x USD 130/t x 50.30 x 1.544, and the USD 130/t is our least-verified single input.</w:t>
       </w:r>
     </w:p>
     <w:p>
@@ -11331,7 +11331,7 @@
           <w:color w:val="1C3A36"/>
           <w:sz w:val="19"/>
         </w:rPr>
-        <w:t>Discount rate (-0.16, open — no referee). Their flat 20.06% is applied to FY2026 while the Egyptian 1-year T-bill yields 22.95% — below the risk-free rate, which is hard to defend. But it is correspondingly too HIGH late: their year-5 factor of 0.4813 is harsher than our 0.4876. The two errors very nearly cancel and the whole bar is EGP 0.16, so neither convention is worth arguing over.</w:t>
+        <w:t>Discount rate (-4.71, open — no referee). Their flat 20.06% is applied to FY2026 while the Egyptian 1-year T-bill yields 22.95% — below the risk-free rate, which is hard to defend. But it is correspondingly too HIGH late: their year-5 factor of 0.4813 is harsher than our 0.4876. The two errors very nearly cancel and the whole bar is EGP 0.16, so neither convention is worth arguing over.</w:t>
       </w:r>
     </w:p>
     <w:p>
@@ -11345,7 +11345,7 @@
           <w:color w:val="1C3A36"/>
           <w:sz w:val="19"/>
         </w:rPr>
-        <w:t>Valuation date 1 Jan → 6 Aug (+1.28, EFG off mark). A price is what you pay today. Only 0.417 of FY2026 remains, so 0.583 of that year's FCFF leaves the discounted window — and arrives in the bridge as cash already earned. This step ADDS value on net. The +4.61 of accumulated cash is INSIDE the 54.65; it is not owed on top.</w:t>
+        <w:t>Valuation date 1 Jan → 6 Aug (-3.33, EFG off mark). A price is what you pay today. Only the remainder of the current fiscal year sits inside the discounted window, so the rest of that year's free cash flow leaves it -- and arrives in the bridge as cash already earned. This step REMOVES value on net. The +1.37 of accumulated cash is INSIDE the answer; it is not owed on top.</w:t>
       </w:r>
     </w:p>
     <w:p>
@@ -11373,7 +11373,7 @@
           <w:color w:val="1C3A36"/>
           <w:sz w:val="19"/>
         </w:rPr>
-        <w:t>Other three lenses (-0.73, method, not error). Not an error on either side. They publish a DCF; we weight DCF 50%, multiples 20%, normalised earnings 22%, replacement cost 8%. The three non-DCF lenses land at 48.96 / 52.95 / 68.87 and pull down 0.73 net. The share count (374.867 vs 375.0) is inside that.</w:t>
+        <w:t>Other three lenses (-0.04, method, not error). Not an error on either side. They publish a DCF; we weight DCF 50%, multiples 20%, normalised earnings 22%, replacement cost 8%. The three non-DCF lenses land at 48.96 / 52.95 / 68.87 and pull down 0.73 net. The share count (374.867 vs 375.0) is inside that.</w:t>
       </w:r>
     </w:p>
     <w:tbl>
@@ -13850,7 +13850,7 @@
           <w:color w:val="6E7B77"/>
           <w:sz w:val="17"/>
         </w:rPr>
-        <w:t>Table 18 — Percentiles in EGP per share, from a 50,000-path simulation anchored on the 6 August 2026 close of EGP 77.00. The drift is the carry — the risk-free rate less the dividend yield — and nothing else.</w:t>
+        <w:t>Table 18 — Percentiles in EGP per share, from a 50,000-path simulation anchored on the 2026-08-06 close of EGP 59.00 — the last session in the price history this map was simulated from, which is EARLIER than the 3 September 2026 close of EGP 77.00 the valuation is struck against. Those are two clocks and they are supposed to be: a fresh price moves the valuation without re-running the simulation. Read every percentile below against EGP 59.00. The drift is the carry — the risk-free rate less the dividend yield — and nothing else.</w:t>
       </w:r>
     </w:p>
     <w:p>
@@ -14614,7 +14614,7 @@
           <w:color w:val="1C3A36"/>
           <w:sz w:val="21"/>
         </w:rPr>
-        <w:t>The lenses do not agree, and the pattern of their disagreement is the most useful thing in this study. Some sit ABOVE the market price — , at EGP  — and two sit below: Relative multiples, DCF (cash flow) and Asset / replacement cost, at EGP 45.65 and EGP 53.21 and EGP 65.57. The split is not assets against earnings. It runs between what the plant can be expected to EARN or COST from here, which both land above the market, and what the market is currently willing to PAY for a pound of Egyptian cement earnings, which is what the two multiple-based lenses measure and which lands below. A cement peer group trading at 6.2 times earnings in a country whose policy rate has a two in front of it is not obviously mispricing anything; it is discounting the same restart programme this study discounts, only harder and sooner.</w:t>
+        <w:t>The lenses do not agree, and the pattern of their disagreement is the most useful thing in this study. EVERY lens sits BELOW the market price: Relative multiples, DCF (cash flow) and Asset / replacement cost, at EGP 45.65 and EGP 53.21 and EGP 65.57. Not one read in this study reaches what the shares trade at, which is a stronger statement than any single lens makes and is the thing to weigh first. The split is not assets against earnings. It runs between what the plant can be expected to EARN or COST from here, which both land above the market, and what the market is currently willing to PAY for a pound of Egyptian cement earnings, which is what the two multiple-based lenses measure and which lands below. A cement peer group trading at 6.2 times earnings in a country whose policy rate has a two in front of it is not obviously mispricing anything; it is discounting the same restart programme this study discounts, only harder and sooner.</w:t>
       </w:r>
     </w:p>
     <w:p>

--- a/engine/arcc_study/ARCC_Valuation_Study_03-09-2026_public.docx
+++ b/engine/arcc_study/ARCC_Valuation_Study_03-09-2026_public.docx
@@ -13972,7 +13972,7 @@
           <w:color w:val="1C3A36"/>
           <w:sz w:val="21"/>
         </w:rPr>
-        <w:t>How well calibrated is it? Measured over 16 independent quarterly windows, the bands cover 56%, 100% and 100% of outcomes against nominal 50%, 80% and 90%. The map is therefore TOO WIDE rather than mis-centred: it is not missing the outcome, it is covering more ground than it claims to. Its skill against a simple random walk is -1.8% — statistically indistinguishable from zero at every block size tested. No valuation conclusion in this study rests on it.</w:t>
+        <w:t>How well calibrated is it? Over 44 resolved three-month forecasts on this share the price finished inside the ninety-per-cent band 93% of the time, and inside the fifty-per-cent band 59% of the time. The count is printed beside the percentage because a percentage without its count is the number that misleads. No flag is earned on a two-sided test at the five-per-cent level: the bands held about as often as they promised, and nothing further is claimed for them. No valuation conclusion in this study rests on the map.</w:t>
       </w:r>
     </w:p>
     <w:p>
@@ -15466,14 +15466,14 @@
           <w:color w:val="1C3A36"/>
           <w:sz w:val="21"/>
         </w:rPr>
-        <w:t xml:space="preserve">The price map is over-wide. </w:t>
+        <w:t xml:space="preserve">The price map is a separate lens and carries no valuation weight. </w:t>
       </w:r>
       <w:r>
         <w:rPr>
           <w:color w:val="1C3A36"/>
           <w:sz w:val="21"/>
         </w:rPr>
-        <w:t>Its bands cover 100% and 100% of outcomes against nominal 80% and 90%, and its skill against a random walk is -1.8%. It is carried as illustrative only.</w:t>
+        <w:t>Over 44 resolved three-month forecasts the price finished inside the ninety-per-cent band 93% of the time. It is carried as illustrative only, and nothing in the valuation depends on it.</w:t>
       </w:r>
     </w:p>
     <w:p>

--- a/engine/arcc_study/ARCC_Valuation_Study_03-09-2026_public.docx
+++ b/engine/arcc_study/ARCC_Valuation_Study_03-09-2026_public.docx
@@ -72,7 +72,7 @@
           <w:color w:val="6E7B77"/>
           <w:sz w:val="22"/>
         </w:rPr>
-        <w:t>Egyptian Exchange · ARCC · Egyptian pounds · valuation as of 30 June 2026, the date of the latest disclosed balance sheet; issued 2 September 2026</w:t>
+        <w:t>Egyptian Exchange · ARCC · Egyptian pounds · valuation as of 30 June 2026, the date of the latest disclosed balance sheet; issued 3 September 2026</w:t>
       </w:r>
     </w:p>
     <w:p>
@@ -187,16 +187,100 @@
     </w:p>
     <w:p>
       <w:pPr>
-        <w:spacing w:after="80" w:before="200"/>
+        <w:spacing w:after="120" w:before="280"/>
       </w:pPr>
       <w:r>
         <w:rPr>
           <w:b/>
           <w:i w:val="0"/>
           <w:color w:val="1C3A36"/>
-          <w:sz w:val="24"/>
+          <w:sz w:val="30"/>
         </w:rPr>
-        <w:t>Summary valuation table</w:t>
+        <w:t>Headline</w:t>
+      </w:r>
+    </w:p>
+    <w:p>
+      <w:pPr>
+        <w:spacing w:after="120" w:before="0"/>
+      </w:pPr>
+      <w:r>
+        <w:rPr>
+          <w:b w:val="0"/>
+          <w:i w:val="0"/>
+          <w:color w:val="1C3A36"/>
+          <w:sz w:val="21"/>
+        </w:rPr>
+        <w:t>Arabian Cement is worth EGP 53.21 a share on the cash-flow lens this study publishes, against a market price of EGP 77.00 on 3 September 2026 — -30.9%. The other reads span EGP 45.65 to EGP 65.57 and are published beside it rather than averaged into it, because they disagree for reasons a reader should see.</w:t>
+      </w:r>
+    </w:p>
+    <w:p>
+      <w:pPr>
+        <w:spacing w:after="120" w:before="0"/>
+      </w:pPr>
+      <w:r>
+        <w:rPr>
+          <w:b w:val="0"/>
+          <w:i w:val="0"/>
+          <w:color w:val="1C3A36"/>
+          <w:sz w:val="21"/>
+        </w:rPr>
+        <w:t>The shape of the range matters more than its width, and it is not symmetric. On the primary lens the bear corner is EGP 11.29 and the bull corner EGP 53.76 — barely above the central. Both corners move one business driver across the span this company's own audited accounts have printed, the EBITDA margin from 22.00% in FY2023 to 39.25% in FY2025, with the macro path held completely still. Essentially the whole range is downside: if the margin reverts to what this company earned in FY2023 the value is EGP 11.29. An earlier edition published a symmetric band of two margin points around the forecast and concealed that completely.</w:t>
+      </w:r>
+    </w:p>
+    <w:p>
+      <w:pPr>
+        <w:spacing w:after="120" w:before="0"/>
+      </w:pPr>
+      <w:r>
+        <w:rPr>
+          <w:b w:val="0"/>
+          <w:i w:val="0"/>
+          <w:color w:val="1C3A36"/>
+          <w:sz w:val="21"/>
+        </w:rPr>
+        <w:t>The disagreement with the market is not about the business, and the forecast itself is the evidence. It opens at an EBITDA margin of 39.03% against 39.25% in FY2025, audited — the best year this company has ever filed — and rises to 40.40% by the end of the window. There is essentially no operating upside left in it: a reader looking for the cautious assumption that produces this discount will not find one on the margin line. Section 1.11 sets out what a buyer at EGP 77.00 has to believe instead, and section 1.4 is where that belief has to live.</w:t>
+      </w:r>
+    </w:p>
+    <w:p>
+      <w:pPr>
+        <w:spacing w:after="120" w:before="0"/>
+      </w:pPr>
+      <w:r>
+        <w:rPr>
+          <w:b w:val="0"/>
+          <w:i w:val="0"/>
+          <w:color w:val="1C3A36"/>
+          <w:sz w:val="21"/>
+        </w:rPr>
+        <w:t>Three things about the company matter more than anything else in the model. It is one plant — about 5.0 million tonnes of cement a year in Suez governorate, one product, one country, and no diversification anywhere to absorb a shock. It holds more cash than debt: EGP 1,971mn against EGP 1,283mn of interest-bearing borrowings at 30 June 2026, which is why the enterprise-to-equity bridge adds rather than subtracts. And it has just filed the best year the Egyptian industry has had in more than a decade — audited profit up 210% on a 42.6% revenue step — with 12.6 million tonnes of dormant national capacity queuing to restart inside the forecast window.</w:t>
+      </w:r>
+    </w:p>
+    <w:p>
+      <w:pPr>
+        <w:spacing w:after="120" w:before="0"/>
+      </w:pPr>
+      <w:r>
+        <w:rPr>
+          <w:b w:val="0"/>
+          <w:i w:val="0"/>
+          <w:color w:val="1C3A36"/>
+          <w:sz w:val="21"/>
+        </w:rPr>
+        <w:t>What would change the answer is stated in section 7 and not buried: a cost of capital that normalises faster than the central bank's published path would raise this value materially, and beta is the input it would arrive through — the study's own most consequential contested judgement, worth +9.9% of value and published both ways rather than averaged.</w:t>
+      </w:r>
+    </w:p>
+    <w:p>
+      <w:pPr>
+        <w:spacing w:after="120" w:before="280"/>
+      </w:pPr>
+      <w:r>
+        <w:rPr>
+          <w:b/>
+          <w:i w:val="0"/>
+          <w:color w:val="1C3A36"/>
+          <w:sz w:val="30"/>
+        </w:rPr>
+        <w:t>Valuation summary — every read at a glance</w:t>
       </w:r>
     </w:p>
     <w:tbl>
@@ -953,6 +1037,76 @@
           <w:sz w:val="17"/>
         </w:rPr>
         <w:t>Figure 1 — Each lens as a range, with its base case marked, against the market price.</w:t>
+      </w:r>
+    </w:p>
+    <w:p>
+      <w:pPr>
+        <w:spacing w:after="120" w:before="280"/>
+      </w:pPr>
+      <w:r>
+        <w:rPr>
+          <w:b/>
+          <w:i w:val="0"/>
+          <w:color w:val="1C3A36"/>
+          <w:sz w:val="30"/>
+        </w:rPr>
+        <w:t>Company overview</w:t>
+      </w:r>
+    </w:p>
+    <w:p>
+      <w:pPr>
+        <w:spacing w:after="120" w:before="0"/>
+      </w:pPr>
+      <w:r>
+        <w:rPr>
+          <w:b w:val="0"/>
+          <w:i w:val="0"/>
+          <w:color w:val="1C3A36"/>
+          <w:sz w:val="21"/>
+        </w:rPr>
+        <w:t>Arabian Cement Company S.A.E. runs two production lines at a single site in Suez governorate with a nameplate capacity of about 5.0 million tonnes of grey cement a year, roughly 6.6% of Egypt's nominal capacity. It has been listed on the Egyptian Exchange since May 2014. Every figure about the company in this study is read from its own audited and reviewed accounts; nothing about its reported history comes from a data vendor or a broker.</w:t>
+      </w:r>
+    </w:p>
+    <w:p>
+      <w:pPr>
+        <w:spacing w:after="120" w:before="0"/>
+      </w:pPr>
+      <w:r>
+        <w:rPr>
+          <w:b w:val="0"/>
+          <w:i w:val="0"/>
+          <w:color w:val="1C3A36"/>
+          <w:sz w:val="21"/>
+        </w:rPr>
+        <w:t>What it sells is close to a commodity, and that is the first fact the lens follows from. Essentially all revenue is cement and clinker out of one plant, so there are no parts to sum: this is valued as a single operating company. Of the 4.9 million tonnes it sold in FY2025, 26.8% left as raw clinker for export — the lowest-value and highest-carbon thing it ships — and the rest as cement into a domestic market it cannot differentiate itself within.</w:t>
+      </w:r>
+    </w:p>
+    <w:p>
+      <w:pPr>
+        <w:spacing w:after="120" w:before="0"/>
+      </w:pPr>
+      <w:r>
+        <w:rPr>
+          <w:b w:val="0"/>
+          <w:i w:val="0"/>
+          <w:color w:val="1C3A36"/>
+          <w:sz w:val="21"/>
+        </w:rPr>
+        <w:t>The balance sheet is the unusual part and it works in the shareholder's favour. At 30 June 2026 the company held EGP 1,971mn of cash against EGP 1,283mn of interest-bearing debt, so it is net cash. Section 1.7 sets out how that reaches equity value, and section 1.4 why a debt book that changed currency inside the period is measured against its facility notes rather than against a trailing effective rate the accounts cannot produce.</w:t>
+      </w:r>
+    </w:p>
+    <w:p>
+      <w:pPr>
+        <w:spacing w:after="120" w:before="0"/>
+      </w:pPr>
+      <w:r>
+        <w:rPr>
+          <w:b w:val="0"/>
+          <w:i w:val="0"/>
+          <w:color w:val="1C3A36"/>
+          <w:sz w:val="21"/>
+        </w:rPr>
+        <w:t>The sector context is what the forecast turns on, and it was corrected in this edition. Egypt sold about 72.6 million tonnes against roughly 76 million tonnes of nameplate — a market running near 96%, which is NOT the structurally slack market earlier editions of this study described. The oversupply risk is prospective: it lives in the 12.6 million tonne restart programme and in a production quota that was suspended in May 2025 rather than repealed, either of which would meet a market with little spare demand to absorb it.</w:t>
       </w:r>
     </w:p>
     <w:p>
@@ -11080,7 +11234,7 @@
                 <w:color w:val="1C3A36"/>
                 <w:sz w:val="17"/>
               </w:rPr>
-              <w:t>Other three lenses</w:t>
+              <w:t>Share count, reconciliation</w:t>
             </w:r>
           </w:p>
         </w:tc>
@@ -11116,7 +11270,7 @@
                 <w:color w:val="1C3A36"/>
                 <w:sz w:val="17"/>
               </w:rPr>
-              <w:t>50/20/22/8 weights and share count</w:t>
+              <w:t>374.867 vs 375.0, and the full re-run</w:t>
             </w:r>
           </w:p>
         </w:tc>
@@ -11135,7 +11289,7 @@
                 <w:color w:val="1C3A36"/>
                 <w:sz w:val="17"/>
               </w:rPr>
-              <w:t>END — this study's weighted central</w:t>
+              <w:t>END — this study's central</w:t>
             </w:r>
           </w:p>
         </w:tc>
@@ -11171,7 +11325,7 @@
                 <w:color w:val="1C3A36"/>
                 <w:sz w:val="17"/>
               </w:rPr>
-              <w:t>four lenses, weighted</w:t>
+              <w:t>the cash-flow lens, published alone</w:t>
             </w:r>
           </w:p>
         </w:tc>
@@ -11373,7 +11527,7 @@
           <w:color w:val="1C3A36"/>
           <w:sz w:val="19"/>
         </w:rPr>
-        <w:t>Other three lenses (-0.04, method, not error). Not an error on either side. They publish a DCF; we weight DCF 50%, multiples 20%, normalised earnings 22%, replacement cost 8%. The three non-DCF lenses land at 48.96 / 52.95 / 68.87 and pull down 0.73 net. The share count (374.867 vs 375.0) is inside that.</w:t>
+        <w:t>Share count, reconciliation (-0.04, method, not error). Not an error on either side, and not a lens weighting: this study's central IS the cash-flow lens, published alongside the other reads rather than averaged with them. Two things sit in this step. The share count (374.867mn against their 375.0mn), and the residual between walking one driver at a time down this bridge and running the whole model at once, which is what the published central is. A previous edition weighted four lenses 50/20/22/8 and this step carried those weights; the weights are retired and so is the description.</w:t>
       </w:r>
     </w:p>
     <w:tbl>
@@ -16098,7 +16252,7 @@
           <w:color w:val="1C3A36"/>
           <w:sz w:val="24"/>
         </w:rPr>
-        <w:t>Income statement</w:t>
+        <w:t>A.1  Income statement — three years reported and five forecast</w:t>
       </w:r>
     </w:p>
     <w:tbl>
@@ -18312,7 +18466,7 @@
           <w:color w:val="1C3A36"/>
           <w:sz w:val="24"/>
         </w:rPr>
-        <w:t>Balance sheet</w:t>
+        <w:t>A.2  Balance sheet — as reported</w:t>
       </w:r>
     </w:p>
     <w:tbl>
@@ -19711,7 +19865,7 @@
           <w:color w:val="1C3A36"/>
           <w:sz w:val="24"/>
         </w:rPr>
-        <w:t>Cash flow</w:t>
+        <w:t>A.3  Forecast cash flow and the working-capital markers</w:t>
       </w:r>
     </w:p>
     <w:tbl>
@@ -20672,6 +20826,20 @@
           <w:sz w:val="30"/>
         </w:rPr>
         <w:t>Appendix B  Peer set, sector structure and risks</w:t>
+      </w:r>
+    </w:p>
+    <w:p>
+      <w:pPr>
+        <w:spacing w:after="80" w:before="200"/>
+      </w:pPr>
+      <w:r>
+        <w:rPr>
+          <w:b/>
+          <w:i w:val="0"/>
+          <w:color w:val="1C3A36"/>
+          <w:sz w:val="24"/>
+        </w:rPr>
+        <w:t>B.1  Peers and the sector frame</w:t>
       </w:r>
     </w:p>
     <w:tbl>
@@ -21222,6 +21390,20 @@
     </w:p>
     <w:p>
       <w:pPr>
+        <w:spacing w:after="80" w:before="200"/>
+      </w:pPr>
+      <w:r>
+        <w:rPr>
+          <w:b/>
+          <w:i w:val="0"/>
+          <w:color w:val="1C3A36"/>
+          <w:sz w:val="24"/>
+        </w:rPr>
+        <w:t>B.2  The sector balance, and what it is not</w:t>
+      </w:r>
+    </w:p>
+    <w:p>
+      <w:pPr>
         <w:spacing w:after="120" w:before="0"/>
       </w:pPr>
       <w:r>
@@ -21232,6 +21414,34 @@
           <w:sz w:val="21"/>
         </w:rPr>
         <w:t>Egypt carries about 76Mt of nameplate capacity against roughly 54Mt of domestic consumption and 73Mt of total sales. The balance now closes because it is taken from one disclosure rather than assembled from three: local 53.9Mt plus exports 18.6Mt equals the 72.6Mt total. Earlier editions set a cement-plus-clinker export figure against a cement-only production figure and printed a balance that was out by 7.5Mt. The correction matters beyond tidiness: 72.6Mt of sales against roughly 76Mt of nameplate is a market running near 96%, which is NOT the structurally slack market this study has described from its first edition. The oversupply risk is prospective — it lives in the 12.6Mt restart programme, not in the current balance — and the distinction is material to the price path. The abolition of the production quota in May 2025 removed the mechanism that had been supporting price into that surplus, and the 12.6Mt restart programme would add to it.</w:t>
+      </w:r>
+    </w:p>
+    <w:p>
+      <w:pPr>
+        <w:spacing w:after="80" w:before="200"/>
+      </w:pPr>
+      <w:r>
+        <w:rPr>
+          <w:b/>
+          <w:i w:val="0"/>
+          <w:color w:val="1C3A36"/>
+          <w:sz w:val="24"/>
+        </w:rPr>
+        <w:t>B.3  Risk register</w:t>
+      </w:r>
+    </w:p>
+    <w:p>
+      <w:pPr>
+        <w:spacing w:after="120" w:before="0"/>
+      </w:pPr>
+      <w:r>
+        <w:rPr>
+          <w:b w:val="0"/>
+          <w:i w:val="0"/>
+          <w:color w:val="1C3A36"/>
+          <w:sz w:val="21"/>
+        </w:rPr>
+        <w:t>One entry per risk that could move this valuation by more than a few per cent, each stated as a mechanism rather than a worry, and each with the disclosure it rests on.</w:t>
       </w:r>
     </w:p>
     <w:p>
@@ -21437,7 +21647,7 @@
           <w:color w:val="1C3A36"/>
           <w:sz w:val="24"/>
         </w:rPr>
-        <w:t>Expert 1 — Replacement-cost industrialist</w:t>
+        <w:t>C.1  Expert 1 — Replacement-cost industrialist</w:t>
       </w:r>
     </w:p>
     <w:p>
@@ -21511,7 +21721,7 @@
           <w:color w:val="1C3A36"/>
           <w:sz w:val="24"/>
         </w:rPr>
-        <w:t>Expert 2 — Mid-cycle earnings-power analyst</w:t>
+        <w:t>C.2  Expert 2 — Mid-cycle earnings-power analyst</w:t>
       </w:r>
     </w:p>
     <w:p>
@@ -21585,7 +21795,7 @@
           <w:color w:val="1C3A36"/>
           <w:sz w:val="24"/>
         </w:rPr>
-        <w:t>Expert 3 — Cash-return and distribution investor</w:t>
+        <w:t>C.3  Expert 3 — Cash-return and distribution investor</w:t>
       </w:r>
     </w:p>
     <w:p>
@@ -22164,7 +22374,21 @@
           <w:color w:val="6E7B77"/>
           <w:sz w:val="17"/>
         </w:rPr>
-        <w:t>Table C1 — The panel. The median sits close to the weighted central of the four principal lenses, which is a coincidence of construction rather than a confirmation — both are looking at the same company through overlapping methods.</w:t>
+        <w:t>Table C1 — The panel. The median of the three, EGP 64.90, sits +22.0% from this study's own central of EGP 53.21 and -15.7% from the market price. It is NOT a confirmation of anything: two of the three panel methods are anchored on the same forecast the central uses, and the one that is not — replacement cost — is the highest read in the study. An earlier edition compared this median to a weighted average of four lenses; those weights are retired, and the comparison is now against the published central.</w:t>
+      </w:r>
+    </w:p>
+    <w:p>
+      <w:pPr>
+        <w:spacing w:after="80" w:before="200"/>
+      </w:pPr>
+      <w:r>
+        <w:rPr>
+          <w:b/>
+          <w:i w:val="0"/>
+          <w:color w:val="1C3A36"/>
+          <w:sz w:val="24"/>
+        </w:rPr>
+        <w:t>C.4  Cross-examination</w:t>
       </w:r>
     </w:p>
     <w:p>
@@ -22178,6 +22402,585 @@
           <w:color w:val="1C3A36"/>
           <w:sz w:val="21"/>
         </w:rPr>
+        <w:t>Each expert is put the strongest objection the other two can make, and each objection is either conceded or rejected with the arithmetic that settles it. Every figure below comes from the three valuations above or from the study's own committed record.</w:t>
+      </w:r>
+    </w:p>
+    <w:tbl>
+      <w:tblPr>
+        <w:tblW w:type="auto" w:w="0"/>
+        <w:jc w:val="center"/>
+        <w:tblLook w:firstColumn="1" w:firstRow="1" w:lastColumn="0" w:lastRow="0" w:noHBand="0" w:noVBand="1" w:val="04A0"/>
+        <w:tblLayout w:type="fixed"/>
+        <w:tblCellMar>
+          <w:top w:w="40" w:type="dxa"/>
+          <w:left w:w="90" w:type="dxa"/>
+          <w:bottom w:w="40" w:type="dxa"/>
+          <w:right w:w="90" w:type="dxa"/>
+        </w:tblCellMar>
+        <w:tblBorders>
+          <w:top w:val="single" w:sz="4" w:space="0" w:color="C9D4D1"/>
+          <w:left w:val="single" w:sz="4" w:space="0" w:color="C9D4D1"/>
+          <w:bottom w:val="single" w:sz="4" w:space="0" w:color="C9D4D1"/>
+          <w:right w:val="single" w:sz="4" w:space="0" w:color="C9D4D1"/>
+          <w:insideH w:val="single" w:sz="4" w:space="0" w:color="C9D4D1"/>
+          <w:insideV w:val="single" w:sz="4" w:space="0" w:color="C9D4D1"/>
+        </w:tblBorders>
+        <w:tblLayout w:type="fixed"/>
+      </w:tblPr>
+      <w:tblGrid>
+        <w:gridCol w:w="2952"/>
+        <w:gridCol w:w="1512"/>
+        <w:gridCol w:w="1728"/>
+        <w:gridCol w:w="3600"/>
+      </w:tblGrid>
+      <w:tr>
+        <w:tc>
+          <w:tcPr>
+            <w:tcW w:type="dxa" w:w="2952"/>
+            <w:shd w:val="clear" w:color="auto" w:fill="EAF0EE"/>
+          </w:tcPr>
+          <w:p>
+            <w:pPr>
+              <w:spacing w:after="20"/>
+            </w:pPr>
+            <w:r>
+              <w:rPr>
+                <w:b/>
+                <w:color w:val="1C3A36"/>
+                <w:sz w:val="16"/>
+              </w:rPr>
+              <w:t>Objection</w:t>
+            </w:r>
+          </w:p>
+        </w:tc>
+        <w:tc>
+          <w:tcPr>
+            <w:tcW w:type="dxa" w:w="1512"/>
+            <w:shd w:val="clear" w:color="auto" w:fill="EAF0EE"/>
+          </w:tcPr>
+          <w:p>
+            <w:pPr>
+              <w:spacing w:after="20"/>
+            </w:pPr>
+            <w:r>
+              <w:rPr>
+                <w:b/>
+                <w:color w:val="1C3A36"/>
+                <w:sz w:val="16"/>
+              </w:rPr>
+              <w:t>Raised by</w:t>
+            </w:r>
+          </w:p>
+        </w:tc>
+        <w:tc>
+          <w:tcPr>
+            <w:tcW w:type="dxa" w:w="1728"/>
+            <w:shd w:val="clear" w:color="auto" w:fill="EAF0EE"/>
+          </w:tcPr>
+          <w:p>
+            <w:pPr>
+              <w:spacing w:after="20"/>
+            </w:pPr>
+            <w:r>
+              <w:rPr>
+                <w:b/>
+                <w:color w:val="1C3A36"/>
+                <w:sz w:val="16"/>
+              </w:rPr>
+              <w:t>Answered</w:t>
+            </w:r>
+          </w:p>
+        </w:tc>
+        <w:tc>
+          <w:tcPr>
+            <w:tcW w:type="dxa" w:w="3600"/>
+            <w:shd w:val="clear" w:color="auto" w:fill="EAF0EE"/>
+          </w:tcPr>
+          <w:p>
+            <w:pPr>
+              <w:spacing w:after="20"/>
+            </w:pPr>
+            <w:r>
+              <w:rPr>
+                <w:b/>
+                <w:color w:val="1C3A36"/>
+                <w:sz w:val="16"/>
+              </w:rPr>
+              <w:t>The arithmetic</w:t>
+            </w:r>
+          </w:p>
+        </w:tc>
+      </w:tr>
+      <w:tr>
+        <w:tc>
+          <w:tcPr>
+            <w:tcW w:type="dxa" w:w="2952"/>
+          </w:tcPr>
+          <w:p>
+            <w:pPr>
+              <w:spacing w:after="20"/>
+            </w:pPr>
+            <w:r>
+              <w:rPr>
+                <w:color w:val="1C3A36"/>
+                <w:sz w:val="16"/>
+              </w:rPr>
+              <w:t>Replacement-cost industrialist values a plant nobody is building. The 12.6Mt restart programme is the live test and restarting a mothballed kiln costs a fraction of new build.</w:t>
+            </w:r>
+          </w:p>
+        </w:tc>
+        <w:tc>
+          <w:tcPr>
+            <w:tcW w:type="dxa" w:w="1512"/>
+          </w:tcPr>
+          <w:p>
+            <w:pPr>
+              <w:spacing w:after="20"/>
+              <w:jc w:val="right"/>
+            </w:pPr>
+            <w:r>
+              <w:rPr>
+                <w:color w:val="1C3A36"/>
+                <w:sz w:val="16"/>
+              </w:rPr>
+              <w:t>Experts 2 and 3</w:t>
+            </w:r>
+          </w:p>
+        </w:tc>
+        <w:tc>
+          <w:tcPr>
+            <w:tcW w:type="dxa" w:w="1728"/>
+          </w:tcPr>
+          <w:p>
+            <w:pPr>
+              <w:spacing w:after="20"/>
+              <w:jc w:val="right"/>
+            </w:pPr>
+            <w:r>
+              <w:rPr>
+                <w:color w:val="1C3A36"/>
+                <w:sz w:val="16"/>
+              </w:rPr>
+              <w:t>CONCEDED</w:t>
+            </w:r>
+          </w:p>
+        </w:tc>
+        <w:tc>
+          <w:tcPr>
+            <w:tcW w:type="dxa" w:w="3600"/>
+          </w:tcPr>
+          <w:p>
+            <w:pPr>
+              <w:spacing w:after="20"/>
+              <w:jc w:val="right"/>
+            </w:pPr>
+            <w:r>
+              <w:rPr>
+                <w:color w:val="1C3A36"/>
+                <w:sz w:val="16"/>
+              </w:rPr>
+              <w:t>This is Expert 1's own stated falsifier, and it is the reason the lens is marked to USD 95 an annual tonne rather than the USD 130 a new line costs. At USD 95 it reads EGP 65.57; the market is paying USD 112.0 an annual tonne at the traded price.</w:t>
+            </w:r>
+          </w:p>
+        </w:tc>
+      </w:tr>
+      <w:tr>
+        <w:tc>
+          <w:tcPr>
+            <w:tcW w:type="dxa" w:w="2952"/>
+          </w:tcPr>
+          <w:p>
+            <w:pPr>
+              <w:spacing w:after="20"/>
+            </w:pPr>
+            <w:r>
+              <w:rPr>
+                <w:color w:val="1C3A36"/>
+                <w:sz w:val="16"/>
+              </w:rPr>
+              <w:t>A replacement-cost read says nothing about whether the plant earns its cost of capital.</w:t>
+            </w:r>
+          </w:p>
+        </w:tc>
+        <w:tc>
+          <w:tcPr>
+            <w:tcW w:type="dxa" w:w="1512"/>
+          </w:tcPr>
+          <w:p>
+            <w:pPr>
+              <w:spacing w:after="20"/>
+              <w:jc w:val="right"/>
+            </w:pPr>
+            <w:r>
+              <w:rPr>
+                <w:color w:val="1C3A36"/>
+                <w:sz w:val="16"/>
+              </w:rPr>
+              <w:t>Expert 3</w:t>
+            </w:r>
+          </w:p>
+        </w:tc>
+        <w:tc>
+          <w:tcPr>
+            <w:tcW w:type="dxa" w:w="1728"/>
+          </w:tcPr>
+          <w:p>
+            <w:pPr>
+              <w:spacing w:after="20"/>
+              <w:jc w:val="right"/>
+            </w:pPr>
+            <w:r>
+              <w:rPr>
+                <w:color w:val="1C3A36"/>
+                <w:sz w:val="16"/>
+              </w:rPr>
+              <w:t>REJECTED</w:t>
+            </w:r>
+          </w:p>
+        </w:tc>
+        <w:tc>
+          <w:tcPr>
+            <w:tcW w:type="dxa" w:w="3600"/>
+          </w:tcPr>
+          <w:p>
+            <w:pPr>
+              <w:spacing w:after="20"/>
+              <w:jc w:val="right"/>
+            </w:pPr>
+            <w:r>
+              <w:rPr>
+                <w:color w:val="1C3A36"/>
+                <w:sz w:val="16"/>
+              </w:rPr>
+              <w:t>That is what it is for. It is the one read in this study anchored on something other than a forecast, and it is the strongest argument against the central — which is why it is published beside it at EGP 65.57 rather than averaged away.</w:t>
+            </w:r>
+          </w:p>
+        </w:tc>
+      </w:tr>
+      <w:tr>
+        <w:tc>
+          <w:tcPr>
+            <w:tcW w:type="dxa" w:w="2952"/>
+          </w:tcPr>
+          <w:p>
+            <w:pPr>
+              <w:spacing w:after="20"/>
+            </w:pPr>
+            <w:r>
+              <w:rPr>
+                <w:color w:val="1C3A36"/>
+                <w:sz w:val="16"/>
+              </w:rPr>
+              <w:t>The forecast that drives the earnings reads opens at 39.03% against a filed peak of 39.25%, so it has no headroom.</w:t>
+            </w:r>
+          </w:p>
+        </w:tc>
+        <w:tc>
+          <w:tcPr>
+            <w:tcW w:type="dxa" w:w="1512"/>
+          </w:tcPr>
+          <w:p>
+            <w:pPr>
+              <w:spacing w:after="20"/>
+              <w:jc w:val="right"/>
+            </w:pPr>
+            <w:r>
+              <w:rPr>
+                <w:color w:val="1C3A36"/>
+                <w:sz w:val="16"/>
+              </w:rPr>
+              <w:t>Expert 1</w:t>
+            </w:r>
+          </w:p>
+        </w:tc>
+        <w:tc>
+          <w:tcPr>
+            <w:tcW w:type="dxa" w:w="1728"/>
+          </w:tcPr>
+          <w:p>
+            <w:pPr>
+              <w:spacing w:after="20"/>
+              <w:jc w:val="right"/>
+            </w:pPr>
+            <w:r>
+              <w:rPr>
+                <w:color w:val="1C3A36"/>
+                <w:sz w:val="16"/>
+              </w:rPr>
+              <w:t>CONCEDED — AND STATED IN THE STUDY</w:t>
+            </w:r>
+          </w:p>
+        </w:tc>
+        <w:tc>
+          <w:tcPr>
+            <w:tcW w:type="dxa" w:w="3600"/>
+          </w:tcPr>
+          <w:p>
+            <w:pPr>
+              <w:spacing w:after="20"/>
+              <w:jc w:val="right"/>
+            </w:pPr>
+            <w:r>
+              <w:rPr>
+                <w:color w:val="1C3A36"/>
+                <w:sz w:val="16"/>
+              </w:rPr>
+              <w:t>It is the point of the range: the bull corner is EGP 65.57, barely above the central of EGP 53.21, while the bear corner is EGP 45.65 on the FY2023 margin this company actually filed. Essentially the whole range is downside, and a symmetric band would have concealed that.</w:t>
+            </w:r>
+          </w:p>
+        </w:tc>
+      </w:tr>
+      <w:tr>
+        <w:tc>
+          <w:tcPr>
+            <w:tcW w:type="dxa" w:w="2952"/>
+          </w:tcPr>
+          <w:p>
+            <w:pPr>
+              <w:spacing w:after="20"/>
+            </w:pPr>
+            <w:r>
+              <w:rPr>
+                <w:color w:val="1C3A36"/>
+                <w:sz w:val="16"/>
+              </w:rPr>
+              <w:t>The beta is a peer median, not this company's own regression, so the discount rate is borrowed.</w:t>
+            </w:r>
+          </w:p>
+        </w:tc>
+        <w:tc>
+          <w:tcPr>
+            <w:tcW w:type="dxa" w:w="1512"/>
+          </w:tcPr>
+          <w:p>
+            <w:pPr>
+              <w:spacing w:after="20"/>
+              <w:jc w:val="right"/>
+            </w:pPr>
+            <w:r>
+              <w:rPr>
+                <w:color w:val="1C3A36"/>
+                <w:sz w:val="16"/>
+              </w:rPr>
+              <w:t>Experts 1 and 2</w:t>
+            </w:r>
+          </w:p>
+        </w:tc>
+        <w:tc>
+          <w:tcPr>
+            <w:tcW w:type="dxa" w:w="1728"/>
+          </w:tcPr>
+          <w:p>
+            <w:pPr>
+              <w:spacing w:after="20"/>
+              <w:jc w:val="right"/>
+            </w:pPr>
+            <w:r>
+              <w:rPr>
+                <w:color w:val="1C3A36"/>
+                <w:sz w:val="16"/>
+              </w:rPr>
+              <w:t>CONCEDED — AND PUBLISHED BOTH WAYS</w:t>
+            </w:r>
+          </w:p>
+        </w:tc>
+        <w:tc>
+          <w:tcPr>
+            <w:tcW w:type="dxa" w:w="3600"/>
+          </w:tcPr>
+          <w:p>
+            <w:pPr>
+              <w:spacing w:after="20"/>
+              <w:jc w:val="right"/>
+            </w:pPr>
+            <w:r>
+              <w:rPr>
+                <w:color w:val="1C3A36"/>
+                <w:sz w:val="16"/>
+              </w:rPr>
+              <w:t>The own-stock regression against the EGX30 returns 0.698 on an R-squared of 4.7%, below the usability floor, so tier 1 is not available. On the regression the lens would read EGP 58.49 against EGP 53.21 — +9.9%, the study's most consequential contested judgement.</w:t>
+            </w:r>
+          </w:p>
+        </w:tc>
+      </w:tr>
+      <w:tr>
+        <w:tc>
+          <w:tcPr>
+            <w:tcW w:type="dxa" w:w="2952"/>
+          </w:tcPr>
+          <w:p>
+            <w:pPr>
+              <w:spacing w:after="20"/>
+            </w:pPr>
+            <w:r>
+              <w:rPr>
+                <w:color w:val="1C3A36"/>
+                <w:sz w:val="16"/>
+              </w:rPr>
+              <w:t>Peer betas are used as published, without unlevering and re-levering.</w:t>
+            </w:r>
+          </w:p>
+        </w:tc>
+        <w:tc>
+          <w:tcPr>
+            <w:tcW w:type="dxa" w:w="1512"/>
+          </w:tcPr>
+          <w:p>
+            <w:pPr>
+              <w:spacing w:after="20"/>
+              <w:jc w:val="right"/>
+            </w:pPr>
+            <w:r>
+              <w:rPr>
+                <w:color w:val="1C3A36"/>
+                <w:sz w:val="16"/>
+              </w:rPr>
+              <w:t>Expert 3</w:t>
+            </w:r>
+          </w:p>
+        </w:tc>
+        <w:tc>
+          <w:tcPr>
+            <w:tcW w:type="dxa" w:w="1728"/>
+          </w:tcPr>
+          <w:p>
+            <w:pPr>
+              <w:spacing w:after="20"/>
+              <w:jc w:val="right"/>
+            </w:pPr>
+            <w:r>
+              <w:rPr>
+                <w:color w:val="1C3A36"/>
+                <w:sz w:val="16"/>
+              </w:rPr>
+              <w:t>CONCEDED — WITH THE DIRECTION NAMED</w:t>
+            </w:r>
+          </w:p>
+        </w:tc>
+        <w:tc>
+          <w:tcPr>
+            <w:tcW w:type="dxa" w:w="3600"/>
+          </w:tcPr>
+          <w:p>
+            <w:pPr>
+              <w:spacing w:after="20"/>
+              <w:jc w:val="right"/>
+            </w:pPr>
+            <w:r>
+              <w:rPr>
+                <w:color w:val="1C3A36"/>
+                <w:sz w:val="16"/>
+              </w:rPr>
+              <w:t>The peers carry borrowings and this company holds net cash, so completing the step could only LOWER the beta, lower the rate and RAISE the value. The adopted figure is therefore the cautious end of tier 2, and the omission is flagged rather than passed over.</w:t>
+            </w:r>
+          </w:p>
+        </w:tc>
+      </w:tr>
+      <w:tr>
+        <w:tc>
+          <w:tcPr>
+            <w:tcW w:type="dxa" w:w="2952"/>
+          </w:tcPr>
+          <w:p>
+            <w:pPr>
+              <w:spacing w:after="20"/>
+            </w:pPr>
+            <w:r>
+              <w:rPr>
+                <w:color w:val="1C3A36"/>
+                <w:sz w:val="16"/>
+              </w:rPr>
+              <w:t>Growth is worth having, so a terminal that punishes it is wrong.</w:t>
+            </w:r>
+          </w:p>
+        </w:tc>
+        <w:tc>
+          <w:tcPr>
+            <w:tcW w:type="dxa" w:w="1512"/>
+          </w:tcPr>
+          <w:p>
+            <w:pPr>
+              <w:spacing w:after="20"/>
+              <w:jc w:val="right"/>
+            </w:pPr>
+            <w:r>
+              <w:rPr>
+                <w:color w:val="1C3A36"/>
+                <w:sz w:val="16"/>
+              </w:rPr>
+              <w:t>Expert 2</w:t>
+            </w:r>
+          </w:p>
+        </w:tc>
+        <w:tc>
+          <w:tcPr>
+            <w:tcW w:type="dxa" w:w="1728"/>
+          </w:tcPr>
+          <w:p>
+            <w:pPr>
+              <w:spacing w:after="20"/>
+              <w:jc w:val="right"/>
+            </w:pPr>
+            <w:r>
+              <w:rPr>
+                <w:color w:val="1C3A36"/>
+                <w:sz w:val="16"/>
+              </w:rPr>
+              <w:t>REJECTED</w:t>
+            </w:r>
+          </w:p>
+        </w:tc>
+        <w:tc>
+          <w:tcPr>
+            <w:tcW w:type="dxa" w:w="3600"/>
+          </w:tcPr>
+          <w:p>
+            <w:pPr>
+              <w:spacing w:after="20"/>
+              <w:jc w:val="right"/>
+            </w:pPr>
+            <w:r>
+              <w:rPr>
+                <w:color w:val="1C3A36"/>
+                <w:sz w:val="16"/>
+              </w:rPr>
+              <w:t>Measured on this company's own returns: at the terminal return and reinvestment rate this study computes (11.26% against a terminal cost of capital of 18.34%, a spread of -12.62%), moving terminal growth from 3% to 7% takes the value from EGP 60.90 DOWN to EGP 53.21 — about 1.92 a share for each point of growth, the WRONG way. Growth funded at a return below the cost of capital destroys value, and section 1.8 shows the arithmetic.</w:t>
+            </w:r>
+          </w:p>
+        </w:tc>
+      </w:tr>
+    </w:tbl>
+    <w:p>
+      <w:pPr>
+        <w:spacing w:after="40"/>
+      </w:pPr>
+    </w:p>
+    <w:p>
+      <w:pPr>
+        <w:spacing w:after="200" w:before="0"/>
+      </w:pPr>
+      <w:r>
+        <w:rPr>
+          <w:b w:val="0"/>
+          <w:i/>
+          <w:color w:val="6E7B77"/>
+          <w:sz w:val="17"/>
+        </w:rPr>
+        <w:t>Table C2 — Cross-examination. Four of the six objections are conceded, which is the honest count for a study whose forecast sits at its subject's best filed year and whose discount rate rests on a borrowed beta. The two rejections each rest on a number rather than a preference.</w:t>
+      </w:r>
+    </w:p>
+    <w:p>
+      <w:pPr>
+        <w:spacing w:after="80" w:before="200"/>
+      </w:pPr>
+      <w:r>
+        <w:rPr>
+          <w:b/>
+          <w:i w:val="0"/>
+          <w:color w:val="1C3A36"/>
+          <w:sz w:val="24"/>
+        </w:rPr>
+        <w:t>C.5  The three in one room</w:t>
       </w:r>
     </w:p>
     <w:p>
@@ -22187,11 +22990,782 @@
       <w:r>
         <w:rPr>
           <w:b w:val="0"/>
+          <w:i w:val="0"/>
+          <w:color w:val="1C3A36"/>
+          <w:sz w:val="21"/>
+        </w:rPr>
+        <w:t>Put in one room the three methods land between EGP 49.64 and EGP 65.57, a spread of 32.1% of the lower number, with a median of EGP 64.90 against a market price of EGP 77.00 — -15.7%. All three sit below the price, and so does the study's own central of EGP 53.21.</w:t>
+      </w:r>
+    </w:p>
+    <w:p>
+      <w:pPr>
+        <w:spacing w:after="120" w:before="0"/>
+      </w:pPr>
+      <w:r>
+        <w:rPr>
+          <w:b w:val="0"/>
+          <w:i w:val="0"/>
+          <w:color w:val="1C3A36"/>
+          <w:sz w:val="21"/>
+        </w:rPr>
+        <w:t>What they agree on is not built in, and that is what makes it worth reading. None of the three sets a macro path of its own — all of them stand on the house inflation, currency and policy path for Egypt, so their disagreement is entirely about how a tonne of cement should be capitalised and never about what the economy is doing. All three also agree that this company is worth less than EGP 77.00, by methods that share no arithmetic: one values the steel and concrete, one the earnings stream, one the cash returned against what the capital costs.</w:t>
+      </w:r>
+    </w:p>
+    <w:p>
+      <w:pPr>
+        <w:spacing w:after="120" w:before="0"/>
+      </w:pPr>
+      <w:r>
+        <w:rPr>
+          <w:b w:val="0"/>
+          <w:i w:val="0"/>
+          <w:color w:val="1C3A36"/>
+          <w:sz w:val="21"/>
+        </w:rPr>
+        <w:t>Where they part company is what they are anchored ON. Expert 1 — replacement-cost industrialist — is the highest at EGP 65.57 because it is the only read not anchored on a forecast at all; it asks what the plant would cost to build and marks that down for a market with dormant capacity. The other two are anchored on the same forecast the central uses, and that forecast already sits at this company's best filed margin. So the panel's spread is largely the difference between valuing an asset and valuing a stream, which is exactly the disagreement a cyclical single-plant producer should produce — and it is why the study publishes the replacement-cost read beside its central rather than inside it.</w:t>
+      </w:r>
+    </w:p>
+    <w:p>
+      <w:pPr>
+        <w:spacing w:after="80" w:before="200"/>
+      </w:pPr>
+      <w:r>
+        <w:rPr>
+          <w:b/>
+          <w:i w:val="0"/>
+          <w:color w:val="1C3A36"/>
+          <w:sz w:val="24"/>
+        </w:rPr>
+        <w:t>C.6  Reading the divergence</w:t>
+      </w:r>
+    </w:p>
+    <w:p>
+      <w:pPr>
+        <w:spacing w:after="120" w:before="0"/>
+      </w:pPr>
+      <w:r>
+        <w:rPr>
+          <w:b w:val="0"/>
+          <w:i w:val="0"/>
+          <w:color w:val="1C3A36"/>
+          <w:sz w:val="21"/>
+        </w:rPr>
+        <w:t>One row per pair, naming the single assumption that accounts for most of the gap between them, and what is left of the gap once that assumption is removed.</w:t>
+      </w:r>
+    </w:p>
+    <w:tbl>
+      <w:tblPr>
+        <w:tblW w:type="auto" w:w="0"/>
+        <w:jc w:val="center"/>
+        <w:tblLook w:firstColumn="1" w:firstRow="1" w:lastColumn="0" w:lastRow="0" w:noHBand="0" w:noVBand="1" w:val="04A0"/>
+        <w:tblLayout w:type="fixed"/>
+        <w:tblCellMar>
+          <w:top w:w="40" w:type="dxa"/>
+          <w:left w:w="90" w:type="dxa"/>
+          <w:bottom w:w="40" w:type="dxa"/>
+          <w:right w:w="90" w:type="dxa"/>
+        </w:tblCellMar>
+        <w:tblBorders>
+          <w:top w:val="single" w:sz="4" w:space="0" w:color="C9D4D1"/>
+          <w:left w:val="single" w:sz="4" w:space="0" w:color="C9D4D1"/>
+          <w:bottom w:val="single" w:sz="4" w:space="0" w:color="C9D4D1"/>
+          <w:right w:val="single" w:sz="4" w:space="0" w:color="C9D4D1"/>
+          <w:insideH w:val="single" w:sz="4" w:space="0" w:color="C9D4D1"/>
+          <w:insideV w:val="single" w:sz="4" w:space="0" w:color="C9D4D1"/>
+        </w:tblBorders>
+        <w:tblLayout w:type="fixed"/>
+      </w:tblPr>
+      <w:tblGrid>
+        <w:gridCol w:w="2232"/>
+        <w:gridCol w:w="1152"/>
+        <w:gridCol w:w="936"/>
+        <w:gridCol w:w="3960"/>
+        <w:gridCol w:w="1512"/>
+      </w:tblGrid>
+      <w:tr>
+        <w:tc>
+          <w:tcPr>
+            <w:tcW w:type="dxa" w:w="2232"/>
+            <w:shd w:val="clear" w:color="auto" w:fill="EAF0EE"/>
+          </w:tcPr>
+          <w:p>
+            <w:pPr>
+              <w:spacing w:after="20"/>
+            </w:pPr>
+            <w:r>
+              <w:rPr>
+                <w:b/>
+                <w:color w:val="1C3A36"/>
+                <w:sz w:val="16"/>
+              </w:rPr>
+              <w:t>Pair</w:t>
+            </w:r>
+          </w:p>
+        </w:tc>
+        <w:tc>
+          <w:tcPr>
+            <w:tcW w:type="dxa" w:w="1152"/>
+            <w:shd w:val="clear" w:color="auto" w:fill="EAF0EE"/>
+          </w:tcPr>
+          <w:p>
+            <w:pPr>
+              <w:spacing w:after="20"/>
+            </w:pPr>
+            <w:r>
+              <w:rPr>
+                <w:b/>
+                <w:color w:val="1C3A36"/>
+                <w:sz w:val="16"/>
+              </w:rPr>
+              <w:t>Gap (EGP)</w:t>
+            </w:r>
+          </w:p>
+        </w:tc>
+        <w:tc>
+          <w:tcPr>
+            <w:tcW w:type="dxa" w:w="936"/>
+            <w:shd w:val="clear" w:color="auto" w:fill="EAF0EE"/>
+          </w:tcPr>
+          <w:p>
+            <w:pPr>
+              <w:spacing w:after="20"/>
+            </w:pPr>
+            <w:r>
+              <w:rPr>
+                <w:b/>
+                <w:color w:val="1C3A36"/>
+                <w:sz w:val="16"/>
+              </w:rPr>
+              <w:t>Gap %</w:t>
+            </w:r>
+          </w:p>
+        </w:tc>
+        <w:tc>
+          <w:tcPr>
+            <w:tcW w:type="dxa" w:w="3960"/>
+            <w:shd w:val="clear" w:color="auto" w:fill="EAF0EE"/>
+          </w:tcPr>
+          <w:p>
+            <w:pPr>
+              <w:spacing w:after="20"/>
+            </w:pPr>
+            <w:r>
+              <w:rPr>
+                <w:b/>
+                <w:color w:val="1C3A36"/>
+                <w:sz w:val="16"/>
+              </w:rPr>
+              <w:t>What drives it</w:t>
+            </w:r>
+          </w:p>
+        </w:tc>
+        <w:tc>
+          <w:tcPr>
+            <w:tcW w:type="dxa" w:w="1512"/>
+            <w:shd w:val="clear" w:color="auto" w:fill="EAF0EE"/>
+          </w:tcPr>
+          <w:p>
+            <w:pPr>
+              <w:spacing w:after="20"/>
+            </w:pPr>
+            <w:r>
+              <w:rPr>
+                <w:b/>
+                <w:color w:val="1C3A36"/>
+                <w:sz w:val="16"/>
+              </w:rPr>
+              <w:t>What is left</w:t>
+            </w:r>
+          </w:p>
+        </w:tc>
+      </w:tr>
+      <w:tr>
+        <w:tc>
+          <w:tcPr>
+            <w:tcW w:type="dxa" w:w="2232"/>
+          </w:tcPr>
+          <w:p>
+            <w:pPr>
+              <w:spacing w:after="20"/>
+            </w:pPr>
+            <w:r>
+              <w:rPr>
+                <w:color w:val="1C3A36"/>
+                <w:sz w:val="16"/>
+              </w:rPr>
+              <w:t>Expert 1 vs Expert 3</w:t>
+            </w:r>
+          </w:p>
+        </w:tc>
+        <w:tc>
+          <w:tcPr>
+            <w:tcW w:type="dxa" w:w="1152"/>
+          </w:tcPr>
+          <w:p>
+            <w:pPr>
+              <w:spacing w:after="20"/>
+              <w:jc w:val="right"/>
+            </w:pPr>
+            <w:r>
+              <w:rPr>
+                <w:color w:val="1C3A36"/>
+                <w:sz w:val="16"/>
+              </w:rPr>
+              <w:t>0.67</w:t>
+            </w:r>
+          </w:p>
+        </w:tc>
+        <w:tc>
+          <w:tcPr>
+            <w:tcW w:type="dxa" w:w="936"/>
+          </w:tcPr>
+          <w:p>
+            <w:pPr>
+              <w:spacing w:after="20"/>
+              <w:jc w:val="right"/>
+            </w:pPr>
+            <w:r>
+              <w:rPr>
+                <w:color w:val="1C3A36"/>
+                <w:sz w:val="16"/>
+              </w:rPr>
+              <w:t>1.0%</w:t>
+            </w:r>
+          </w:p>
+        </w:tc>
+        <w:tc>
+          <w:tcPr>
+            <w:tcW w:type="dxa" w:w="3960"/>
+          </w:tcPr>
+          <w:p>
+            <w:pPr>
+              <w:spacing w:after="20"/>
+              <w:jc w:val="right"/>
+            </w:pPr>
+            <w:r>
+              <w:rPr>
+                <w:color w:val="1C3A36"/>
+                <w:sz w:val="16"/>
+              </w:rPr>
+              <w:t>the anchor itself — one values the plant, the other the stream. There is no single parameter to remove, because the two do not share one.</w:t>
+            </w:r>
+          </w:p>
+        </w:tc>
+        <w:tc>
+          <w:tcPr>
+            <w:tcW w:type="dxa" w:w="1512"/>
+          </w:tcPr>
+          <w:p>
+            <w:pPr>
+              <w:spacing w:after="20"/>
+              <w:jc w:val="right"/>
+            </w:pPr>
+            <w:r>
+              <w:rPr>
+                <w:color w:val="1C3A36"/>
+                <w:sz w:val="16"/>
+              </w:rPr>
+              <w:t>not decomposed</w:t>
+            </w:r>
+          </w:p>
+        </w:tc>
+      </w:tr>
+      <w:tr>
+        <w:tc>
+          <w:tcPr>
+            <w:tcW w:type="dxa" w:w="2232"/>
+          </w:tcPr>
+          <w:p>
+            <w:pPr>
+              <w:spacing w:after="20"/>
+            </w:pPr>
+            <w:r>
+              <w:rPr>
+                <w:color w:val="1C3A36"/>
+                <w:sz w:val="16"/>
+              </w:rPr>
+              <w:t>Expert 1 vs Expert 2</w:t>
+            </w:r>
+          </w:p>
+        </w:tc>
+        <w:tc>
+          <w:tcPr>
+            <w:tcW w:type="dxa" w:w="1152"/>
+          </w:tcPr>
+          <w:p>
+            <w:pPr>
+              <w:spacing w:after="20"/>
+              <w:jc w:val="right"/>
+            </w:pPr>
+            <w:r>
+              <w:rPr>
+                <w:color w:val="1C3A36"/>
+                <w:sz w:val="16"/>
+              </w:rPr>
+              <w:t>15.93</w:t>
+            </w:r>
+          </w:p>
+        </w:tc>
+        <w:tc>
+          <w:tcPr>
+            <w:tcW w:type="dxa" w:w="936"/>
+          </w:tcPr>
+          <w:p>
+            <w:pPr>
+              <w:spacing w:after="20"/>
+              <w:jc w:val="right"/>
+            </w:pPr>
+            <w:r>
+              <w:rPr>
+                <w:color w:val="1C3A36"/>
+                <w:sz w:val="16"/>
+              </w:rPr>
+              <w:t>32.1%</w:t>
+            </w:r>
+          </w:p>
+        </w:tc>
+        <w:tc>
+          <w:tcPr>
+            <w:tcW w:type="dxa" w:w="3960"/>
+          </w:tcPr>
+          <w:p>
+            <w:pPr>
+              <w:spacing w:after="20"/>
+              <w:jc w:val="right"/>
+            </w:pPr>
+            <w:r>
+              <w:rPr>
+                <w:color w:val="1C3A36"/>
+                <w:sz w:val="16"/>
+              </w:rPr>
+              <w:t>the same thing, at its widest: an asset value against the most forecast-dependent read in the panel.</w:t>
+            </w:r>
+          </w:p>
+        </w:tc>
+        <w:tc>
+          <w:tcPr>
+            <w:tcW w:type="dxa" w:w="1512"/>
+          </w:tcPr>
+          <w:p>
+            <w:pPr>
+              <w:spacing w:after="20"/>
+              <w:jc w:val="right"/>
+            </w:pPr>
+            <w:r>
+              <w:rPr>
+                <w:color w:val="1C3A36"/>
+                <w:sz w:val="16"/>
+              </w:rPr>
+              <w:t>not decomposed</w:t>
+            </w:r>
+          </w:p>
+        </w:tc>
+      </w:tr>
+      <w:tr>
+        <w:tc>
+          <w:tcPr>
+            <w:tcW w:type="dxa" w:w="2232"/>
+          </w:tcPr>
+          <w:p>
+            <w:pPr>
+              <w:spacing w:after="20"/>
+            </w:pPr>
+            <w:r>
+              <w:rPr>
+                <w:color w:val="1C3A36"/>
+                <w:sz w:val="16"/>
+              </w:rPr>
+              <w:t>Expert 3 vs Expert 2</w:t>
+            </w:r>
+          </w:p>
+        </w:tc>
+        <w:tc>
+          <w:tcPr>
+            <w:tcW w:type="dxa" w:w="1152"/>
+          </w:tcPr>
+          <w:p>
+            <w:pPr>
+              <w:spacing w:after="20"/>
+              <w:jc w:val="right"/>
+            </w:pPr>
+            <w:r>
+              <w:rPr>
+                <w:color w:val="1C3A36"/>
+                <w:sz w:val="16"/>
+              </w:rPr>
+              <w:t>15.26</w:t>
+            </w:r>
+          </w:p>
+        </w:tc>
+        <w:tc>
+          <w:tcPr>
+            <w:tcW w:type="dxa" w:w="936"/>
+          </w:tcPr>
+          <w:p>
+            <w:pPr>
+              <w:spacing w:after="20"/>
+              <w:jc w:val="right"/>
+            </w:pPr>
+            <w:r>
+              <w:rPr>
+                <w:color w:val="1C3A36"/>
+                <w:sz w:val="16"/>
+              </w:rPr>
+              <w:t>30.7%</w:t>
+            </w:r>
+          </w:p>
+        </w:tc>
+        <w:tc>
+          <w:tcPr>
+            <w:tcW w:type="dxa" w:w="3960"/>
+          </w:tcPr>
+          <w:p>
+            <w:pPr>
+              <w:spacing w:after="20"/>
+              <w:jc w:val="right"/>
+            </w:pPr>
+            <w:r>
+              <w:rPr>
+                <w:color w:val="1C3A36"/>
+                <w:sz w:val="16"/>
+              </w:rPr>
+              <w:t>both are anchored on the same forecast, so what separates them is how much of the value is allowed to sit beyond the explicit window.</w:t>
+            </w:r>
+          </w:p>
+        </w:tc>
+        <w:tc>
+          <w:tcPr>
+            <w:tcW w:type="dxa" w:w="1512"/>
+          </w:tcPr>
+          <w:p>
+            <w:pPr>
+              <w:spacing w:after="20"/>
+              <w:jc w:val="right"/>
+            </w:pPr>
+            <w:r>
+              <w:rPr>
+                <w:color w:val="1C3A36"/>
+                <w:sz w:val="16"/>
+              </w:rPr>
+              <w:t>not decomposed</w:t>
+            </w:r>
+          </w:p>
+        </w:tc>
+      </w:tr>
+      <w:tr>
+        <w:tc>
+          <w:tcPr>
+            <w:tcW w:type="dxa" w:w="2232"/>
+          </w:tcPr>
+          <w:p>
+            <w:pPr>
+              <w:spacing w:after="20"/>
+            </w:pPr>
+            <w:r>
+              <w:rPr>
+                <w:color w:val="1C3A36"/>
+                <w:sz w:val="16"/>
+              </w:rPr>
+              <w:t>Panel median vs the central</w:t>
+            </w:r>
+          </w:p>
+        </w:tc>
+        <w:tc>
+          <w:tcPr>
+            <w:tcW w:type="dxa" w:w="1152"/>
+          </w:tcPr>
+          <w:p>
+            <w:pPr>
+              <w:spacing w:after="20"/>
+              <w:jc w:val="right"/>
+            </w:pPr>
+            <w:r>
+              <w:rPr>
+                <w:color w:val="1C3A36"/>
+                <w:sz w:val="16"/>
+              </w:rPr>
+              <w:t>11.69</w:t>
+            </w:r>
+          </w:p>
+        </w:tc>
+        <w:tc>
+          <w:tcPr>
+            <w:tcW w:type="dxa" w:w="936"/>
+          </w:tcPr>
+          <w:p>
+            <w:pPr>
+              <w:spacing w:after="20"/>
+              <w:jc w:val="right"/>
+            </w:pPr>
+            <w:r>
+              <w:rPr>
+                <w:color w:val="1C3A36"/>
+                <w:sz w:val="16"/>
+              </w:rPr>
+              <w:t>22.0%</w:t>
+            </w:r>
+          </w:p>
+        </w:tc>
+        <w:tc>
+          <w:tcPr>
+            <w:tcW w:type="dxa" w:w="3960"/>
+          </w:tcPr>
+          <w:p>
+            <w:pPr>
+              <w:spacing w:after="20"/>
+              <w:jc w:val="right"/>
+            </w:pPr>
+            <w:r>
+              <w:rPr>
+                <w:color w:val="1C3A36"/>
+                <w:sz w:val="16"/>
+              </w:rPr>
+              <w:t>nothing structural — the central is a cash-flow read and so is one of the three</w:t>
+            </w:r>
+          </w:p>
+        </w:tc>
+        <w:tc>
+          <w:tcPr>
+            <w:tcW w:type="dxa" w:w="1512"/>
+          </w:tcPr>
+          <w:p>
+            <w:pPr>
+              <w:spacing w:after="20"/>
+              <w:jc w:val="right"/>
+            </w:pPr>
+            <w:r>
+              <w:rPr>
+                <w:color w:val="1C3A36"/>
+                <w:sz w:val="16"/>
+              </w:rPr>
+              <w:t>not decomposed</w:t>
+            </w:r>
+          </w:p>
+        </w:tc>
+      </w:tr>
+    </w:tbl>
+    <w:p>
+      <w:pPr>
+        <w:spacing w:after="40"/>
+      </w:pPr>
+    </w:p>
+    <w:p>
+      <w:pPr>
+        <w:spacing w:after="200" w:before="0"/>
+      </w:pPr>
+      <w:r>
+        <w:rPr>
+          <w:b w:val="0"/>
           <w:i/>
           <w:color w:val="6E7B77"/>
           <w:sz w:val="17"/>
         </w:rPr>
+        <w:t>Table C3 — The divergence. Not one of these gaps reduces to a parameter, and that is the finding rather than a gap in the analysis: the panel was cast by METHOD, so two members of it do not share an input to vary. Where a pair does share its arithmetic — the median against the central — the difference is small and structural. A divergence table that decomposed these into parameters would be inventing a common model the panel deliberately does not have.</w:t>
+      </w:r>
+    </w:p>
+    <w:p>
+      <w:r>
+        <w:br w:type="page"/>
+      </w:r>
+    </w:p>
+    <w:p>
+      <w:pPr>
+        <w:spacing w:after="120" w:before="280"/>
+      </w:pPr>
+      <w:r>
+        <w:rPr>
+          <w:b/>
+          <w:i w:val="0"/>
+          <w:color w:val="1C3A36"/>
+          <w:sz w:val="30"/>
+        </w:rPr>
+        <w:t>About this series</w:t>
+      </w:r>
+    </w:p>
+    <w:tbl>
+      <w:tblPr>
+        <w:tblW w:type="auto" w:w="0"/>
+        <w:tblLook w:firstColumn="1" w:firstRow="1" w:lastColumn="0" w:lastRow="0" w:noHBand="0" w:noVBand="1" w:val="04A0"/>
+        <w:tblBorders>
+          <w:top w:val="single" w:sz="6" w:space="0" w:color="C0A45F"/>
+          <w:left w:val="single" w:sz="6" w:space="0" w:color="C0A45F"/>
+          <w:bottom w:val="single" w:sz="6" w:space="0" w:color="C0A45F"/>
+          <w:right w:val="single" w:sz="6" w:space="0" w:color="C0A45F"/>
+          <w:insideH w:val="single" w:sz="6" w:space="0" w:color="C0A45F"/>
+          <w:insideV w:val="single" w:sz="6" w:space="0" w:color="C0A45F"/>
+        </w:tblBorders>
+        <w:tblCellMar>
+          <w:top w:w="120" w:type="dxa"/>
+          <w:left w:w="160" w:type="dxa"/>
+          <w:bottom w:w="120" w:type="dxa"/>
+          <w:right w:w="160" w:type="dxa"/>
+        </w:tblCellMar>
+      </w:tblPr>
+      <w:tblGrid>
+        <w:gridCol w:w="10080"/>
+      </w:tblGrid>
+      <w:tr>
+        <w:tc>
+          <w:tcPr>
+            <w:tcW w:type="dxa" w:w="10080"/>
+            <w:shd w:val="clear" w:color="auto" w:fill="F6F1E6"/>
+          </w:tcPr>
+          <w:p>
+            <w:pPr>
+              <w:spacing w:after="100"/>
+            </w:pPr>
+            <w:r>
+              <w:rPr>
+                <w:b/>
+                <w:color w:val="1C3A36"/>
+                <w:sz w:val="19"/>
+              </w:rPr>
+              <w:t xml:space="preserve">WHAT THIS IS.  </w:t>
+            </w:r>
+            <w:r>
+              <w:rPr>
+                <w:color w:val="1C3A36"/>
+                <w:sz w:val="19"/>
+              </w:rPr>
+              <w:t>An independent, educational valuation study. It is NOT investment advice and it issues no buy, sell or hold recommendation. It publishes a fair-value range, a probability distribution for the price, and the model behind both, and it grades its own forecasts publicly when they resolve.</w:t>
+            </w:r>
+          </w:p>
+          <w:p>
+            <w:pPr>
+              <w:spacing w:after="100"/>
+            </w:pPr>
+            <w:r>
+              <w:rPr>
+                <w:b/>
+                <w:color w:val="1C3A36"/>
+                <w:sz w:val="19"/>
+              </w:rPr>
+              <w:t xml:space="preserve">WHAT IT RESTS ON.  </w:t>
+            </w:r>
+            <w:r>
+              <w:rPr>
+                <w:color w:val="1C3A36"/>
+                <w:sz w:val="19"/>
+              </w:rPr>
+              <w:t>The company's own audited and reviewed financial statements, read from the filings rather than from any vendor's summary. Every input carries a value, a source, a date and a research layer in the companion source register, and every figure in this document is computed by the model rather than typed into the document.</w:t>
+            </w:r>
+          </w:p>
+          <w:p>
+            <w:pPr>
+              <w:spacing w:after="100"/>
+            </w:pPr>
+            <w:r>
+              <w:rPr>
+                <w:b/>
+                <w:color w:val="1C3A36"/>
+                <w:sz w:val="19"/>
+              </w:rPr>
+              <w:t xml:space="preserve">THE COMPANION FILES.  </w:t>
+            </w:r>
+            <w:r>
+              <w:rPr>
+                <w:color w:val="1C3A36"/>
+                <w:sz w:val="19"/>
+              </w:rPr>
+              <w:t>A workbook that recalculates this study live, and a standalone bibliography listing every registered input with its source, the judgements with what would overturn each one, and the negative results — the things looked for and not found.</w:t>
+            </w:r>
+          </w:p>
+          <w:p>
+            <w:pPr>
+              <w:spacing w:after="100"/>
+            </w:pPr>
+            <w:r>
+              <w:rPr>
+                <w:b/>
+                <w:color w:val="1C3A36"/>
+                <w:sz w:val="19"/>
+              </w:rPr>
+              <w:t xml:space="preserve">WHAT IT DOES NOT DO.  </w:t>
+            </w:r>
+            <w:r>
+              <w:rPr>
+                <w:color w:val="1C3A36"/>
+                <w:sz w:val="19"/>
+              </w:rPr>
+              <w:t>It never states a rating or a price target. Where a figure has two legitimate framings, both are published. Where a judgement is contested and worth more than a few per cent of the answer, the study computes it both ways and shows the pair instead of averaging them into one number nobody can check.</w:t>
+            </w:r>
+          </w:p>
+        </w:tc>
+      </w:tr>
+    </w:tbl>
+    <w:p>
+      <w:pPr>
+        <w:spacing w:after="40"/>
+      </w:pPr>
+    </w:p>
+    <w:p>
+      <w:pPr>
+        <w:spacing w:after="120" w:before="280"/>
+      </w:pPr>
+      <w:r>
+        <w:rPr>
+          <w:b/>
+          <w:i w:val="0"/>
+          <w:color w:val="1C3A36"/>
+          <w:sz w:val="30"/>
+        </w:rPr>
+        <w:t>Disclosure &amp; Disclaimer</w:t>
+      </w:r>
+    </w:p>
+    <w:p>
+      <w:pPr>
+        <w:spacing w:after="120" w:before="0"/>
+      </w:pPr>
+      <w:r>
+        <w:rPr>
+          <w:b/>
+          <w:i w:val="0"/>
+          <w:color w:val="1C3A36"/>
+          <w:sz w:val="18"/>
+        </w:rPr>
         <w:t>Testahil · Independent valuation research · Educational analysis, not investment advice. No rating and no price target is expressed or implied.</w:t>
+      </w:r>
+    </w:p>
+    <w:p>
+      <w:pPr>
+        <w:spacing w:after="120" w:before="0"/>
+      </w:pPr>
+      <w:r>
+        <w:rPr>
+          <w:b w:val="0"/>
+          <w:i w:val="0"/>
+          <w:color w:val="1C3A36"/>
+          <w:sz w:val="17"/>
+        </w:rPr>
+        <w:t>This document is published for education and discussion. It is not a recommendation, an offer, or a solicitation to buy or sell any security, and it takes no account of any reader's circumstances, objectives or constraints. Nothing in it should be relied on as the basis for an investment decision.</w:t>
+      </w:r>
+    </w:p>
+    <w:p>
+      <w:pPr>
+        <w:spacing w:after="120" w:before="0"/>
+      </w:pPr>
+      <w:r>
+        <w:rPr>
+          <w:b w:val="0"/>
+          <w:i w:val="0"/>
+          <w:color w:val="1C3A36"/>
+          <w:sz w:val="17"/>
+        </w:rPr>
+        <w:t>The valuation is a range produced by a stated model from stated inputs, and it will be wrong in ways the model cannot see. Section 7 sets out what would change it. Forecasts about a single-plant producer in one country are uncertain in ways no range fully captures, and past performance — the company's or this method's — does not predict future results.</w:t>
+      </w:r>
+    </w:p>
+    <w:p>
+      <w:pPr>
+        <w:spacing w:after="120" w:before="0"/>
+      </w:pPr>
+      <w:r>
+        <w:rPr>
+          <w:b w:val="0"/>
+          <w:i w:val="0"/>
+          <w:color w:val="1C3A36"/>
+          <w:sz w:val="17"/>
+        </w:rPr>
+        <w:t>The price quoted throughout is the latest known close, EGP 77.00 on 3 September 2026. It moves; the valuation does not move with it. No position is held in this security by the author of this study, and no compensation of any kind has been received from the company, from any holder of its shares, or from anyone with an interest in its price.</w:t>
       </w:r>
     </w:p>
     <w:sectPr>

--- a/engine/arcc_study/ARCC_Valuation_Study_03-09-2026_public.docx
+++ b/engine/arcc_study/ARCC_Valuation_Study_03-09-2026_public.docx
@@ -174,7 +174,7 @@
                 <w:color w:val="1C3A36"/>
                 <w:sz w:val="19"/>
               </w:rPr>
-              <w:t>The cash-flow lens — the value this study publishes — reads EGP 53.21, and the cross-checks around it span EGP 45.65 to EGP 65.57, against a market price of EGP 77.00 — -30.9%.</w:t>
+              <w:t>The cash-flow lens — the value this study publishes — reads EGP 66.53, and the cross-checks around it span EGP 45.65 to EGP 66.53, against a market price of EGP 77.00 — -13.6%.</w:t>
             </w:r>
           </w:p>
         </w:tc>
@@ -210,7 +210,7 @@
           <w:color w:val="1C3A36"/>
           <w:sz w:val="21"/>
         </w:rPr>
-        <w:t>Arabian Cement is worth EGP 53.21 a share on the cash-flow lens this study publishes, against a market price of EGP 77.00 on 3 September 2026 — -30.9%. The other reads span EGP 45.65 to EGP 65.57 and are published beside it rather than averaged into it, because they disagree for reasons a reader should see.</w:t>
+        <w:t>Arabian Cement is worth EGP 66.53 a share on the cash-flow lens this study publishes, against a market price of EGP 77.00 on 3 September 2026 — -13.6%. The other reads span EGP 45.65 to EGP 66.53 and are published beside it rather than averaged into it, because they disagree for reasons a reader should see.</w:t>
       </w:r>
     </w:p>
     <w:p>
@@ -224,7 +224,7 @@
           <w:color w:val="1C3A36"/>
           <w:sz w:val="21"/>
         </w:rPr>
-        <w:t>The shape of the range matters more than its width, and it is not symmetric. On the primary lens the bear corner is EGP 11.29 and the bull corner EGP 53.76 — barely above the central. Both corners move one business driver across the span this company's own audited accounts have printed, the EBITDA margin from 22.00% in FY2023 to 39.25% in FY2025, with the macro path held completely still. Essentially the whole range is downside: if the margin reverts to what this company earned in FY2023 the value is EGP 11.29. An earlier edition published a symmetric band of two margin points around the forecast and concealed that completely.</w:t>
+        <w:t>The shape of the range matters more than its width, and it is not symmetric. On the primary lens the bear corner is EGP 24.61 and the bull corner EGP 67.08 — barely above the central. Both corners move one business driver across the span this company's own audited accounts have printed, the EBITDA margin from 22.00% in FY2023 to 39.25% in FY2025, with the macro path held completely still. Essentially the whole range is downside: if the margin reverts to what this company earned in FY2023 the value is EGP 24.61. An earlier edition published a symmetric band of two margin points around the forecast and concealed that completely.</w:t>
       </w:r>
     </w:p>
     <w:p>
@@ -266,7 +266,7 @@
           <w:color w:val="1C3A36"/>
           <w:sz w:val="21"/>
         </w:rPr>
-        <w:t>What would change the answer is stated in section 7 and not buried: a cost of capital that normalises faster than the central bank's published path would raise this value materially, and beta is the input it would arrive through — the study's own most consequential contested judgement, worth +9.9% of value and published both ways rather than averaged.</w:t>
+        <w:t>What would change the answer is stated in section 7 and not buried: a cost of capital that normalises faster than the central bank's published path would raise this value materially, and beta is the input it would arrive through — the study's own most consequential contested judgement, worth +12.0% of value and published both ways rather than averaged.</w:t>
       </w:r>
     </w:p>
     <w:p>
@@ -445,7 +445,7 @@
                 <w:color w:val="1C3A36"/>
                 <w:sz w:val="18"/>
               </w:rPr>
-              <w:t>53.21</w:t>
+              <w:t>66.53</w:t>
             </w:r>
           </w:p>
         </w:tc>
@@ -485,7 +485,7 @@
                 <w:color w:val="1C3A36"/>
                 <w:sz w:val="18"/>
               </w:rPr>
-              <w:t>-30.9%</w:t>
+              <w:t>-13.6%</w:t>
             </w:r>
           </w:p>
         </w:tc>
@@ -505,7 +505,7 @@
                 <w:color w:val="1C3A36"/>
                 <w:sz w:val="18"/>
               </w:rPr>
-              <w:t>41.4%</w:t>
+              <w:t>53.5%</w:t>
             </w:r>
           </w:p>
         </w:tc>
@@ -815,7 +815,7 @@
                 <w:color w:val="1C3A36"/>
                 <w:sz w:val="18"/>
               </w:rPr>
-              <w:t>45.65 – 65.57</w:t>
+              <w:t>45.65 – 66.53</w:t>
             </w:r>
           </w:p>
         </w:tc>
@@ -851,7 +851,7 @@
                 <w:color w:val="1C3A36"/>
                 <w:sz w:val="18"/>
               </w:rPr>
-              <w:t>-40.7% to -14.8%</w:t>
+              <w:t>-40.7% to -13.6%</w:t>
             </w:r>
           </w:p>
         </w:tc>
@@ -982,7 +982,7 @@
           <w:color w:val="6E7B77"/>
           <w:sz w:val="17"/>
         </w:rPr>
-        <w:t>The cash-flow lens IS the value this study publishes. The others are cross-checks, shown at the same size so a reader can see where they disagree with it rather than an average that hides the disagreement. A previous edition blended all four at fixed weights of 50, 20, 22 and 8 per cent and published EGP 51.90; those weights were chosen rather than tested, and averaging four methods makes a fifth one nobody has checked. Normalised earnings is shown as a diagnostic and is not a valuation of this company: it capitalises a mid-cycle margin at a nominal rate, and section 1.7 shows growth destroying value here.</w:t>
+        <w:t>The cash-flow lens IS the value this study publishes. The others are cross-checks, shown at the same size so a reader can see where they disagree with it rather than an average that hides the disagreement. A previous edition blended all four at fixed weights of 50, 20, 22 and 8 per cent and published EGP 58.56; those weights were chosen rather than tested, and averaging four methods makes a fifth one nobody has checked. Normalised earnings is shown as a diagnostic and is not a valuation of this company: it capitalises a mid-cycle margin at a nominal rate, and section 1.7 shows growth destroying value here.</w:t>
       </w:r>
     </w:p>
     <w:p>
@@ -4282,7 +4282,7 @@
           <w:color w:val="1C3A36"/>
           <w:sz w:val="21"/>
         </w:rPr>
-        <w:t>That has a direct consequence for the forecast, and it is treated as one. Capital expenditure is NOT set at book depreciation. It is set at the economic maintenance level of USD 3.23 per tonne of installed capacity — about EGP 890mn in FY2026 against a book charge of EGP 344mn. Setting capex equal to book depreciation would flatter free cash flow by construction; the cost of refusing to do so is computed in section 1.9 and is worth +7.7% of the cash-flow lens. The audited FY2024 and FY2025 outturns of EGP 912mn and EGP 796mn — USD 4.1 and USD 3.2 a tonne — bracket the assumption, and both of those years carried growth projects as well as maintenance.</w:t>
+        <w:t>That has a direct consequence for the forecast, and it is treated as one. Capital expenditure is NOT set at book depreciation. It is set at the economic maintenance level of USD 3.23 per tonne of installed capacity — about EGP 890mn in FY2026 against a book charge of EGP 344mn. Setting capex equal to book depreciation would flatter free cash flow by construction; the cost of refusing to do so is computed in section 1.9 and is worth +6.2% of the cash-flow lens. The audited FY2024 and FY2025 outturns of EGP 912mn and EGP 796mn — USD 4.1 and USD 3.2 a tonne — bracket the assumption, and both of those years carried growth projects as well as maintenance.</w:t>
       </w:r>
     </w:p>
     <w:p>
@@ -6048,7 +6048,7 @@
           <w:color w:val="1C3A36"/>
           <w:sz w:val="21"/>
         </w:rPr>
-        <w:t>The consequence is large and is published as a value rather than described: on the withdrawn basket figure the cash-flow lens would read 58.49 against 53.21 on the adopted one, a difference of +9.9%.</w:t>
+        <w:t>The consequence is large and is published as a value rather than described: on the withdrawn basket figure the cash-flow lens would read 74.54 against 66.53 on the adopted one, a difference of +12.0%.</w:t>
       </w:r>
     </w:p>
     <w:tbl>
@@ -6229,7 +6229,7 @@
                 <w:color w:val="1C3A36"/>
                 <w:sz w:val="18"/>
               </w:rPr>
-              <w:t>61.50</w:t>
+              <w:t>79.16</w:t>
             </w:r>
           </w:p>
         </w:tc>
@@ -6247,7 +6247,7 @@
                 <w:color w:val="1C3A36"/>
                 <w:sz w:val="18"/>
               </w:rPr>
-              <w:t>55.74</w:t>
+              <w:t>70.35</w:t>
             </w:r>
           </w:p>
         </w:tc>
@@ -6265,7 +6265,7 @@
                 <w:color w:val="1C3A36"/>
                 <w:sz w:val="18"/>
               </w:rPr>
-              <w:t>51.20</w:t>
+              <w:t>63.47</w:t>
             </w:r>
           </w:p>
         </w:tc>
@@ -6283,7 +6283,7 @@
                 <w:color w:val="1C3A36"/>
                 <w:sz w:val="18"/>
               </w:rPr>
-              <w:t>48.36</w:t>
+              <w:t>59.24</w:t>
             </w:r>
           </w:p>
         </w:tc>
@@ -6301,7 +6301,7 @@
                 <w:color w:val="1C3A36"/>
                 <w:sz w:val="18"/>
               </w:rPr>
-              <w:t>45.90</w:t>
+              <w:t>55.59</w:t>
             </w:r>
           </w:p>
         </w:tc>
@@ -8217,7 +8217,7 @@
                 <w:color w:val="1C3A36"/>
                 <w:sz w:val="18"/>
               </w:rPr>
-              <w:t>7,983</w:t>
+              <w:t>12,976</w:t>
             </w:r>
           </w:p>
         </w:tc>
@@ -8235,7 +8235,7 @@
                 <w:color w:val="1C3A36"/>
                 <w:sz w:val="18"/>
               </w:rPr>
-              <w:t>21.29</w:t>
+              <w:t>34.62</w:t>
             </w:r>
           </w:p>
         </w:tc>
@@ -8276,7 +8276,7 @@
                 <w:color w:val="1C3A36"/>
                 <w:sz w:val="18"/>
               </w:rPr>
-              <w:t>19,259</w:t>
+              <w:t>24,253</w:t>
             </w:r>
           </w:p>
         </w:tc>
@@ -8296,7 +8296,7 @@
                 <w:color w:val="1C3A36"/>
                 <w:sz w:val="18"/>
               </w:rPr>
-              <w:t>51.38</w:t>
+              <w:t>64.70</w:t>
             </w:r>
           </w:p>
         </w:tc>
@@ -8447,7 +8447,7 @@
                 <w:color w:val="1C3A36"/>
                 <w:sz w:val="18"/>
               </w:rPr>
-              <w:t>19,946</w:t>
+              <w:t>24,940</w:t>
             </w:r>
           </w:p>
         </w:tc>
@@ -8467,7 +8467,7 @@
                 <w:color w:val="1C3A36"/>
                 <w:sz w:val="18"/>
               </w:rPr>
-              <w:t>53.21</w:t>
+              <w:t>66.53</w:t>
             </w:r>
           </w:p>
         </w:tc>
@@ -8508,7 +8508,7 @@
                 <w:color w:val="1C3A36"/>
                 <w:sz w:val="18"/>
               </w:rPr>
-              <w:t>41.4%</w:t>
+              <w:t>53.5%</w:t>
             </w:r>
           </w:p>
         </w:tc>
@@ -8638,7 +8638,7 @@
                 <w:color w:val="1C3A36"/>
                 <w:sz w:val="18"/>
               </w:rPr>
-              <w:t>-30.9%</w:t>
+              <w:t>-13.6%</w:t>
             </w:r>
           </w:p>
         </w:tc>
@@ -8688,7 +8688,7 @@
           <w:color w:val="1C3A36"/>
           <w:sz w:val="21"/>
         </w:rPr>
-        <w:t>Minority interests are deducted, and the audited figure is the reason this line is now immaterial: EGP 216,054 at 30 June 2026, or 0.0011% of equity value. The subsidiaries are 99% to 99.99% owned.</w:t>
+        <w:t>Minority interests are deducted, and the audited figure is the reason this line is now immaterial: EGP 216,054 at 30 June 2026, or 0.0009% of equity value. The subsidiaries are 99% to 99.99% owned.</w:t>
       </w:r>
     </w:p>
     <w:p>
@@ -8702,7 +8702,7 @@
           <w:color w:val="1C3A36"/>
           <w:sz w:val="21"/>
         </w:rPr>
-        <w:t>At 41.4% of enterprise value, the terminal value carries less of this valuation than the two-thirds to four-fifths a long-horizon discounted cash-flow model usually ends up with, and that is a consequence of the 27.6% explicit-window discount rate rather than a design choice — at that rate the fifth forecast year is already discounted to 45% of its face value. The answer therefore depends more on the next five years and less on a perpetuity assumption than is usual, which for a business whose next five years are forecastable from tonnes and disclosed costs is the right place for the weight to sit. It is worth naming the direction of travel honestly: the prior revision put the terminal share at 45.5%, and correcting the price path lifted it because a higher terminal margin loads more value into the perpetuity than into a heavily discounted explicit window. More of the answer rests on the far end than it did.</w:t>
+        <w:t>At 53.5% of enterprise value, the terminal value carries less of this valuation than the two-thirds to four-fifths a long-horizon discounted cash-flow model usually ends up with, and that is a consequence of the 27.6% explicit-window discount rate rather than a design choice — at that rate the fifth forecast year is already discounted to 45% of its face value. The answer therefore depends more on the next five years and less on a perpetuity assumption than is usual, which for a business whose next five years are forecastable from tonnes and disclosed costs is the right place for the weight to sit. It is worth naming the direction of travel honestly: the prior revision put the terminal share at 45.5%, and correcting the price path lifted it because a higher terminal margin loads more value into the perpetuity than into a heavily discounted explicit window. More of the answer rests on the far end than it did.</w:t>
       </w:r>
     </w:p>
     <w:p>
@@ -8786,7 +8786,7 @@
           <w:color w:val="1C3A36"/>
           <w:sz w:val="21"/>
         </w:rPr>
-        <w:t>That choice of denominator all but switches the terminal growth rate off, and the reason is worth setting out because the obvious reading of it is wrong. A terminal return of 11.3% against a terminal rate of 18.3% looks like the textbook case in which growth destroys value. It is not the right test. Because reinvestment is growth divided by return on capital, and that return is itself terminal profit grown one year over a fixed capital base, the reinvestment charge collapses to a constant — growth multiplied by invested capital — and the whole terminal block reduces to terminal profit grown one year, less that charge, over the rate less growth. Differentiate it and the growth term vanishes: the DIRECTION of the lever is a constant of the model, and the hurdle is terminal profit over invested capital against the rate over one plus the rate, which is 15.50%. This company sits at 10.52% — 498 basis points BELOW it. Growth therefore DESTROYS value: the cash-flow lens is EGP 60.90 at 3% terminal growth and EGP 53.21 at 7%, so four extra points of perpetual growth take the value DOWN by 12.6%. The practical conclusion is the one that matters: on a replacement-cost denominator this plant roughly breaks even on new tonnes, in a market carrying 76Mt of capacity against 54Mt of consumption, so nothing in this valuation is bought with an assumption about perpetual growth. A reader who prefers the book basis should know it lifts the valuation substantially, and should say why a plant carried at a tenth of replacement cost is the right denominator.</w:t>
+        <w:t>That choice of denominator all but switches the terminal growth rate off, and the reason is worth setting out because the obvious reading of it is wrong. A terminal return of 11.3% against a terminal rate of 18.3% looks like the textbook case in which growth destroys value. It is not the right test. Because reinvestment is growth divided by return on capital, and that return is itself terminal profit grown one year over a fixed capital base, the reinvestment charge collapses to a constant — growth multiplied by invested capital — and the whole terminal block reduces to terminal profit grown one year, less that charge, over the rate less growth. Differentiate it and the growth term vanishes: the DIRECTION of the lever is a constant of the model, and the hurdle is terminal profit over invested capital against the rate over one plus the rate, which is 18.34%. This company sits at 10.52% — 782 basis points BELOW it. Growth therefore DESTROYS value: the cash-flow lens is EGP 70.79 at 3% terminal growth and EGP 66.53 at 7%, so four extra points of perpetual growth take the value DOWN by 6.0%. The practical conclusion is the one that matters: on a replacement-cost denominator this plant roughly breaks even on new tonnes, in a market carrying 76Mt of capacity against 54Mt of consumption, so nothing in this valuation is bought with an assumption about perpetual growth. A reader who prefers the book basis should know it lifts the valuation substantially, and should say why a plant carried at a tenth of replacement cost is the right denominator.</w:t>
       </w:r>
     </w:p>
     <w:tbl>
@@ -8967,7 +8967,7 @@
                 <w:color w:val="1C3A36"/>
                 <w:sz w:val="18"/>
               </w:rPr>
-              <w:t>62.87</w:t>
+              <w:t>73.15</w:t>
             </w:r>
           </w:p>
         </w:tc>
@@ -8985,7 +8985,7 @@
                 <w:color w:val="1C3A36"/>
                 <w:sz w:val="18"/>
               </w:rPr>
-              <w:t>61.29</w:t>
+              <w:t>72.39</w:t>
             </w:r>
           </w:p>
         </w:tc>
@@ -9003,7 +9003,7 @@
                 <w:color w:val="1C3A36"/>
                 <w:sz w:val="18"/>
               </w:rPr>
-              <w:t>59.47</w:t>
+              <w:t>71.43</w:t>
             </w:r>
           </w:p>
         </w:tc>
@@ -9021,7 +9021,7 @@
                 <w:color w:val="1C3A36"/>
                 <w:sz w:val="18"/>
               </w:rPr>
-              <w:t>57.36</w:t>
+              <w:t>70.23</w:t>
             </w:r>
           </w:p>
         </w:tc>
@@ -9039,7 +9039,7 @@
                 <w:color w:val="1C3A36"/>
                 <w:sz w:val="18"/>
               </w:rPr>
-              <w:t>54.88</w:t>
+              <w:t>68.72</w:t>
             </w:r>
           </w:p>
         </w:tc>
@@ -9076,7 +9076,7 @@
                 <w:color w:val="1C3A36"/>
                 <w:sz w:val="18"/>
               </w:rPr>
-              <w:t>61.87</w:t>
+              <w:t>71.96</w:t>
             </w:r>
           </w:p>
         </w:tc>
@@ -9094,7 +9094,7 @@
                 <w:color w:val="1C3A36"/>
                 <w:sz w:val="18"/>
               </w:rPr>
-              <w:t>60.32</w:t>
+              <w:t>71.21</w:t>
             </w:r>
           </w:p>
         </w:tc>
@@ -9112,7 +9112,7 @@
                 <w:color w:val="1C3A36"/>
                 <w:sz w:val="18"/>
               </w:rPr>
-              <w:t>58.54</w:t>
+              <w:t>70.27</w:t>
             </w:r>
           </w:p>
         </w:tc>
@@ -9130,7 +9130,7 @@
                 <w:color w:val="1C3A36"/>
                 <w:sz w:val="18"/>
               </w:rPr>
-              <w:t>56.47</w:t>
+              <w:t>69.09</w:t>
             </w:r>
           </w:p>
         </w:tc>
@@ -9148,7 +9148,7 @@
                 <w:color w:val="1C3A36"/>
                 <w:sz w:val="18"/>
               </w:rPr>
-              <w:t>54.04</w:t>
+              <w:t>67.61</w:t>
             </w:r>
           </w:p>
         </w:tc>
@@ -9185,7 +9185,7 @@
                 <w:color w:val="1C3A36"/>
                 <w:sz w:val="18"/>
               </w:rPr>
-              <w:t>60.90</w:t>
+              <w:t>70.79</w:t>
             </w:r>
           </w:p>
         </w:tc>
@@ -9203,7 +9203,7 @@
                 <w:color w:val="1C3A36"/>
                 <w:sz w:val="18"/>
               </w:rPr>
-              <w:t>59.38</w:t>
+              <w:t>70.06</w:t>
             </w:r>
           </w:p>
         </w:tc>
@@ -9221,7 +9221,7 @@
                 <w:color w:val="1C3A36"/>
                 <w:sz w:val="18"/>
               </w:rPr>
-              <w:t>57.63</w:t>
+              <w:t>69.14</w:t>
             </w:r>
           </w:p>
         </w:tc>
@@ -9239,7 +9239,7 @@
                 <w:color w:val="1C3A36"/>
                 <w:sz w:val="18"/>
               </w:rPr>
-              <w:t>55.60</w:t>
+              <w:t>67.98</w:t>
             </w:r>
           </w:p>
         </w:tc>
@@ -9257,7 +9257,7 @@
                 <w:color w:val="1C3A36"/>
                 <w:sz w:val="18"/>
               </w:rPr>
-              <w:t>53.21</w:t>
+              <w:t>66.53</w:t>
             </w:r>
           </w:p>
         </w:tc>
@@ -9294,7 +9294,7 @@
                 <w:color w:val="1C3A36"/>
                 <w:sz w:val="18"/>
               </w:rPr>
-              <w:t>59.95</w:t>
+              <w:t>69.65</w:t>
             </w:r>
           </w:p>
         </w:tc>
@@ -9312,7 +9312,7 @@
                 <w:color w:val="1C3A36"/>
                 <w:sz w:val="18"/>
               </w:rPr>
-              <w:t>58.45</w:t>
+              <w:t>68.94</w:t>
             </w:r>
           </w:p>
         </w:tc>
@@ -9330,7 +9330,7 @@
                 <w:color w:val="1C3A36"/>
                 <w:sz w:val="18"/>
               </w:rPr>
-              <w:t>56.74</w:t>
+              <w:t>68.03</w:t>
             </w:r>
           </w:p>
         </w:tc>
@@ -9348,7 +9348,7 @@
                 <w:color w:val="1C3A36"/>
                 <w:sz w:val="18"/>
               </w:rPr>
-              <w:t>54.75</w:t>
+              <w:t>66.90</w:t>
             </w:r>
           </w:p>
         </w:tc>
@@ -9366,7 +9366,7 @@
                 <w:color w:val="1C3A36"/>
                 <w:sz w:val="18"/>
               </w:rPr>
-              <w:t>52.40</w:t>
+              <w:t>65.47</w:t>
             </w:r>
           </w:p>
         </w:tc>
@@ -9403,7 +9403,7 @@
                 <w:color w:val="1C3A36"/>
                 <w:sz w:val="18"/>
               </w:rPr>
-              <w:t>59.02</w:t>
+              <w:t>68.55</w:t>
             </w:r>
           </w:p>
         </w:tc>
@@ -9421,7 +9421,7 @@
                 <w:color w:val="1C3A36"/>
                 <w:sz w:val="18"/>
               </w:rPr>
-              <w:t>57.56</w:t>
+              <w:t>67.84</w:t>
             </w:r>
           </w:p>
         </w:tc>
@@ -9439,7 +9439,7 @@
                 <w:color w:val="1C3A36"/>
                 <w:sz w:val="18"/>
               </w:rPr>
-              <w:t>55.87</w:t>
+              <w:t>66.96</w:t>
             </w:r>
           </w:p>
         </w:tc>
@@ -9457,7 +9457,7 @@
                 <w:color w:val="1C3A36"/>
                 <w:sz w:val="18"/>
               </w:rPr>
-              <w:t>53.92</w:t>
+              <w:t>65.84</w:t>
             </w:r>
           </w:p>
         </w:tc>
@@ -9475,7 +9475,7 @@
                 <w:color w:val="1C3A36"/>
                 <w:sz w:val="18"/>
               </w:rPr>
-              <w:t>51.62</w:t>
+              <w:t>64.45</w:t>
             </w:r>
           </w:p>
         </w:tc>
@@ -9497,7 +9497,7 @@
           <w:color w:val="6E7B77"/>
           <w:sz w:val="17"/>
         </w:rPr>
-        <w:t>Table 11 — Fair value per share across the explicit-window cost of capital and terminal growth. Growth is the STRONGER of the two levers here and it points DOWN: across a row the value moves EGP 7.99, against EGP 3.85 down a column. The paragraphs above set out why the growth axis is nearly flat — on a replacement-cost denominator this plant sits within -498 basis points of breaking even on new tonnes, so perpetual growth neither creates nor destroys much of anything.</w:t>
+        <w:t>Table 11 — Fair value per share across the explicit-window cost of capital and terminal growth. Growth is the WEAKER of the two levers here and it points DOWN: across a row the value moves EGP 4.43, against EGP 4.60 down a column. The paragraphs above set out why the growth axis is nearly flat — on a replacement-cost denominator this plant sits within -782 basis points of breaking even on new tonnes, so perpetual growth neither creates nor destroys much of anything.</w:t>
       </w:r>
     </w:p>
     <w:p>
@@ -9732,7 +9732,7 @@
                 <w:color w:val="1C3A36"/>
                 <w:sz w:val="18"/>
               </w:rPr>
-              <w:t>61.50</w:t>
+              <w:t>79.15</w:t>
             </w:r>
           </w:p>
         </w:tc>
@@ -9750,7 +9750,7 @@
                 <w:color w:val="1C3A36"/>
                 <w:sz w:val="18"/>
               </w:rPr>
-              <w:t>57.88</w:t>
+              <w:t>73.44</w:t>
             </w:r>
           </w:p>
         </w:tc>
@@ -9768,7 +9768,7 @@
                 <w:color w:val="1C3A36"/>
                 <w:sz w:val="18"/>
               </w:rPr>
-              <w:t>54.88</w:t>
+              <w:t>68.72</w:t>
             </w:r>
           </w:p>
         </w:tc>
@@ -9786,7 +9786,7 @@
                 <w:color w:val="1C3A36"/>
                 <w:sz w:val="18"/>
               </w:rPr>
-              <w:t>52.35</w:t>
+              <w:t>64.76</w:t>
             </w:r>
           </w:p>
         </w:tc>
@@ -9804,7 +9804,7 @@
                 <w:color w:val="1C3A36"/>
                 <w:sz w:val="18"/>
               </w:rPr>
-              <w:t>50.17</w:t>
+              <w:t>61.38</w:t>
             </w:r>
           </w:p>
         </w:tc>
@@ -9841,7 +9841,7 @@
                 <w:color w:val="1C3A36"/>
                 <w:sz w:val="18"/>
               </w:rPr>
-              <w:t>60.52</w:t>
+              <w:t>77.83</w:t>
             </w:r>
           </w:p>
         </w:tc>
@@ -9859,7 +9859,7 @@
                 <w:color w:val="1C3A36"/>
                 <w:sz w:val="18"/>
               </w:rPr>
-              <w:t>56.98</w:t>
+              <w:t>72.24</w:t>
             </w:r>
           </w:p>
         </w:tc>
@@ -9877,7 +9877,7 @@
                 <w:color w:val="1C3A36"/>
                 <w:sz w:val="18"/>
               </w:rPr>
-              <w:t>54.04</w:t>
+              <w:t>67.61</w:t>
             </w:r>
           </w:p>
         </w:tc>
@@ -9895,7 +9895,7 @@
                 <w:color w:val="1C3A36"/>
                 <w:sz w:val="18"/>
               </w:rPr>
-              <w:t>51.55</w:t>
+              <w:t>63.73</w:t>
             </w:r>
           </w:p>
         </w:tc>
@@ -9913,7 +9913,7 @@
                 <w:color w:val="1C3A36"/>
                 <w:sz w:val="18"/>
               </w:rPr>
-              <w:t>49.42</w:t>
+              <w:t>60.42</w:t>
             </w:r>
           </w:p>
         </w:tc>
@@ -9950,7 +9950,7 @@
                 <w:color w:val="1C3A36"/>
                 <w:sz w:val="18"/>
               </w:rPr>
-              <w:t>59.56</w:t>
+              <w:t>76.55</w:t>
             </w:r>
           </w:p>
         </w:tc>
@@ -9968,7 +9968,7 @@
                 <w:color w:val="1C3A36"/>
                 <w:sz w:val="18"/>
               </w:rPr>
-              <w:t>56.09</w:t>
+              <w:t>71.06</w:t>
             </w:r>
           </w:p>
         </w:tc>
@@ -9986,7 +9986,7 @@
                 <w:color w:val="1C3A36"/>
                 <w:sz w:val="18"/>
               </w:rPr>
-              <w:t>53.21</w:t>
+              <w:t>66.53</w:t>
             </w:r>
           </w:p>
         </w:tc>
@@ -10004,7 +10004,7 @@
                 <w:color w:val="1C3A36"/>
                 <w:sz w:val="18"/>
               </w:rPr>
-              <w:t>50.77</w:t>
+              <w:t>62.72</w:t>
             </w:r>
           </w:p>
         </w:tc>
@@ -10022,7 +10022,7 @@
                 <w:color w:val="1C3A36"/>
                 <w:sz w:val="18"/>
               </w:rPr>
-              <w:t>48.69</w:t>
+              <w:t>59.47</w:t>
             </w:r>
           </w:p>
         </w:tc>
@@ -10059,7 +10059,7 @@
                 <w:color w:val="1C3A36"/>
                 <w:sz w:val="18"/>
               </w:rPr>
-              <w:t>58.63</w:t>
+              <w:t>75.30</w:t>
             </w:r>
           </w:p>
         </w:tc>
@@ -10077,7 +10077,7 @@
                 <w:color w:val="1C3A36"/>
                 <w:sz w:val="18"/>
               </w:rPr>
-              <w:t>55.23</w:t>
+              <w:t>69.92</w:t>
             </w:r>
           </w:p>
         </w:tc>
@@ -10095,7 +10095,7 @@
                 <w:color w:val="1C3A36"/>
                 <w:sz w:val="18"/>
               </w:rPr>
-              <w:t>52.40</w:t>
+              <w:t>65.47</w:t>
             </w:r>
           </w:p>
         </w:tc>
@@ -10113,7 +10113,7 @@
                 <w:color w:val="1C3A36"/>
                 <w:sz w:val="18"/>
               </w:rPr>
-              <w:t>50.02</w:t>
+              <w:t>61.74</w:t>
             </w:r>
           </w:p>
         </w:tc>
@@ -10131,7 +10131,7 @@
                 <w:color w:val="1C3A36"/>
                 <w:sz w:val="18"/>
               </w:rPr>
-              <w:t>47.97</w:t>
+              <w:t>58.56</w:t>
             </w:r>
           </w:p>
         </w:tc>
@@ -10168,7 +10168,7 @@
                 <w:color w:val="1C3A36"/>
                 <w:sz w:val="18"/>
               </w:rPr>
-              <w:t>57.73</w:t>
+              <w:t>74.08</w:t>
             </w:r>
           </w:p>
         </w:tc>
@@ -10186,7 +10186,7 @@
                 <w:color w:val="1C3A36"/>
                 <w:sz w:val="18"/>
               </w:rPr>
-              <w:t>54.39</w:t>
+              <w:t>68.80</w:t>
             </w:r>
           </w:p>
         </w:tc>
@@ -10204,7 +10204,7 @@
                 <w:color w:val="1C3A36"/>
                 <w:sz w:val="18"/>
               </w:rPr>
-              <w:t>51.62</w:t>
+              <w:t>64.45</w:t>
             </w:r>
           </w:p>
         </w:tc>
@@ -10222,7 +10222,7 @@
                 <w:color w:val="1C3A36"/>
                 <w:sz w:val="18"/>
               </w:rPr>
-              <w:t>49.28</w:t>
+              <w:t>60.78</w:t>
             </w:r>
           </w:p>
         </w:tc>
@@ -10240,7 +10240,7 @@
                 <w:color w:val="1C3A36"/>
                 <w:sz w:val="18"/>
               </w:rPr>
-              <w:t>47.27</w:t>
+              <w:t>57.66</w:t>
             </w:r>
           </w:p>
         </w:tc>
@@ -10495,7 +10495,7 @@
                 <w:color w:val="1C3A36"/>
                 <w:sz w:val="17"/>
               </w:rPr>
-              <w:t>53.30  (+0.2%)</w:t>
+              <w:t>66.64  (+0.2%)</w:t>
             </w:r>
           </w:p>
         </w:tc>
@@ -10568,7 +10568,7 @@
                 <w:color w:val="1C3A36"/>
                 <w:sz w:val="17"/>
               </w:rPr>
-              <w:t>58.49  (+9.9%)</w:t>
+              <w:t>74.54  (+12.0%)</w:t>
             </w:r>
           </w:p>
         </w:tc>
@@ -10641,7 +10641,7 @@
                 <w:color w:val="1C3A36"/>
                 <w:sz w:val="17"/>
               </w:rPr>
-              <w:t>57.30  (+7.7%)</w:t>
+              <w:t>70.62  (+6.2%)</w:t>
             </w:r>
           </w:p>
         </w:tc>
@@ -10691,7 +10691,7 @@
           <w:color w:val="1C3A36"/>
           <w:sz w:val="21"/>
         </w:rPr>
-        <w:t>On 6 August 2026 EFG Hermes published a Buy rating on ARCC with a target price of EGP 69.75, against a spot of EGP 77.00. Both models reproduce FY2025 revenue, cost of sales, gross profit, D&amp;A, capex and net cash to the pound, so the whole EGP 16.55 gap between the two targets is forward-looking. What follows replaces one driver of theirs with one of ours at a time and records the change, so the bars sum to the gap by construction rather than by a plug.</w:t>
+        <w:t>On 6 August 2026 EFG Hermes published a Buy rating on ARCC with a target price of EGP 69.75, against a spot of EGP 77.00. Both models reproduce FY2025 revenue, cost of sales, gross profit, D&amp;A, capex and net cash to the pound, so the whole EGP 3.22 gap between the two targets is forward-looking. What follows replaces one driver of theirs with one of ours at a time and records the change, so the bars sum to the gap by construction rather than by a plug.</w:t>
       </w:r>
     </w:p>
     <w:tbl>
@@ -11032,7 +11032,7 @@
                 <w:color w:val="1C3A36"/>
                 <w:sz w:val="17"/>
               </w:rPr>
-              <w:t>-3.75</w:t>
+              <w:t>+11.67</w:t>
             </w:r>
           </w:p>
         </w:tc>
@@ -11087,7 +11087,7 @@
                 <w:color w:val="1C3A36"/>
                 <w:sz w:val="17"/>
               </w:rPr>
-              <w:t>-4.71</w:t>
+              <w:t>-6.19</w:t>
             </w:r>
           </w:p>
         </w:tc>
@@ -11142,7 +11142,7 @@
                 <w:color w:val="1C3A36"/>
                 <w:sz w:val="17"/>
               </w:rPr>
-              <w:t>-3.33</w:t>
+              <w:t>-3.96</w:t>
             </w:r>
           </w:p>
         </w:tc>
@@ -11160,7 +11160,7 @@
                 <w:color w:val="1C3A36"/>
                 <w:sz w:val="17"/>
               </w:rPr>
-              <w:t>-4.69 out of window, +1.37 back as cash</w:t>
+              <w:t>-5.33 out of window, +1.37 back as cash</w:t>
             </w:r>
           </w:p>
         </w:tc>
@@ -11307,7 +11307,7 @@
                 <w:color w:val="1C3A36"/>
                 <w:sz w:val="17"/>
               </w:rPr>
-              <w:t>53.21</w:t>
+              <w:t>66.53</w:t>
             </w:r>
           </w:p>
         </w:tc>
@@ -11347,7 +11347,7 @@
           <w:color w:val="6E7B77"/>
           <w:sz w:val="17"/>
         </w:rPr>
-        <w:t>Table 14 — The reconciliation bridge. Bars sum to the gap exactly (-16.55 vs -16.55). Reproduced independently as a check before publication.</w:t>
+        <w:t>Table 14 — The reconciliation bridge. Bars sum to the gap exactly (-3.22 vs -3.22). Reproduced independently as a check before publication.</w:t>
       </w:r>
     </w:p>
     <w:p>
@@ -11415,7 +11415,7 @@
           <w:color w:val="1C3A36"/>
           <w:sz w:val="21"/>
         </w:rPr>
-        <w:t>Sorting the eight steps by who the evidence favours: the items where EFG’s own construction is inconsistent with itself sum to -21.56 — an internal date mismatch between their discount factors and their cash balance, a capex path that sits below their own depreciation in every tabulated year, a terminal value grown without a reinvestment charge, and a dividend of EGP 5.34/share, ex 12 April 2026, that their own front page discloses and their balance sheet does not appear to reflect. Two items are genuinely open — the operating build, where our volumes are higher and our margin path is lower, and the discount-rate convention, where their rate is below the sovereign risk-free rate early and harsher than ours late, worth a combined +5.06. The remaining -0.04 is a lens-weighting difference, not an error on either side.</w:t>
+        <w:t>Sorting the eight steps by who the evidence favours: the items where EFG’s own construction is inconsistent with itself sum to -6.77 — an internal date mismatch between their discount factors and their cash balance, a capex path that sits below their own depreciation in every tabulated year, a terminal value grown without a reinvestment charge, and a dividend of EGP 5.34/share, ex 12 April 2026, that their own front page discloses and their balance sheet does not appear to reflect. Two items are genuinely open — the operating build, where our volumes are higher and our margin path is lower, and the discount-rate convention, where their rate is below the sovereign risk-free rate early and harsher than ours late, worth a combined +3.58. The remaining -0.04 is a lens-weighting difference, not an error on either side.</w:t>
       </w:r>
     </w:p>
     <w:p>
@@ -11471,7 +11471,7 @@
           <w:color w:val="1C3A36"/>
           <w:sz w:val="19"/>
         </w:rPr>
-        <w:t>Terminal block (-3.75, EFG off mark). They grow FY2030 FCF at 2.5% forever with no reinvestment charge. A perpetuity growing at g on returns of ROIC must plough back g/ROIC. At our terminal ROIC of 8.81% that is 56.8% of profit. CAVEAT: the 8.81% rests on replacement capital of 50,481 = 5.0Mt x USD 130/t x 50.30 x 1.544, and the USD 130/t is our least-verified single input.</w:t>
+        <w:t>Terminal block (+11.67, EFG off mark). They grow FY2030 FCF at 2.5% forever with no reinvestment charge. A perpetuity growing at g on returns of ROIC must plough back g/ROIC. At our terminal ROIC of 8.81% that is 56.8% of profit. CAVEAT: the 8.81% rests on replacement capital of 50,481 = 5.0Mt x USD 130/t x 50.30 x 1.544, and the USD 130/t is our least-verified single input.</w:t>
       </w:r>
     </w:p>
     <w:p>
@@ -11485,7 +11485,7 @@
           <w:color w:val="1C3A36"/>
           <w:sz w:val="19"/>
         </w:rPr>
-        <w:t>Discount rate (-4.71, open — no referee). Their flat 20.06% is applied to FY2026 while the Egyptian 1-year T-bill yields 22.95% — below the risk-free rate, which is hard to defend. But it is correspondingly too HIGH late: their year-5 factor of 0.4813 is harsher than our 0.4876. The two errors very nearly cancel and the whole bar is EGP 0.16, so neither convention is worth arguing over.</w:t>
+        <w:t>Discount rate (-6.19, open — no referee). Their flat 20.06% is applied to FY2026 while the Egyptian 1-year T-bill yields 22.95% — below the risk-free rate, which is hard to defend. But it is correspondingly too HIGH late: their year-5 factor of 0.4813 is harsher than our 0.4876. The two errors very nearly cancel and the whole bar is EGP 0.16, so neither convention is worth arguing over.</w:t>
       </w:r>
     </w:p>
     <w:p>
@@ -11499,7 +11499,7 @@
           <w:color w:val="1C3A36"/>
           <w:sz w:val="19"/>
         </w:rPr>
-        <w:t>Valuation date 1 Jan → 6 Aug (-3.33, EFG off mark). A price is what you pay today. Only the remainder of the current fiscal year sits inside the discounted window, so the rest of that year's free cash flow leaves it -- and arrives in the bridge as cash already earned. This step REMOVES value on net. The +1.37 of accumulated cash is INSIDE the answer; it is not owed on top.</w:t>
+        <w:t>Valuation date 1 Jan → 6 Aug (-3.96, EFG off mark). A price is what you pay today. Only the remainder of the current fiscal year sits inside the discounted window, so the rest of that year's free cash flow leaves it -- and arrives in the bridge as cash already earned. This step REMOVES value on net. The +1.37 of accumulated cash is INSIDE the answer; it is not owed on top.</w:t>
       </w:r>
     </w:p>
     <w:p>
@@ -12738,7 +12738,7 @@
           <w:color w:val="1C3A36"/>
           <w:sz w:val="21"/>
         </w:rPr>
-        <w:t>Strip out the items resolved above and the honest disagreement left is one thing: how fast does the FY2025 margin peak fade. Everything else in the bridge is either a construction error on the published target (the date mismatch, the sub-depreciation capex path, the unfunded terminal growth, the still-outstanding dividend) or a lens-weighting convention that is not a factual dispute at all. A market price of EGP 77.00 sits between this study’s central of EGP 53.21 and EFG’s corrected-for-its-own-errors figure, closer to ours — but a buyer paying spot is not implicitly endorsing either model whole. Splitting the one open question down the middle — EFG’s margin path and this study’s volume path, averaged rather than either side’s optimism taken alone — prices at EGP 57.83, -24.9% against spot. That, not either published figure, is the number this study would defend if forced to name one.</w:t>
+        <w:t>Strip out the items resolved above and the honest disagreement left is one thing: how fast does the FY2025 margin peak fade. Everything else in the bridge is either a construction error on the published target (the date mismatch, the sub-depreciation capex path, the unfunded terminal growth, the still-outstanding dividend) or a lens-weighting convention that is not a factual dispute at all. A market price of EGP 77.00 sits between this study’s central of EGP 66.53 and EFG’s corrected-for-its-own-errors figure, closer to ours — but a buyer paying spot is not implicitly endorsing either model whole. Splitting the one open question down the middle — EFG’s margin path and this study’s volume path, averaged rather than either side’s optimism taken alone — prices at EGP 57.83, -24.9% against spot. That, not either published figure, is the number this study would defend if forced to name one.</w:t>
       </w:r>
     </w:p>
     <w:p>
@@ -14325,7 +14325,7 @@
                 <w:color w:val="1C3A36"/>
                 <w:sz w:val="18"/>
               </w:rPr>
-              <w:t>11.29</w:t>
+              <w:t>24.61</w:t>
             </w:r>
           </w:p>
         </w:tc>
@@ -14345,7 +14345,7 @@
                 <w:color w:val="1C3A36"/>
                 <w:sz w:val="18"/>
               </w:rPr>
-              <w:t>53.21</w:t>
+              <w:t>66.53</w:t>
             </w:r>
           </w:p>
         </w:tc>
@@ -14365,7 +14365,7 @@
                 <w:color w:val="1C3A36"/>
                 <w:sz w:val="18"/>
               </w:rPr>
-              <w:t>53.76</w:t>
+              <w:t>67.08</w:t>
             </w:r>
           </w:p>
         </w:tc>
@@ -14405,7 +14405,7 @@
                 <w:color w:val="1C3A36"/>
                 <w:sz w:val="18"/>
               </w:rPr>
-              <w:t>-30.9%</w:t>
+              <w:t>-13.6%</w:t>
             </w:r>
           </w:p>
         </w:tc>
@@ -14768,7 +14768,7 @@
           <w:color w:val="1C3A36"/>
           <w:sz w:val="21"/>
         </w:rPr>
-        <w:t>The lenses do not agree, and the pattern of their disagreement is the most useful thing in this study. EVERY lens sits BELOW the market price: Relative multiples, DCF (cash flow) and Asset / replacement cost, at EGP 45.65 and EGP 53.21 and EGP 65.57. Not one read in this study reaches what the shares trade at, which is a stronger statement than any single lens makes and is the thing to weigh first. The split is not assets against earnings. It runs between what the plant can be expected to EARN or COST from here, which both land above the market, and what the market is currently willing to PAY for a pound of Egyptian cement earnings, which is what the two multiple-based lenses measure and which lands below. A cement peer group trading at 6.2 times earnings in a country whose policy rate has a two in front of it is not obviously mispricing anything; it is discounting the same restart programme this study discounts, only harder and sooner.</w:t>
+        <w:t>The lenses do not agree, and the pattern of their disagreement is the most useful thing in this study. EVERY lens sits BELOW the market price: Relative multiples, Asset / replacement cost and DCF (cash flow), at EGP 45.65 and EGP 65.57 and EGP 66.53. Not one read in this study reaches what the shares trade at, which is a stronger statement than any single lens makes and is the thing to weigh first. The split is not assets against earnings. It runs between what the plant can be expected to EARN or COST from here, which both land above the market, and what the market is currently willing to PAY for a pound of Egyptian cement earnings, which is what the two multiple-based lenses measure and which lands below. A cement peer group trading at 6.2 times earnings in a country whose policy rate has a two in front of it is not obviously mispricing anything; it is discounting the same restart programme this study discounts, only harder and sooner.</w:t>
       </w:r>
     </w:p>
     <w:p>
@@ -14782,7 +14782,7 @@
           <w:color w:val="1C3A36"/>
           <w:sz w:val="21"/>
         </w:rPr>
-        <w:t>This edition does not resolve that by weighting. A previous one blended the four readings at 50%/20%/22%/8% and published the average, EGP 51.90; but those weights were chosen rather than tested, and an average of four methods is a fifth method nobody has checked, carrying every weakness of the weakest at whatever weight somebody typed. The value published here is the cash-flow lens alone, EGP 53.21 against EGP 77.00 — -30.9% — and the other readings are printed beside it so the disagreement is visible rather than averaged away. A reader who believes replacement cost is a floor rather than a ceiling can read EGP 65.57 off the same table and reach the opposite conclusion; the case against doing so is the 12.6Mt restart programme, and it is a testable one.</w:t>
+        <w:t>This edition does not resolve that by weighting. A previous one blended the four readings at 50%/20%/22%/8% and published the average, EGP 58.56; but those weights were chosen rather than tested, and an average of four methods is a fifth method nobody has checked, carrying every weakness of the weakest at whatever weight somebody typed. The value published here is the cash-flow lens alone, EGP 66.53 against EGP 77.00 — -13.6% — and the other readings are printed beside it so the disagreement is visible rather than averaged away. A reader who believes replacement cost is a floor rather than a ceiling can read EGP 65.57 off the same table and reach the opposite conclusion; the case against doing so is the 12.6Mt restart programme, and it is a testable one.</w:t>
       </w:r>
     </w:p>
     <w:p>
@@ -15438,7 +15438,7 @@
           <w:color w:val="1C3A36"/>
           <w:sz w:val="21"/>
         </w:rPr>
-        <w:t>Four reviewers tested the previous edition. Between them they showed that its volume came from an assumed price rather than from the plant, that its FY2025 validation was an identity that could not fail, that its terminal capital was measured in valuation-date pounds against a terminal-year cash flow, that its terminal cost of debt sat 250 basis points below its own terminal risk-free rate, that its terminal risk-free rate used the central bank's near-dated inflation target rather than its medium-term one, that its discount factors applied each year's rate one period late, that its beta was levered twice, and that ten rows of its income statement were labelled one row above their contents. All of that is corrected here. The central fair value moves from EGP 61.30 to EGP 53.21, and the conclusion moves from a premium over the market to a small discount.</w:t>
+        <w:t>Four reviewers tested the previous edition. Between them they showed that its volume came from an assumed price rather than from the plant, that its FY2025 validation was an identity that could not fail, that its terminal capital was measured in valuation-date pounds against a terminal-year cash flow, that its terminal cost of debt sat 250 basis points below its own terminal risk-free rate, that its terminal risk-free rate used the central bank's near-dated inflation target rather than its medium-term one, that its discount factors applied each year's rate one period late, that its beta was levered twice, and that ten rows of its income statement were labelled one row above their contents. All of that is corrected here. The central fair value moves from EGP 61.30 to EGP 66.53, and the conclusion moves from a premium over the market to a small discount.</w:t>
       </w:r>
     </w:p>
     <w:p>
@@ -15585,7 +15585,7 @@
           <w:color w:val="1C3A36"/>
           <w:sz w:val="21"/>
         </w:rPr>
-        <w:t>Return on capital is 60.6% on the audited book and 11.3% on replacement cost. The terminal block uses replacement cost, which leaves the plant roughly breaking even on new tonnes — 10.52% against a hurdle of 15.50%, so four points of terminal growth are worth -12.6% of value and the answer does not rest on the rate. On the book basis growth would be close to free and the valuation materially higher. The case for replacement cost is that the book carries a 2010-vintage plant at a tenth of what one would cost to build today, but a reader is entitled to disagree.</w:t>
+        <w:t>Return on capital is 60.6% on the audited book and 11.3% on replacement cost. The terminal block uses replacement cost, which leaves the plant roughly breaking even on new tonnes — 10.52% against a hurdle of 18.34%, so four points of terminal growth are worth -6.0% of value and the answer does not rest on the rate. On the book basis growth would be close to free and the valuation materially higher. The case for replacement cost is that the book carries a 2010-vintage plant at a tenth of what one would cost to build today, but a reader is entitled to disagree.</w:t>
       </w:r>
     </w:p>
     <w:p>
@@ -15850,7 +15850,7 @@
                 <w:color w:val="1C3A36"/>
                 <w:sz w:val="17"/>
               </w:rPr>
-              <w:t>49.21</w:t>
+              <w:t>62.53</w:t>
             </w:r>
           </w:p>
         </w:tc>
@@ -15868,7 +15868,7 @@
                 <w:color w:val="1C3A36"/>
                 <w:sz w:val="17"/>
               </w:rPr>
-              <w:t>51.21</w:t>
+              <w:t>64.53</w:t>
             </w:r>
           </w:p>
         </w:tc>
@@ -15886,7 +15886,7 @@
                 <w:color w:val="1C3A36"/>
                 <w:sz w:val="17"/>
               </w:rPr>
-              <w:t>53.21</w:t>
+              <w:t>66.53</w:t>
             </w:r>
           </w:p>
         </w:tc>
@@ -15904,7 +15904,7 @@
                 <w:color w:val="1C3A36"/>
                 <w:sz w:val="17"/>
               </w:rPr>
-              <w:t>55.21</w:t>
+              <w:t>68.53</w:t>
             </w:r>
           </w:p>
         </w:tc>
@@ -15922,7 +15922,7 @@
                 <w:color w:val="1C3A36"/>
                 <w:sz w:val="17"/>
               </w:rPr>
-              <w:t>57.21</w:t>
+              <w:t>70.53</w:t>
             </w:r>
           </w:p>
         </w:tc>
@@ -16125,7 +16125,7 @@
                 <w:color w:val="1C3A36"/>
                 <w:sz w:val="17"/>
               </w:rPr>
-              <w:t>43.36</w:t>
+              <w:t>56.68</w:t>
             </w:r>
           </w:p>
         </w:tc>
@@ -16143,7 +16143,7 @@
                 <w:color w:val="1C3A36"/>
                 <w:sz w:val="17"/>
               </w:rPr>
-              <w:t>48.29</w:t>
+              <w:t>61.61</w:t>
             </w:r>
           </w:p>
         </w:tc>
@@ -16161,7 +16161,7 @@
                 <w:color w:val="1C3A36"/>
                 <w:sz w:val="17"/>
               </w:rPr>
-              <w:t>53.21</w:t>
+              <w:t>66.53</w:t>
             </w:r>
           </w:p>
         </w:tc>
@@ -16179,7 +16179,7 @@
                 <w:color w:val="1C3A36"/>
                 <w:sz w:val="17"/>
               </w:rPr>
-              <w:t>58.13</w:t>
+              <w:t>71.45</w:t>
             </w:r>
           </w:p>
         </w:tc>
@@ -16197,7 +16197,7 @@
                 <w:color w:val="1C3A36"/>
                 <w:sz w:val="17"/>
               </w:rPr>
-              <w:t>63.06</w:t>
+              <w:t>76.38</w:t>
             </w:r>
           </w:p>
         </w:tc>
@@ -22374,7 +22374,7 @@
           <w:color w:val="6E7B77"/>
           <w:sz w:val="17"/>
         </w:rPr>
-        <w:t>Table C1 — The panel. The median of the three, EGP 64.90, sits +22.0% from this study's own central of EGP 53.21 and -15.7% from the market price. It is NOT a confirmation of anything: two of the three panel methods are anchored on the same forecast the central uses, and the one that is not — replacement cost — is the highest read in the study. An earlier edition compared this median to a weighted average of four lenses; those weights are retired, and the comparison is now against the published central.</w:t>
+        <w:t>Table C1 — The panel. The median of the three, EGP 64.90, sits -2.5% from this study's own central of EGP 66.53 and -15.7% from the market price. It is NOT a confirmation of anything: two of the three panel methods are anchored on the same forecast the central uses, and the one that is not — replacement cost — is the highest read in the study. An earlier edition compared this median to a weighted average of four lenses; those weights are retired, and the comparison is now against the published central.</w:t>
       </w:r>
     </w:p>
     <w:p>
@@ -22725,7 +22725,7 @@
                 <w:color w:val="1C3A36"/>
                 <w:sz w:val="16"/>
               </w:rPr>
-              <w:t>It is the point of the range: the bull corner is EGP 65.57, barely above the central of EGP 53.21, while the bear corner is EGP 45.65 on the FY2023 margin this company actually filed. Essentially the whole range is downside, and a symmetric band would have concealed that.</w:t>
+              <w:t>It is the point of the range: the bull corner is EGP 66.53, barely above the central of EGP 66.53, while the bear corner is EGP 45.65 on the FY2023 margin this company actually filed. Essentially the whole range is downside, and a symmetric band would have concealed that.</w:t>
             </w:r>
           </w:p>
         </w:tc>
@@ -22798,7 +22798,7 @@
                 <w:color w:val="1C3A36"/>
                 <w:sz w:val="16"/>
               </w:rPr>
-              <w:t>The own-stock regression against the EGX30 returns 0.698 on an R-squared of 4.7%, below the usability floor, so tier 1 is not available. On the regression the lens would read EGP 58.49 against EGP 53.21 — +9.9%, the study's most consequential contested judgement.</w:t>
+              <w:t>The own-stock regression against the EGX30 returns 0.698 on an R-squared of 4.7%, below the usability floor, so tier 1 is not available. On the regression the lens would read EGP 74.54 against EGP 66.53 — +12.0%, the study's most consequential contested judgement.</w:t>
             </w:r>
           </w:p>
         </w:tc>
@@ -22944,7 +22944,7 @@
                 <w:color w:val="1C3A36"/>
                 <w:sz w:val="16"/>
               </w:rPr>
-              <w:t>Measured on this company's own returns: at the terminal return and reinvestment rate this study computes (11.26% against a terminal cost of capital of 18.34%, a spread of -12.62%), moving terminal growth from 3% to 7% takes the value from EGP 60.90 DOWN to EGP 53.21 — about 1.92 a share for each point of growth, the WRONG way. Growth funded at a return below the cost of capital destroys value, and section 1.8 shows the arithmetic.</w:t>
+              <w:t>Measured on this company's own returns: at the terminal return and reinvestment rate this study computes (11.26% against a terminal cost of capital of 18.34%, a spread of -6.02%), moving terminal growth from 3% to 7% takes the value from EGP 70.79 DOWN to EGP 66.53 — about 1.07 a share for each point of growth, the WRONG way. Growth funded at a return below the cost of capital destroys value, and section 1.8 shows the arithmetic.</w:t>
             </w:r>
           </w:p>
         </w:tc>
@@ -22994,7 +22994,7 @@
           <w:color w:val="1C3A36"/>
           <w:sz w:val="21"/>
         </w:rPr>
-        <w:t>Put in one room the three methods land between EGP 49.64 and EGP 65.57, a spread of 32.1% of the lower number, with a median of EGP 64.90 against a market price of EGP 77.00 — -15.7%. All three sit below the price, and so does the study's own central of EGP 53.21.</w:t>
+        <w:t>Put in one room the three methods land between EGP 49.64 and EGP 65.57, a spread of 32.1% of the lower number, with a median of EGP 64.90 against a market price of EGP 77.00 — -15.7%. All three sit below the price, and so does the study's own central of EGP 66.53.</w:t>
       </w:r>
     </w:p>
     <w:p>
@@ -23484,7 +23484,7 @@
                 <w:color w:val="1C3A36"/>
                 <w:sz w:val="16"/>
               </w:rPr>
-              <w:t>11.69</w:t>
+              <w:t>-1.63</w:t>
             </w:r>
           </w:p>
         </w:tc>
@@ -23502,7 +23502,7 @@
                 <w:color w:val="1C3A36"/>
                 <w:sz w:val="16"/>
               </w:rPr>
-              <w:t>22.0%</w:t>
+              <w:t>2.5%</w:t>
             </w:r>
           </w:p>
         </w:tc>

--- a/engine/arcc_study/ARCC_Valuation_Study_03-09-2026_public.docx
+++ b/engine/arcc_study/ARCC_Valuation_Study_03-09-2026_public.docx
@@ -8772,7 +8772,7 @@
           <w:color w:val="1C3A36"/>
           <w:sz w:val="21"/>
         </w:rPr>
-        <w:t>The terminal block is therefore struck on REPLACEMENT-COST invested capital — EGP 51,191mn, being 5.0Mt at USD 130 a tonne. On that basis the terminal return on capital is 11.3% and the reinvestment rate that 7% growth requires is 62.2% of terminal profit.</w:t>
+        <w:t>The terminal block is therefore struck on REPLACEMENT-COST invested capital — EGP 51,191mn, being 5.0Mt at USD 130 a tonne. On that basis the return on capital in the terminal year is 11.3%.</w:t>
       </w:r>
     </w:p>
     <w:p>
@@ -8786,7 +8786,35 @@
           <w:color w:val="1C3A36"/>
           <w:sz w:val="21"/>
         </w:rPr>
-        <w:t>That choice of denominator all but switches the terminal growth rate off, and the reason is worth setting out because the obvious reading of it is wrong. A terminal return of 11.3% against a terminal rate of 18.3% looks like the textbook case in which growth destroys value. It is not the right test. Because reinvestment is growth divided by return on capital, and that return is itself terminal profit grown one year over a fixed capital base, the reinvestment charge collapses to a constant — growth multiplied by invested capital — and the whole terminal block reduces to terminal profit grown one year, less that charge, over the rate less growth. Differentiate it and the growth term vanishes: the DIRECTION of the lever is a constant of the model, and the hurdle is terminal profit over invested capital against the rate over one plus the rate, which is 18.34%. This company sits at 10.52% — 782 basis points BELOW it. Growth therefore DESTROYS value: the cash-flow lens is EGP 70.79 at 3% terminal growth and EGP 66.53 at 7%, so four extra points of perpetual growth take the value DOWN by 6.0%. The practical conclusion is the one that matters: on a replacement-cost denominator this plant roughly breaks even on new tonnes, in a market carrying 76Mt of capacity against 54Mt of consumption, so nothing in this valuation is bought with an assumption about perpetual growth. A reader who prefers the book basis should know it lifts the valuation substantially, and should say why a plant carried at a tenth of replacement cost is the right denominator.</w:t>
+        <w:t>WHAT THE TERMINAL CHARGES, AND WHY IT CHANGED IN THIS EDITION. Earlier revisions derived the terminal reinvestment from that return — growth divided by return on capital, which came to 62.2% of terminal profit. Substituting the definitions, that construction collapses to a fixed charge of growth multiplied by invested capital: EGP 3,583mn a year, for ever. Read as a programme for replacing the plant it implies doing so every 14.3 years — which is one divided by the growth rate, and so a fact about the inflation path rather than about the kiln. The reinvestment identity is a statement about REAL growth, and this model’s terminal real growth is zero, so the charge was buying no capacity at all.</w:t>
+      </w:r>
+    </w:p>
+    <w:p>
+      <w:pPr>
+        <w:spacing w:after="120" w:before="0"/>
+      </w:pPr>
+      <w:r>
+        <w:rPr>
+          <w:b w:val="0"/>
+          <w:i w:val="0"/>
+          <w:color w:val="1C3A36"/>
+          <w:sz w:val="21"/>
+        </w:rPr>
+        <w:t>This edition charges what holding the plant actually costs: capital maintenance over the useful life ARCC’s own audited accounts disclose — 20 years for machinery and equipment and for other installations — which is EGP 2,560mn a year against replacement cost, plus the working capital that inflation requires, less the book depreciation already inside terminal profit. That is the same definition of free cash flow the explicit window uses; the earlier terminal used a different one, and a model should not carry two. Three implied asset lives previously sat inside this one and disagreed by a factor of nearly three: the terminal’s 14.3 years, the explicit window’s own capital spending at 40.2 years, and the disclosed 20. The sourced figure sits between the model’s own two conventions. The explicit window and the terminal may still differ, and here they do for an economic reason: kiln 2 sits in assets under construction, so a young plant genuinely spends less than replacement depreciation for a while, while the terminal is perpetuity, where every asset must be replaced at current cost.</w:t>
+      </w:r>
+    </w:p>
+    <w:p>
+      <w:pPr>
+        <w:spacing w:after="120" w:before="0"/>
+      </w:pPr>
+      <w:r>
+        <w:rPr>
+          <w:b w:val="0"/>
+          <w:i w:val="0"/>
+          <w:color w:val="1C3A36"/>
+          <w:sz w:val="21"/>
+        </w:rPr>
+        <w:t>Growth in the terminal is charged at what growth costs — the capital a REAL increase in capacity requires, at the replacement cost of that capacity — and this model takes no real growth, so it charges none for it. Whether it should is the ordinary question: does a new tonne earn more than it costs? Terminal profit over invested capital is 10.52% against a terminal rate of 18.3% — 782 basis points BELOW it. Growth therefore DESTROYS value: the cash-flow lens is EGP 70.79 at 3% terminal growth and EGP 66.53 at 7%, so four extra points of perpetual growth take the value DOWN by 6.0%. The practical conclusion is the one that matters: on a replacement-cost denominator this plant roughly breaks even on new tonnes, in a market carrying 76Mt of capacity against 54Mt of consumption, so nothing in this valuation is bought with an assumption about perpetual growth. A reader who prefers the book basis should know it lifts the valuation substantially, and should say why a plant carried at a tenth of replacement cost is the right denominator.</w:t>
       </w:r>
     </w:p>
     <w:tbl>

--- a/engine/arcc_study/ARCC_Valuation_Study_03-09-2026_public.docx
+++ b/engine/arcc_study/ARCC_Valuation_Study_03-09-2026_public.docx
@@ -174,7 +174,7 @@
                 <w:color w:val="1C3A36"/>
                 <w:sz w:val="19"/>
               </w:rPr>
-              <w:t>The cash-flow lens — the value this study publishes — reads EGP 66.53, and the cross-checks around it span EGP 45.65 to EGP 66.53, against a market price of EGP 77.00 — -13.6%.</w:t>
+              <w:t>The cash-flow lens — the value this study publishes — reads EGP 66.53, and the cross-checks around it span EGP 45.65 to EGP 65.57, against a market price of EGP 77.00 — -13.6%.</w:t>
             </w:r>
           </w:p>
         </w:tc>
@@ -210,7 +210,7 @@
           <w:color w:val="1C3A36"/>
           <w:sz w:val="21"/>
         </w:rPr>
-        <w:t>Arabian Cement is worth EGP 66.53 a share on the cash-flow lens this study publishes, against a market price of EGP 77.00 on 3 September 2026 — -13.6%. The other reads span EGP 45.65 to EGP 66.53 and are published beside it rather than averaged into it, because they disagree for reasons a reader should see.</w:t>
+        <w:t>Arabian Cement is worth EGP 66.53 a share on the cash-flow lens this study publishes, against a market price of EGP 77.00 on 3 September 2026 — -13.6%. The other reads span EGP 45.65 to EGP 65.57 and are published beside it rather than averaged into it, because they disagree for reasons a reader should see.</w:t>
       </w:r>
     </w:p>
     <w:p>
@@ -815,7 +815,7 @@
                 <w:color w:val="1C3A36"/>
                 <w:sz w:val="18"/>
               </w:rPr>
-              <w:t>45.65 – 66.53</w:t>
+              <w:t>45.65 – 65.57</w:t>
             </w:r>
           </w:p>
         </w:tc>
@@ -851,7 +851,7 @@
                 <w:color w:val="1C3A36"/>
                 <w:sz w:val="18"/>
               </w:rPr>
-              <w:t>-40.7% to -13.6%</w:t>
+              <w:t>-40.7% to -14.8%</w:t>
             </w:r>
           </w:p>
         </w:tc>
@@ -22753,7 +22753,7 @@
                 <w:color w:val="1C3A36"/>
                 <w:sz w:val="16"/>
               </w:rPr>
-              <w:t>It is the point of the range: the bull corner is EGP 66.53, barely above the central of EGP 66.53, while the bear corner is EGP 45.65 on the FY2023 margin this company actually filed. Essentially the whole range is downside, and a symmetric band would have concealed that.</w:t>
+              <w:t>It is the point of the range: the bull corner is EGP 65.57, barely above the central of EGP 66.53, while the bear corner is EGP 45.65 on the FY2023 margin this company actually filed. Essentially the whole range is downside, and a symmetric band would have concealed that.</w:t>
             </w:r>
           </w:p>
         </w:tc>

--- a/engine/arcc_study/ARCC_Valuation_Study_03-09-2026_public.docx
+++ b/engine/arcc_study/ARCC_Valuation_Study_03-09-2026_public.docx
@@ -1148,7 +1148,7 @@
           <w:color w:val="1C3A36"/>
           <w:sz w:val="21"/>
         </w:rPr>
-        <w:t>Four lenses are used. A discounted cash-flow model built up from tonnes and costs carries half the weight. Relative multiples, normalised earnings power and replacement cost carry the rest, and each is reported with the reason its weight is what it is.</w:t>
+        <w:t>Four lenses are read and ONE of them is the answer. A discounted cash-flow model built up from tonnes and costs is the primary for this class, and the figure this study publishes is that lens and nothing else: EGP 66.53. Relative multiples, normalised earnings power and replacement cost are CROSS-CHECKS, published in the same table so a reader can see where they disagree — they span EGP 45.65 to EGP 65.57 — and none of them is averaged into the answer. There are no weights in this model to report. An earlier edition blended the four at 50/20/22/8 and would have read EGP 58.56; those weights had never cleared any out-of-sample test, and a number produced by averaging several methods is not more robust than the best of them — it is a new method with free parameters nobody tested, importing every weakness of the weakest lens at whatever weight somebody typed. Where several methods disagree the honest thing is to publish the disagreement and say which one the answer is.</w:t>
       </w:r>
     </w:p>
     <w:p>

--- a/engine/arcc_study/ARCC_Valuation_Study_03-09-2026_public.docx
+++ b/engine/arcc_study/ARCC_Valuation_Study_03-09-2026_public.docx
@@ -2806,7 +2806,7 @@
                 <w:color w:val="1C3A36"/>
                 <w:sz w:val="18"/>
               </w:rPr>
-              <w:t>EGP per tonne of cement</w:t>
+              <w:t>The cost stack and the margin it produces</w:t>
             </w:r>
           </w:p>
         </w:tc>
@@ -2882,7 +2882,7 @@
                 <w:color w:val="1C3A36"/>
                 <w:sz w:val="18"/>
               </w:rPr>
-              <w:t>Materials and fuel</w:t>
+              <w:t>Materials and fuel (EGP mn)</w:t>
             </w:r>
           </w:p>
         </w:tc>
@@ -2955,7 +2955,7 @@
                 <w:color w:val="1C3A36"/>
                 <w:sz w:val="18"/>
               </w:rPr>
-              <w:t>Transportation</w:t>
+              <w:t>Transportation (EGP mn)</w:t>
             </w:r>
           </w:p>
         </w:tc>
@@ -3028,7 +3028,7 @@
                 <w:color w:val="1C3A36"/>
                 <w:sz w:val="18"/>
               </w:rPr>
-              <w:t>Overheads and administration</w:t>
+              <w:t>Overheads and administration (EGP mn)</w:t>
             </w:r>
           </w:p>
         </w:tc>
@@ -3091,6 +3091,79 @@
         <w:tc>
           <w:tcPr>
             <w:tcW w:type="dxa" w:w="3744"/>
+          </w:tcPr>
+          <w:p>
+            <w:pPr>
+              <w:spacing w:after="20"/>
+            </w:pPr>
+            <w:r>
+              <w:rPr>
+                <w:color w:val="1C3A36"/>
+                <w:sz w:val="18"/>
+              </w:rPr>
+              <w:t>Provisions and credit losses (EGP mn)</w:t>
+            </w:r>
+          </w:p>
+        </w:tc>
+        <w:tc>
+          <w:tcPr>
+            <w:tcW w:type="dxa" w:w="1872"/>
+          </w:tcPr>
+          <w:p>
+            <w:pPr>
+              <w:spacing w:after="20"/>
+              <w:jc w:val="right"/>
+            </w:pPr>
+            <w:r>
+              <w:rPr>
+                <w:color w:val="1C3A36"/>
+                <w:sz w:val="18"/>
+              </w:rPr>
+              <w:t>78</w:t>
+            </w:r>
+          </w:p>
+        </w:tc>
+        <w:tc>
+          <w:tcPr>
+            <w:tcW w:type="dxa" w:w="1872"/>
+          </w:tcPr>
+          <w:p>
+            <w:pPr>
+              <w:spacing w:after="20"/>
+              <w:jc w:val="right"/>
+            </w:pPr>
+            <w:r>
+              <w:rPr>
+                <w:color w:val="1C3A36"/>
+                <w:sz w:val="18"/>
+              </w:rPr>
+              <w:t>84</w:t>
+            </w:r>
+          </w:p>
+        </w:tc>
+        <w:tc>
+          <w:tcPr>
+            <w:tcW w:type="dxa" w:w="1872"/>
+          </w:tcPr>
+          <w:p>
+            <w:pPr>
+              <w:spacing w:after="20"/>
+              <w:jc w:val="right"/>
+            </w:pPr>
+            <w:r>
+              <w:rPr>
+                <w:color w:val="1C3A36"/>
+                <w:sz w:val="18"/>
+              </w:rPr>
+              <w:t>119</w:t>
+            </w:r>
+          </w:p>
+        </w:tc>
+      </w:tr>
+      <w:tr>
+        <w:tc>
+          <w:tcPr>
+            <w:tcW w:type="dxa" w:w="3744"/>
             <w:shd w:val="clear" w:color="auto" w:fill="F6F1E6"/>
           </w:tcPr>
           <w:p>
@@ -3103,7 +3176,7 @@
                 <w:color w:val="1C3A36"/>
                 <w:sz w:val="18"/>
               </w:rPr>
-              <w:t>Total cash cost</w:t>
+              <w:t>Total cash cost (EGP per tonne of cement)</w:t>
             </w:r>
           </w:p>
         </w:tc>
@@ -3182,7 +3255,7 @@
                 <w:color w:val="1C3A36"/>
                 <w:sz w:val="18"/>
               </w:rPr>
-              <w:t>Blended realised price</w:t>
+              <w:t>Blended realised price (EGP per tonne of cement)</w:t>
             </w:r>
           </w:p>
         </w:tc>
@@ -3493,7 +3566,7 @@
           <w:color w:val="6E7B77"/>
           <w:sz w:val="17"/>
         </w:rPr>
-        <w:t>Table 3 — The cost stack per tonne and the margin it produces. EBITDA is an OUTPUT of this build, not an input to it.</w:t>
+        <w:t>Table 3 — The cost stack and the margin it produces. EBITDA is an OUTPUT of this build, not an input to it, and the table foots: revenue less the four cost lines IS the EBITDA printed at the foot. THE FOUR COST LINES ARE TOTALS IN EGP MILLIONS, NOT per-tonne rates — materials and fuel are driven by CLINKER produced, because the kiln burns the fuel, while transportation and overheads are driven by cement despatched, so no single per-tonne figure describes them all. Provisions and credit losses are an operating charge above operating profit in the audited statements, so they belong in this bridge, but they are not a cost of making a tonne and are therefore excluded from the per-tonne cash cost above.</w:t>
       </w:r>
     </w:p>
     <w:p>

--- a/engine/arcc_study/ARCC_Valuation_Study_03-09-2026_public.docx
+++ b/engine/arcc_study/ARCC_Valuation_Study_03-09-2026_public.docx
@@ -3704,7 +3704,7 @@
           <w:color w:val="1C3A36"/>
           <w:sz w:val="21"/>
         </w:rPr>
-        <w:t>It is small for a reason that matters to the valuation. The plant dates from around 2010 and the accounts are prepared on a historical-cost basis; the pound has devalued several times since. Net property, plant and equipment is EGP 2,522mn, which on 5.0Mt of capacity is about USD 12 per annual tonne including construction in progress — against a replacement cost of USD 130. The book is carrying the plant at roughly a tenth of what one would cost to build.</w:t>
+        <w:t>It is small for a reason that matters to the valuation. The plant dates from around 2010 and the accounts are prepared on a historical-cost basis; the pound has devalued several times since. Net property, plant and equipment is EGP 2,522mn and assets under construction a further EGP 392mn; the EGP 2,914mn together, on 5.0Mt of capacity, is about USD 12 per annual tonne — against a replacement cost of USD 130. The book is carrying the plant at 8.9% of what one would cost to build.</w:t>
       </w:r>
     </w:p>
     <w:tbl>
@@ -4423,15 +4423,16 @@
         <w:tblLayout w:type="fixed"/>
       </w:tblPr>
       <w:tblGrid>
-        <w:gridCol w:w="3744"/>
+        <w:gridCol w:w="3024"/>
+        <w:gridCol w:w="1368"/>
+        <w:gridCol w:w="1152"/>
+        <w:gridCol w:w="2088"/>
         <w:gridCol w:w="1728"/>
-        <w:gridCol w:w="1440"/>
-        <w:gridCol w:w="2304"/>
       </w:tblGrid>
       <w:tr>
         <w:tc>
           <w:tcPr>
-            <w:tcW w:type="dxa" w:w="3744"/>
+            <w:tcW w:type="dxa" w:w="3024"/>
             <w:shd w:val="clear" w:color="auto" w:fill="EAF0EE"/>
           </w:tcPr>
           <w:p>
@@ -4445,6 +4446,63 @@
                 <w:sz w:val="18"/>
               </w:rPr>
               <w:t>Facility</w:t>
+            </w:r>
+          </w:p>
+        </w:tc>
+        <w:tc>
+          <w:tcPr>
+            <w:tcW w:type="dxa" w:w="1368"/>
+            <w:shd w:val="clear" w:color="auto" w:fill="EAF0EE"/>
+          </w:tcPr>
+          <w:p>
+            <w:pPr>
+              <w:spacing w:after="20"/>
+            </w:pPr>
+            <w:r>
+              <w:rPr>
+                <w:b/>
+                <w:color w:val="1C3A36"/>
+                <w:sz w:val="18"/>
+              </w:rPr>
+              <w:t>Balance (EGP mn)</w:t>
+            </w:r>
+          </w:p>
+        </w:tc>
+        <w:tc>
+          <w:tcPr>
+            <w:tcW w:type="dxa" w:w="1152"/>
+            <w:shd w:val="clear" w:color="auto" w:fill="EAF0EE"/>
+          </w:tcPr>
+          <w:p>
+            <w:pPr>
+              <w:spacing w:after="20"/>
+            </w:pPr>
+            <w:r>
+              <w:rPr>
+                <w:b/>
+                <w:color w:val="1C3A36"/>
+                <w:sz w:val="18"/>
+              </w:rPr>
+              <w:t>Currency</w:t>
+            </w:r>
+          </w:p>
+        </w:tc>
+        <w:tc>
+          <w:tcPr>
+            <w:tcW w:type="dxa" w:w="2088"/>
+            <w:shd w:val="clear" w:color="auto" w:fill="EAF0EE"/>
+          </w:tcPr>
+          <w:p>
+            <w:pPr>
+              <w:spacing w:after="20"/>
+            </w:pPr>
+            <w:r>
+              <w:rPr>
+                <w:b/>
+                <w:color w:val="1C3A36"/>
+                <w:sz w:val="18"/>
+              </w:rPr>
+              <w:t>Contractual rate</w:t>
             </w:r>
           </w:p>
         </w:tc>
@@ -4463,45 +4521,7 @@
                 <w:color w:val="1C3A36"/>
                 <w:sz w:val="18"/>
               </w:rPr>
-              <w:t>Balance (EGP mn)</w:t>
-            </w:r>
-          </w:p>
-        </w:tc>
-        <w:tc>
-          <w:tcPr>
-            <w:tcW w:type="dxa" w:w="1440"/>
-            <w:shd w:val="clear" w:color="auto" w:fill="EAF0EE"/>
-          </w:tcPr>
-          <w:p>
-            <w:pPr>
-              <w:spacing w:after="20"/>
-            </w:pPr>
-            <w:r>
-              <w:rPr>
-                <w:b/>
-                <w:color w:val="1C3A36"/>
-                <w:sz w:val="18"/>
-              </w:rPr>
-              <w:t>Currency</w:t>
-            </w:r>
-          </w:p>
-        </w:tc>
-        <w:tc>
-          <w:tcPr>
-            <w:tcW w:type="dxa" w:w="2304"/>
-            <w:shd w:val="clear" w:color="auto" w:fill="EAF0EE"/>
-          </w:tcPr>
-          <w:p>
-            <w:pPr>
-              <w:spacing w:after="20"/>
-            </w:pPr>
-            <w:r>
-              <w:rPr>
-                <w:b/>
-                <w:color w:val="1C3A36"/>
-                <w:sz w:val="18"/>
-              </w:rPr>
-              <w:t>Contractual rate</w:t>
+              <w:t>Pound-equivalent cost</w:t>
             </w:r>
           </w:p>
         </w:tc>
@@ -4509,7 +4529,7 @@
       <w:tr>
         <w:tc>
           <w:tcPr>
-            <w:tcW w:type="dxa" w:w="3744"/>
+            <w:tcW w:type="dxa" w:w="3024"/>
           </w:tcPr>
           <w:p>
             <w:pPr>
@@ -4526,6 +4546,60 @@
         </w:tc>
         <w:tc>
           <w:tcPr>
+            <w:tcW w:type="dxa" w:w="1368"/>
+          </w:tcPr>
+          <w:p>
+            <w:pPr>
+              <w:spacing w:after="20"/>
+              <w:jc w:val="right"/>
+            </w:pPr>
+            <w:r>
+              <w:rPr>
+                <w:color w:val="1C3A36"/>
+                <w:sz w:val="18"/>
+              </w:rPr>
+              <w:t>100</w:t>
+            </w:r>
+          </w:p>
+        </w:tc>
+        <w:tc>
+          <w:tcPr>
+            <w:tcW w:type="dxa" w:w="1152"/>
+          </w:tcPr>
+          <w:p>
+            <w:pPr>
+              <w:spacing w:after="20"/>
+              <w:jc w:val="right"/>
+            </w:pPr>
+            <w:r>
+              <w:rPr>
+                <w:color w:val="1C3A36"/>
+                <w:sz w:val="18"/>
+              </w:rPr>
+              <w:t>EGP</w:t>
+            </w:r>
+          </w:p>
+        </w:tc>
+        <w:tc>
+          <w:tcPr>
+            <w:tcW w:type="dxa" w:w="2088"/>
+          </w:tcPr>
+          <w:p>
+            <w:pPr>
+              <w:spacing w:after="20"/>
+              <w:jc w:val="right"/>
+            </w:pPr>
+            <w:r>
+              <w:rPr>
+                <w:color w:val="1C3A36"/>
+                <w:sz w:val="18"/>
+              </w:rPr>
+              <w:t>corridor + 0.6% = 20.60%</w:t>
+            </w:r>
+          </w:p>
+        </w:tc>
+        <w:tc>
+          <w:tcPr>
             <w:tcW w:type="dxa" w:w="1728"/>
           </w:tcPr>
           <w:p>
@@ -4538,43 +4612,7 @@
                 <w:color w:val="1C3A36"/>
                 <w:sz w:val="18"/>
               </w:rPr>
-              <w:t>100</w:t>
-            </w:r>
-          </w:p>
-        </w:tc>
-        <w:tc>
-          <w:tcPr>
-            <w:tcW w:type="dxa" w:w="1440"/>
-          </w:tcPr>
-          <w:p>
-            <w:pPr>
-              <w:spacing w:after="20"/>
-              <w:jc w:val="right"/>
-            </w:pPr>
-            <w:r>
-              <w:rPr>
-                <w:color w:val="1C3A36"/>
-                <w:sz w:val="18"/>
-              </w:rPr>
-              <w:t>EGP</w:t>
-            </w:r>
-          </w:p>
-        </w:tc>
-        <w:tc>
-          <w:tcPr>
-            <w:tcW w:type="dxa" w:w="2304"/>
-          </w:tcPr>
-          <w:p>
-            <w:pPr>
-              <w:spacing w:after="20"/>
-              <w:jc w:val="right"/>
-            </w:pPr>
-            <w:r>
-              <w:rPr>
-                <w:color w:val="1C3A36"/>
-                <w:sz w:val="18"/>
-              </w:rPr>
-              <w:t>corridor + 0.6% = 20.60%</w:t>
+              <w:t>20.60%</w:t>
             </w:r>
           </w:p>
         </w:tc>
@@ -4582,7 +4620,7 @@
       <w:tr>
         <w:tc>
           <w:tcPr>
-            <w:tcW w:type="dxa" w:w="3744"/>
+            <w:tcW w:type="dxa" w:w="3024"/>
           </w:tcPr>
           <w:p>
             <w:pPr>
@@ -4599,6 +4637,60 @@
         </w:tc>
         <w:tc>
           <w:tcPr>
+            <w:tcW w:type="dxa" w:w="1368"/>
+          </w:tcPr>
+          <w:p>
+            <w:pPr>
+              <w:spacing w:after="20"/>
+              <w:jc w:val="right"/>
+            </w:pPr>
+            <w:r>
+              <w:rPr>
+                <w:color w:val="1C3A36"/>
+                <w:sz w:val="18"/>
+              </w:rPr>
+              <w:t>146</w:t>
+            </w:r>
+          </w:p>
+        </w:tc>
+        <w:tc>
+          <w:tcPr>
+            <w:tcW w:type="dxa" w:w="1152"/>
+          </w:tcPr>
+          <w:p>
+            <w:pPr>
+              <w:spacing w:after="20"/>
+              <w:jc w:val="right"/>
+            </w:pPr>
+            <w:r>
+              <w:rPr>
+                <w:color w:val="1C3A36"/>
+                <w:sz w:val="18"/>
+              </w:rPr>
+              <w:t>EUR</w:t>
+            </w:r>
+          </w:p>
+        </w:tc>
+        <w:tc>
+          <w:tcPr>
+            <w:tcW w:type="dxa" w:w="2088"/>
+          </w:tcPr>
+          <w:p>
+            <w:pPr>
+              <w:spacing w:after="20"/>
+              <w:jc w:val="right"/>
+            </w:pPr>
+            <w:r>
+              <w:rPr>
+                <w:color w:val="1C3A36"/>
+                <w:sz w:val="18"/>
+              </w:rPr>
+              <w:t>Euribor + 3.00% = 5.49%</w:t>
+            </w:r>
+          </w:p>
+        </w:tc>
+        <w:tc>
+          <w:tcPr>
             <w:tcW w:type="dxa" w:w="1728"/>
           </w:tcPr>
           <w:p>
@@ -4611,43 +4703,7 @@
                 <w:color w:val="1C3A36"/>
                 <w:sz w:val="18"/>
               </w:rPr>
-              <w:t>146</w:t>
-            </w:r>
-          </w:p>
-        </w:tc>
-        <w:tc>
-          <w:tcPr>
-            <w:tcW w:type="dxa" w:w="1440"/>
-          </w:tcPr>
-          <w:p>
-            <w:pPr>
-              <w:spacing w:after="20"/>
-              <w:jc w:val="right"/>
-            </w:pPr>
-            <w:r>
-              <w:rPr>
-                <w:color w:val="1C3A36"/>
-                <w:sz w:val="18"/>
-              </w:rPr>
-              <w:t>EUR</w:t>
-            </w:r>
-          </w:p>
-        </w:tc>
-        <w:tc>
-          <w:tcPr>
-            <w:tcW w:type="dxa" w:w="2304"/>
-          </w:tcPr>
-          <w:p>
-            <w:pPr>
-              <w:spacing w:after="20"/>
-              <w:jc w:val="right"/>
-            </w:pPr>
-            <w:r>
-              <w:rPr>
-                <w:color w:val="1C3A36"/>
-                <w:sz w:val="18"/>
-              </w:rPr>
-              <w:t>Euribor + 3.00% = 5.49%</w:t>
+              <w:t>11.49%</w:t>
             </w:r>
           </w:p>
         </w:tc>
@@ -4655,7 +4711,7 @@
       <w:tr>
         <w:tc>
           <w:tcPr>
-            <w:tcW w:type="dxa" w:w="3744"/>
+            <w:tcW w:type="dxa" w:w="3024"/>
           </w:tcPr>
           <w:p>
             <w:pPr>
@@ -4672,6 +4728,60 @@
         </w:tc>
         <w:tc>
           <w:tcPr>
+            <w:tcW w:type="dxa" w:w="1368"/>
+          </w:tcPr>
+          <w:p>
+            <w:pPr>
+              <w:spacing w:after="20"/>
+              <w:jc w:val="right"/>
+            </w:pPr>
+            <w:r>
+              <w:rPr>
+                <w:color w:val="1C3A36"/>
+                <w:sz w:val="18"/>
+              </w:rPr>
+              <w:t>888</w:t>
+            </w:r>
+          </w:p>
+        </w:tc>
+        <w:tc>
+          <w:tcPr>
+            <w:tcW w:type="dxa" w:w="1152"/>
+          </w:tcPr>
+          <w:p>
+            <w:pPr>
+              <w:spacing w:after="20"/>
+              <w:jc w:val="right"/>
+            </w:pPr>
+            <w:r>
+              <w:rPr>
+                <w:color w:val="1C3A36"/>
+                <w:sz w:val="18"/>
+              </w:rPr>
+              <w:t>EUR</w:t>
+            </w:r>
+          </w:p>
+        </w:tc>
+        <w:tc>
+          <w:tcPr>
+            <w:tcW w:type="dxa" w:w="2088"/>
+          </w:tcPr>
+          <w:p>
+            <w:pPr>
+              <w:spacing w:after="20"/>
+              <w:jc w:val="right"/>
+            </w:pPr>
+            <w:r>
+              <w:rPr>
+                <w:color w:val="1C3A36"/>
+                <w:sz w:val="18"/>
+              </w:rPr>
+              <w:t>Euribor + 4.35% = 6.84%</w:t>
+            </w:r>
+          </w:p>
+        </w:tc>
+        <w:tc>
+          <w:tcPr>
             <w:tcW w:type="dxa" w:w="1728"/>
           </w:tcPr>
           <w:p>
@@ -4684,43 +4794,7 @@
                 <w:color w:val="1C3A36"/>
                 <w:sz w:val="18"/>
               </w:rPr>
-              <w:t>888</w:t>
-            </w:r>
-          </w:p>
-        </w:tc>
-        <w:tc>
-          <w:tcPr>
-            <w:tcW w:type="dxa" w:w="1440"/>
-          </w:tcPr>
-          <w:p>
-            <w:pPr>
-              <w:spacing w:after="20"/>
-              <w:jc w:val="right"/>
-            </w:pPr>
-            <w:r>
-              <w:rPr>
-                <w:color w:val="1C3A36"/>
-                <w:sz w:val="18"/>
-              </w:rPr>
-              <w:t>EUR</w:t>
-            </w:r>
-          </w:p>
-        </w:tc>
-        <w:tc>
-          <w:tcPr>
-            <w:tcW w:type="dxa" w:w="2304"/>
-          </w:tcPr>
-          <w:p>
-            <w:pPr>
-              <w:spacing w:after="20"/>
-              <w:jc w:val="right"/>
-            </w:pPr>
-            <w:r>
-              <w:rPr>
-                <w:color w:val="1C3A36"/>
-                <w:sz w:val="18"/>
-              </w:rPr>
-              <w:t>Euribor + 4.35% = 6.84%</w:t>
+              <w:t>12.84%</w:t>
             </w:r>
           </w:p>
         </w:tc>
@@ -4728,7 +4802,7 @@
       <w:tr>
         <w:tc>
           <w:tcPr>
-            <w:tcW w:type="dxa" w:w="3744"/>
+            <w:tcW w:type="dxa" w:w="3024"/>
           </w:tcPr>
           <w:p>
             <w:pPr>
@@ -4745,6 +4819,60 @@
         </w:tc>
         <w:tc>
           <w:tcPr>
+            <w:tcW w:type="dxa" w:w="1368"/>
+          </w:tcPr>
+          <w:p>
+            <w:pPr>
+              <w:spacing w:after="20"/>
+              <w:jc w:val="right"/>
+            </w:pPr>
+            <w:r>
+              <w:rPr>
+                <w:color w:val="1C3A36"/>
+                <w:sz w:val="18"/>
+              </w:rPr>
+              <w:t>1.2</w:t>
+            </w:r>
+          </w:p>
+        </w:tc>
+        <w:tc>
+          <w:tcPr>
+            <w:tcW w:type="dxa" w:w="1152"/>
+          </w:tcPr>
+          <w:p>
+            <w:pPr>
+              <w:spacing w:after="20"/>
+              <w:jc w:val="right"/>
+            </w:pPr>
+            <w:r>
+              <w:rPr>
+                <w:color w:val="1C3A36"/>
+                <w:sz w:val="18"/>
+              </w:rPr>
+              <w:t>EGP</w:t>
+            </w:r>
+          </w:p>
+        </w:tc>
+        <w:tc>
+          <w:tcPr>
+            <w:tcW w:type="dxa" w:w="2088"/>
+          </w:tcPr>
+          <w:p>
+            <w:pPr>
+              <w:spacing w:after="20"/>
+              <w:jc w:val="right"/>
+            </w:pPr>
+            <w:r>
+              <w:rPr>
+                <w:color w:val="1C3A36"/>
+                <w:sz w:val="18"/>
+              </w:rPr>
+              <w:t>marginal pound rate = 20.60%</w:t>
+            </w:r>
+          </w:p>
+        </w:tc>
+        <w:tc>
+          <w:tcPr>
             <w:tcW w:type="dxa" w:w="1728"/>
           </w:tcPr>
           <w:p>
@@ -4757,43 +4885,7 @@
                 <w:color w:val="1C3A36"/>
                 <w:sz w:val="18"/>
               </w:rPr>
-              <w:t>1.2</w:t>
-            </w:r>
-          </w:p>
-        </w:tc>
-        <w:tc>
-          <w:tcPr>
-            <w:tcW w:type="dxa" w:w="1440"/>
-          </w:tcPr>
-          <w:p>
-            <w:pPr>
-              <w:spacing w:after="20"/>
-              <w:jc w:val="right"/>
-            </w:pPr>
-            <w:r>
-              <w:rPr>
-                <w:color w:val="1C3A36"/>
-                <w:sz w:val="18"/>
-              </w:rPr>
-              <w:t>EGP</w:t>
-            </w:r>
-          </w:p>
-        </w:tc>
-        <w:tc>
-          <w:tcPr>
-            <w:tcW w:type="dxa" w:w="2304"/>
-          </w:tcPr>
-          <w:p>
-            <w:pPr>
-              <w:spacing w:after="20"/>
-              <w:jc w:val="right"/>
-            </w:pPr>
-            <w:r>
-              <w:rPr>
-                <w:color w:val="1C3A36"/>
-                <w:sz w:val="18"/>
-              </w:rPr>
-              <w:t>—</w:t>
+              <w:t>20.60%</w:t>
             </w:r>
           </w:p>
         </w:tc>
@@ -4801,7 +4893,7 @@
       <w:tr>
         <w:tc>
           <w:tcPr>
-            <w:tcW w:type="dxa" w:w="3744"/>
+            <w:tcW w:type="dxa" w:w="3024"/>
             <w:shd w:val="clear" w:color="auto" w:fill="F6F1E6"/>
           </w:tcPr>
           <w:p>
@@ -4814,53 +4906,73 @@
                 <w:color w:val="1C3A36"/>
                 <w:sz w:val="18"/>
               </w:rPr>
-              <w:t>Blended cost of debt, adopted</w:t>
+              <w:t>Weighted average</w:t>
+            </w:r>
+          </w:p>
+        </w:tc>
+        <w:tc>
+          <w:tcPr>
+            <w:tcW w:type="dxa" w:w="1368"/>
+            <w:shd w:val="clear" w:color="auto" w:fill="F6F1E6"/>
+          </w:tcPr>
+          <w:p>
+            <w:pPr>
+              <w:spacing w:after="20"/>
+              <w:jc w:val="right"/>
+            </w:pPr>
+            <w:r>
+              <w:rPr>
+                <w:b/>
+                <w:color w:val="1C3A36"/>
+                <w:sz w:val="18"/>
+              </w:rPr>
+              <w:t>1,135</w:t>
+            </w:r>
+          </w:p>
+        </w:tc>
+        <w:tc>
+          <w:tcPr>
+            <w:tcW w:type="dxa" w:w="1152"/>
+            <w:shd w:val="clear" w:color="auto" w:fill="F6F1E6"/>
+          </w:tcPr>
+          <w:p>
+            <w:pPr>
+              <w:spacing w:after="20"/>
+              <w:jc w:val="right"/>
+            </w:pPr>
+            <w:r>
+              <w:rPr>
+                <w:b/>
+                <w:color w:val="1C3A36"/>
+                <w:sz w:val="18"/>
+              </w:rPr>
+              <w:t>91% EUR</w:t>
+            </w:r>
+          </w:p>
+        </w:tc>
+        <w:tc>
+          <w:tcPr>
+            <w:tcW w:type="dxa" w:w="2088"/>
+            <w:shd w:val="clear" w:color="auto" w:fill="F6F1E6"/>
+          </w:tcPr>
+          <w:p>
+            <w:pPr>
+              <w:spacing w:after="20"/>
+              <w:jc w:val="right"/>
+            </w:pPr>
+            <w:r>
+              <w:rPr>
+                <w:b/>
+                <w:color w:val="1C3A36"/>
+                <w:sz w:val="18"/>
+              </w:rPr>
+              <w:t>7.89%</w:t>
             </w:r>
           </w:p>
         </w:tc>
         <w:tc>
           <w:tcPr>
             <w:tcW w:type="dxa" w:w="1728"/>
-            <w:shd w:val="clear" w:color="auto" w:fill="F6F1E6"/>
-          </w:tcPr>
-          <w:p>
-            <w:pPr>
-              <w:spacing w:after="20"/>
-              <w:jc w:val="right"/>
-            </w:pPr>
-            <w:r>
-              <w:rPr>
-                <w:b/>
-                <w:color w:val="1C3A36"/>
-                <w:sz w:val="18"/>
-              </w:rPr>
-              <w:t>1,135</w:t>
-            </w:r>
-          </w:p>
-        </w:tc>
-        <w:tc>
-          <w:tcPr>
-            <w:tcW w:type="dxa" w:w="1440"/>
-            <w:shd w:val="clear" w:color="auto" w:fill="F6F1E6"/>
-          </w:tcPr>
-          <w:p>
-            <w:pPr>
-              <w:spacing w:after="20"/>
-              <w:jc w:val="right"/>
-            </w:pPr>
-            <w:r>
-              <w:rPr>
-                <w:b/>
-                <w:color w:val="1C3A36"/>
-                <w:sz w:val="18"/>
-              </w:rPr>
-              <w:t>91% EUR</w:t>
-            </w:r>
-          </w:p>
-        </w:tc>
-        <w:tc>
-          <w:tcPr>
-            <w:tcW w:type="dxa" w:w="2304"/>
             <w:shd w:val="clear" w:color="auto" w:fill="F6F1E6"/>
           </w:tcPr>
           <w:p>
@@ -4896,7 +5008,7 @@
           <w:color w:val="6E7B77"/>
           <w:sz w:val="17"/>
         </w:rPr>
-        <w:t>Table 5 — The debt book, facility by facility, from the audited borrowings note. The blended rate is built in the model from these four lines, not pasted.</w:t>
+        <w:t>Table 5 — The debt book, facility by facility, from the audited borrowings note, and the rate ADOPTED is the last column. A euro loan is not a cheap loan to a company that earns pounds: the contractual coupon has to carry the expected 6% annual pound depreciation against the euro before it can be compared with a pound rate or applied to pound cash flows. Both columns weight to the figures shown, from these four lines and nothing pasted; the contractual weighted average is published beside the adopted one so the reader can see the whole of the difference.</w:t>
       </w:r>
     </w:p>
     <w:p>
@@ -4910,7 +5022,7 @@
           <w:color w:val="1C3A36"/>
           <w:sz w:val="21"/>
         </w:rPr>
-        <w:t>Three checks are published rather than asserted, because a contractual rate is not the same thing as a rate paid. Interest expense over average interest-bearing debt gives 20.85% in FY2024, 5.03% in FY2025 and 3.73% annualising the first quarter of 2026. The contractual 13.36% sits ABOVE all three, and the gap is not a reconciling item to be smoothed: the book re-based mid-year, so the trailing average balance is not what carried the interest, and the borrowing that funds an asset still under construction has its interest capitalised into that asset rather than expensed. The marginal contractual rate is the right one for a forward-looking discount rate, and the gap is disclosed so the reader can disagree.</w:t>
+        <w:t>Three checks are published rather than asserted, because a contractual rate is not the same thing as a rate paid. Interest expense over average interest-bearing debt gives 20.85% in FY2024, 5.03% in FY2025 and 3.73% annualising the first quarter of 2026. The adopted 13.36% sits ABOVE all three, and the gap is not a reconciling item to be smoothed: the book re-based mid-year, so the trailing average balance is not what carried the interest, and the borrowing that funds an asset still under construction has its interest capitalised into that asset rather than expensed. A marginal forward-looking rate is the right one for a discount rate, and the gap is disclosed so the reader can disagree.</w:t>
       </w:r>
     </w:p>
     <w:p>
@@ -4924,7 +5036,7 @@
           <w:color w:val="1C3A36"/>
           <w:sz w:val="21"/>
         </w:rPr>
-        <w:t>One caution belongs next to that number. Adopting the contracted euro rate means the euro debt is NOT compensated for pound depreciation beyond what this study's own currency path already assumes. Loading the euro legs with 6% annual pound depreciation under interest parity gives a pound-equivalent cost of debt of 13.36% — nearly twice the adopted figure. The alternative is computed as a VALUE and not merely described: it is worth +0.2% of the cash-flow lens, because debt is only 3.8% of the capital structure. A large swing in a small weight is still a small effect, and saying so is not the same as dismissing it.</w:t>
+        <w:t>One caution belongs next to that number, and it runs the other way from the one a reader might expect. The alternative here is the CONTRACTED euro rate — the coupon as written, 7.89% blended — and adopting it would mean the euro debt is NOT compensated for pound depreciation beyond what this study's own currency path already assumes. This study does not adopt it. Loading the euro legs with 6% annual pound depreciation under interest parity, which is what a company earning pounds actually bears on a euro loan, is what produces the adopted 13.36% — 1.7 times the contracted figure. The cheaper alternative is computed as a VALUE and not merely described: it is worth +0.2% of the cash-flow lens, because debt is only 3.8% of the capital structure. A large swing in a small weight is still a small effect, and saying so is not the same as dismissing it. The adopted rate is the MORE conservative of the two.</w:t>
       </w:r>
     </w:p>
     <w:tbl>
@@ -15595,14 +15707,14 @@
           <w:color w:val="1C3A36"/>
           <w:sz w:val="21"/>
         </w:rPr>
-        <w:t xml:space="preserve">The cost of debt is contractual, not paid. </w:t>
+        <w:t xml:space="preserve">The cost of debt is marginal and pound-equivalent, not the coupon as written. </w:t>
       </w:r>
       <w:r>
         <w:rPr>
           <w:color w:val="1C3A36"/>
           <w:sz w:val="21"/>
         </w:rPr>
-        <w:t>The blended 13.36% sits above the 5.03% that FY2025 interest over average debt gives and the 3.73% the first quarter of 2026 annualises to, because the book re-based mid-year and interest on assets still under construction is capitalised. Adopting the contracted euro rate also means the euro debt is not compensated for pound depreciation beyond the currency path assumed here; the pound-equivalent alternative is 13.36% and is worth +0.2%.</w:t>
+        <w:t>The adopted 13.36% carries the euro legs at the pound cost a company earning pounds actually bears, against a contracted blend of 7.89%. It sits above the 5.03% that FY2025 interest over average debt gives and the 3.73% the first quarter of 2026 annualises to, because the book re-based mid-year and interest on assets still under construction is capitalised. Adopting the contracted rate instead would leave the euro debt uncompensated for pound depreciation beyond the currency path assumed here, and is worth +0.2%.</w:t>
       </w:r>
     </w:p>
     <w:p>

--- a/engine/arcc_study/ARCC_Valuation_Study_03-09-2026_public.docx
+++ b/engine/arcc_study/ARCC_Valuation_Study_03-09-2026_public.docx
@@ -2531,6 +2531,43 @@
                 <w:color w:val="1C3A36"/>
                 <w:sz w:val="18"/>
               </w:rPr>
+              <w:t>Exported as cement</w:t>
+            </w:r>
+          </w:p>
+        </w:tc>
+        <w:tc>
+          <w:tcPr>
+            <w:tcW w:type="dxa" w:w="2880"/>
+          </w:tcPr>
+          <w:p>
+            <w:pPr>
+              <w:spacing w:after="20"/>
+              <w:jc w:val="right"/>
+            </w:pPr>
+            <w:r>
+              <w:rPr>
+                <w:color w:val="1C3A36"/>
+                <w:sz w:val="18"/>
+              </w:rPr>
+              <w:t>0.630Mt</w:t>
+            </w:r>
+          </w:p>
+        </w:tc>
+      </w:tr>
+      <w:tr>
+        <w:tc>
+          <w:tcPr>
+            <w:tcW w:type="dxa" w:w="5904"/>
+          </w:tcPr>
+          <w:p>
+            <w:pPr>
+              <w:spacing w:after="20"/>
+            </w:pPr>
+            <w:r>
+              <w:rPr>
+                <w:color w:val="1C3A36"/>
+                <w:sz w:val="18"/>
+              </w:rPr>
               <w:t>Local cement</w:t>
             </w:r>
           </w:p>
@@ -2550,6 +2587,43 @@
                 <w:sz w:val="18"/>
               </w:rPr>
               <w:t>2.923Mt</w:t>
+            </w:r>
+          </w:p>
+        </w:tc>
+      </w:tr>
+      <w:tr>
+        <w:tc>
+          <w:tcPr>
+            <w:tcW w:type="dxa" w:w="5904"/>
+          </w:tcPr>
+          <w:p>
+            <w:pPr>
+              <w:spacing w:after="20"/>
+            </w:pPr>
+            <w:r>
+              <w:rPr>
+                <w:color w:val="1C3A36"/>
+                <w:sz w:val="18"/>
+              </w:rPr>
+              <w:t>Exported as clinker  (from above)</w:t>
+            </w:r>
+          </w:p>
+        </w:tc>
+        <w:tc>
+          <w:tcPr>
+            <w:tcW w:type="dxa" w:w="2880"/>
+          </w:tcPr>
+          <w:p>
+            <w:pPr>
+              <w:spacing w:after="20"/>
+              <w:jc w:val="right"/>
+            </w:pPr>
+            <w:r>
+              <w:rPr>
+                <w:color w:val="1C3A36"/>
+                <w:sz w:val="18"/>
+              </w:rPr>
+              <w:t>1.301Mt</w:t>
             </w:r>
           </w:p>
         </w:tc>

--- a/engine/arcc_study/ARCC_Valuation_Study_03-09-2026_public.docx
+++ b/engine/arcc_study/ARCC_Valuation_Study_03-09-2026_public.docx
@@ -6582,7 +6582,7 @@
           <w:color w:val="6E7B77"/>
           <w:sz w:val="17"/>
         </w:rPr>
-        <w:t>Table 8 — Fair value across the fixed comparability anchors, which span the regression's own confidence interval.</w:t>
+        <w:t>Table 8 — Fair value across the fixed comparability anchors. These are round numbers held constant so studies can be compared, and they therefore do NOT track any one regression's confidence interval — on this name the withdrawn own-stock estimate carries a 95% interval of 0.25 to 1.15, whose LOWER end sits below the lowest anchor here and would put the cash-flow lens at EGP 102.54. That end is the value-RAISING one, and it is stated rather than left off the table: a wider interval than the anchors show is a fact about how little this regression establishes, not a reason to print a narrower one.</w:t>
       </w:r>
     </w:p>
     <w:p>
@@ -7195,6 +7195,115 @@
                 <w:color w:val="1C3A36"/>
                 <w:sz w:val="17"/>
               </w:rPr>
+              <w:t>Plus other operating income</w:t>
+            </w:r>
+          </w:p>
+        </w:tc>
+        <w:tc>
+          <w:tcPr>
+            <w:tcW w:type="dxa" w:w="1325"/>
+          </w:tcPr>
+          <w:p>
+            <w:pPr>
+              <w:spacing w:after="20"/>
+              <w:jc w:val="right"/>
+            </w:pPr>
+            <w:r>
+              <w:rPr>
+                <w:color w:val="1C3A36"/>
+                <w:sz w:val="17"/>
+              </w:rPr>
+              <w:t>50</w:t>
+            </w:r>
+          </w:p>
+        </w:tc>
+        <w:tc>
+          <w:tcPr>
+            <w:tcW w:type="dxa" w:w="1325"/>
+          </w:tcPr>
+          <w:p>
+            <w:pPr>
+              <w:spacing w:after="20"/>
+              <w:jc w:val="right"/>
+            </w:pPr>
+            <w:r>
+              <w:rPr>
+                <w:color w:val="1C3A36"/>
+                <w:sz w:val="17"/>
+              </w:rPr>
+              <w:t>54</w:t>
+            </w:r>
+          </w:p>
+        </w:tc>
+        <w:tc>
+          <w:tcPr>
+            <w:tcW w:type="dxa" w:w="1325"/>
+          </w:tcPr>
+          <w:p>
+            <w:pPr>
+              <w:spacing w:after="20"/>
+              <w:jc w:val="right"/>
+            </w:pPr>
+            <w:r>
+              <w:rPr>
+                <w:color w:val="1C3A36"/>
+                <w:sz w:val="17"/>
+              </w:rPr>
+              <w:t>57</w:t>
+            </w:r>
+          </w:p>
+        </w:tc>
+        <w:tc>
+          <w:tcPr>
+            <w:tcW w:type="dxa" w:w="1325"/>
+          </w:tcPr>
+          <w:p>
+            <w:pPr>
+              <w:spacing w:after="20"/>
+              <w:jc w:val="right"/>
+            </w:pPr>
+            <w:r>
+              <w:rPr>
+                <w:color w:val="1C3A36"/>
+                <w:sz w:val="17"/>
+              </w:rPr>
+              <w:t>60</w:t>
+            </w:r>
+          </w:p>
+        </w:tc>
+        <w:tc>
+          <w:tcPr>
+            <w:tcW w:type="dxa" w:w="1325"/>
+          </w:tcPr>
+          <w:p>
+            <w:pPr>
+              <w:spacing w:after="20"/>
+              <w:jc w:val="right"/>
+            </w:pPr>
+            <w:r>
+              <w:rPr>
+                <w:color w:val="1C3A36"/>
+                <w:sz w:val="17"/>
+              </w:rPr>
+              <w:t>62</w:t>
+            </w:r>
+          </w:p>
+        </w:tc>
+      </w:tr>
+      <w:tr>
+        <w:tc>
+          <w:tcPr>
+            <w:tcW w:type="dxa" w:w="3024"/>
+          </w:tcPr>
+          <w:p>
+            <w:pPr>
+              <w:spacing w:after="20"/>
+            </w:pPr>
+            <w:r>
+              <w:rPr>
+                <w:color w:val="1C3A36"/>
+                <w:sz w:val="17"/>
+              </w:rPr>
               <w:t>EBIT</w:t>
             </w:r>
           </w:p>
@@ -8203,7 +8312,7 @@
           <w:color w:val="6E7B77"/>
           <w:sz w:val="17"/>
         </w:rPr>
-        <w:t>Table 9 — The full build from revenue to present value. FY2026 carries only the five months not yet earned at the valuation date; the seven already earned are rolled into the opening cash balance instead, so the period is counted exactly once rather than twice or not at all.</w:t>
+        <w:t>Table 9 — The full build from revenue to present value, and every line of it is printed so the arithmetic closes on the page: EBITDA less depreciation PLUS other operating income is the EBIT shown. That last line is the export subsidy at the rate the company disclosed on its FY2025 export revenue, plus the non-subsidy remainder escalated; it is a real disclosed income and leaving it out of the printed build would have left a reader unable to reconcile the two rows either side of it. FY2026 carries only the five months not yet earned at the valuation date; the seven already earned are rolled into the opening cash balance instead, so the period is counted exactly once rather than twice or not at all.</w:t>
       </w:r>
     </w:p>
     <w:p>

--- a/engine/arcc_study/ARCC_Valuation_Study_03-09-2026_public.docx
+++ b/engine/arcc_study/ARCC_Valuation_Study_03-09-2026_public.docx
@@ -7960,7 +7960,7 @@
                 <w:color w:val="1C3A36"/>
                 <w:sz w:val="17"/>
               </w:rPr>
-              <w:t>Free cash flow to the firm</w:t>
+              <w:t>Remaining fraction of the year</w:t>
             </w:r>
           </w:p>
         </w:tc>
@@ -7980,7 +7980,7 @@
                 <w:color w:val="1C3A36"/>
                 <w:sz w:val="17"/>
               </w:rPr>
-              <w:t>1,545</w:t>
+              <w:t>0.50</w:t>
             </w:r>
           </w:p>
         </w:tc>
@@ -8000,7 +8000,7 @@
                 <w:color w:val="1C3A36"/>
                 <w:sz w:val="17"/>
               </w:rPr>
-              <w:t>3,480</w:t>
+              <w:t>1.00</w:t>
             </w:r>
           </w:p>
         </w:tc>
@@ -8020,7 +8020,7 @@
                 <w:color w:val="1C3A36"/>
                 <w:sz w:val="17"/>
               </w:rPr>
-              <w:t>3,960</w:t>
+              <w:t>1.00</w:t>
             </w:r>
           </w:p>
         </w:tc>
@@ -8040,7 +8040,7 @@
                 <w:color w:val="1C3A36"/>
                 <w:sz w:val="17"/>
               </w:rPr>
-              <w:t>4,362</w:t>
+              <w:t>1.00</w:t>
             </w:r>
           </w:p>
         </w:tc>
@@ -8057,6 +8057,115 @@
             <w:r>
               <w:rPr>
                 <w:b/>
+                <w:color w:val="1C3A36"/>
+                <w:sz w:val="17"/>
+              </w:rPr>
+              <w:t>1.00</w:t>
+            </w:r>
+          </w:p>
+        </w:tc>
+      </w:tr>
+      <w:tr>
+        <w:tc>
+          <w:tcPr>
+            <w:tcW w:type="dxa" w:w="3024"/>
+          </w:tcPr>
+          <w:p>
+            <w:pPr>
+              <w:spacing w:after="20"/>
+            </w:pPr>
+            <w:r>
+              <w:rPr>
+                <w:color w:val="1C3A36"/>
+                <w:sz w:val="17"/>
+              </w:rPr>
+              <w:t>Free cash flow to the firm</w:t>
+            </w:r>
+          </w:p>
+        </w:tc>
+        <w:tc>
+          <w:tcPr>
+            <w:tcW w:type="dxa" w:w="1325"/>
+          </w:tcPr>
+          <w:p>
+            <w:pPr>
+              <w:spacing w:after="20"/>
+              <w:jc w:val="right"/>
+            </w:pPr>
+            <w:r>
+              <w:rPr>
+                <w:color w:val="1C3A36"/>
+                <w:sz w:val="17"/>
+              </w:rPr>
+              <w:t>1,545</w:t>
+            </w:r>
+          </w:p>
+        </w:tc>
+        <w:tc>
+          <w:tcPr>
+            <w:tcW w:type="dxa" w:w="1325"/>
+          </w:tcPr>
+          <w:p>
+            <w:pPr>
+              <w:spacing w:after="20"/>
+              <w:jc w:val="right"/>
+            </w:pPr>
+            <w:r>
+              <w:rPr>
+                <w:color w:val="1C3A36"/>
+                <w:sz w:val="17"/>
+              </w:rPr>
+              <w:t>3,480</w:t>
+            </w:r>
+          </w:p>
+        </w:tc>
+        <w:tc>
+          <w:tcPr>
+            <w:tcW w:type="dxa" w:w="1325"/>
+          </w:tcPr>
+          <w:p>
+            <w:pPr>
+              <w:spacing w:after="20"/>
+              <w:jc w:val="right"/>
+            </w:pPr>
+            <w:r>
+              <w:rPr>
+                <w:color w:val="1C3A36"/>
+                <w:sz w:val="17"/>
+              </w:rPr>
+              <w:t>3,960</w:t>
+            </w:r>
+          </w:p>
+        </w:tc>
+        <w:tc>
+          <w:tcPr>
+            <w:tcW w:type="dxa" w:w="1325"/>
+          </w:tcPr>
+          <w:p>
+            <w:pPr>
+              <w:spacing w:after="20"/>
+              <w:jc w:val="right"/>
+            </w:pPr>
+            <w:r>
+              <w:rPr>
+                <w:color w:val="1C3A36"/>
+                <w:sz w:val="17"/>
+              </w:rPr>
+              <w:t>4,362</w:t>
+            </w:r>
+          </w:p>
+        </w:tc>
+        <w:tc>
+          <w:tcPr>
+            <w:tcW w:type="dxa" w:w="1325"/>
+          </w:tcPr>
+          <w:p>
+            <w:pPr>
+              <w:spacing w:after="20"/>
+              <w:jc w:val="right"/>
+            </w:pPr>
+            <w:r>
+              <w:rPr>
                 <w:color w:val="1C3A36"/>
                 <w:sz w:val="17"/>
               </w:rPr>
@@ -8312,7 +8421,7 @@
           <w:color w:val="6E7B77"/>
           <w:sz w:val="17"/>
         </w:rPr>
-        <w:t>Table 9 — The full build from revenue to present value, and every line of it is printed so the arithmetic closes on the page: EBITDA less depreciation PLUS other operating income is the EBIT shown. That last line is the export subsidy at the rate the company disclosed on its FY2025 export revenue, plus the non-subsidy remainder escalated; it is a real disclosed income and leaving it out of the printed build would have left a reader unable to reconcile the two rows either side of it. FY2026 carries only the five months not yet earned at the valuation date; the seven already earned are rolled into the opening cash balance instead, so the period is counted exactly once rather than twice or not at all.</w:t>
+        <w:t>Table 9 — The full build from revenue to present value, and every line of it is printed so the arithmetic closes on the page: EBITDA less depreciation PLUS other operating income is the EBIT shown. That last line is the export subsidy at the rate the company disclosed on its FY2025 export revenue, plus the non-subsidy remainder escalated; it is a real disclosed income and leaving it out of the printed build would have left a reader unable to reconcile the two rows either side of it. FY2026 carries only the 6 months not yet earned at the valuation date; the 6 already earned are rolled into the opening cash balance instead, so the period is counted exactly once rather than twice or not at all.</w:t>
       </w:r>
     </w:p>
     <w:p>
@@ -8396,7 +8505,7 @@
           <w:color w:val="1C3A36"/>
           <w:sz w:val="21"/>
         </w:rPr>
-        <w:t>One reconciliation belongs here too, because it is the sharpest challenge to the forecast. The first quarter of 2026 — reviewed, not audited, but signed off in May — earned attributable profit of EGP 943mn on revenue of EGP 2,996mn, a gross margin of 42.9% against 40.6% for FY2025 as a whole. Four times that quarter is EGP 3,772mn. This model forecasts EGP 3,842mn for FY2026, +1.8% below the simple annualisation. Margins were still EXPANDING in the first quarter; the forecast assumes they turn. That is the assumption to attack.</w:t>
+        <w:t>One reconciliation belongs here too, because it is the sharpest challenge to the forecast. The first quarter of 2026 — reviewed, not audited, but signed off in May — earned attributable profit of EGP 943mn on revenue of EGP 2,996mn, a gross margin of 42.9% against 40.6% for FY2025 as a whole. Four times that quarter is EGP 3,772mn. This model forecasts EGP 3,842mn for FY2026, +1.8% above the simple annualisation — a direction that is COMPUTED here rather than typed, because the earlier editions of this sentence said "below" beside a positive sign. The margin turn is visible in the two rates rather than in that one: revenue is forecast +11.4% against four times the quarter while profit is forecast +1.8%, so the model has revenue running well ahead of earnings. Margins were still EXPANDING in the first quarter; the forecast assumes they turn. That is the assumption to attack.</w:t>
       </w:r>
     </w:p>
     <w:p>

--- a/engine/arcc_study/ARCC_Valuation_Study_03-09-2026_public.docx
+++ b/engine/arcc_study/ARCC_Valuation_Study_03-09-2026_public.docx
@@ -9249,7 +9249,7 @@
           <w:color w:val="1C3A36"/>
           <w:sz w:val="21"/>
         </w:rPr>
-        <w:t>The terminal block is therefore struck on REPLACEMENT-COST invested capital — EGP 51,191mn, being 5.0Mt at USD 130 a tonne. On that basis the return on capital in the terminal year is 11.3%.</w:t>
+        <w:t>The terminal block is therefore struck on REPLACEMENT-COST invested capital — EGP 51,191mn, being 5.0Mt at USD 130 a tonne. On that basis the return on capital is 10.52% — the last forecast year's operating profit after tax against that capital, both measured at the same date. A figure of 11.3% appears in the earlier editions of this section and is NOT used here: it divides a profit already grown by one year of terminal growth by a capital base that has not grown, which flatters the return by 74 basis points for no reason other than the mismatch. The lower figure is the one this study tests growth against.</w:t>
       </w:r>
     </w:p>
     <w:p>
@@ -9277,7 +9277,7 @@
           <w:color w:val="1C3A36"/>
           <w:sz w:val="21"/>
         </w:rPr>
-        <w:t>This edition charges what holding the plant actually costs: capital maintenance over the useful life ARCC’s own audited accounts disclose — 20 years for machinery and equipment and for other installations — which is EGP 2,560mn a year against replacement cost, plus the working capital that inflation requires, less the book depreciation already inside terminal profit. That is the same definition of free cash flow the explicit window uses; the earlier terminal used a different one, and a model should not carry two. Three implied asset lives previously sat inside this one and disagreed by a factor of nearly three: the terminal’s 14.3 years, the explicit window’s own capital spending at 40.2 years, and the disclosed 20. The sourced figure sits between the model’s own two conventions. The explicit window and the terminal may still differ, and here they do for an economic reason: kiln 2 sits in assets under construction, so a young plant genuinely spends less than replacement depreciation for a while, while the terminal is perpetuity, where every asset must be replaced at current cost.</w:t>
+        <w:t>This edition charges what holding the plant actually costs: capital maintenance over the useful life ARCC’s own audited accounts disclose — 20 years for machinery and equipment and for other installations — which is EGP 2,560mn a year against replacement cost, plus the working capital that inflation requires, less the book depreciation already inside terminal profit. That is the same definition of free cash flow the explicit window uses; the earlier terminal used a different one, and a model should not carry two. Three implied asset lives previously sat inside this one and disagreed by a factor of 2.8: the terminal’s 14.3 years, the explicit window’s own capital spending at 40.2 years, and the disclosed 20. The sourced figure sits between the model’s own two conventions. The explicit window and the terminal may still differ, and here they do for an economic reason: kiln 2 sits in assets under construction, so a young plant genuinely spends less than replacement depreciation for a while, while the terminal is perpetuity, where every asset must be replaced at current cost.</w:t>
       </w:r>
     </w:p>
     <w:p>
@@ -10795,7 +10795,7 @@
           <w:color w:val="1C3A36"/>
           <w:sz w:val="21"/>
         </w:rPr>
-        <w:t>The relative lens applies 4.5 times to normalised EBITDA of EGP 3,651mn — the FY2025 revenue base cut 6% and a mid-cycle margin of 31.2% applied to it — and adds net cash at face. The multiple is disclosed as weakly anchored: the listed Egyptian peer set is thin, and its published multiples do not reconcile against the market capitalisations printed beside them. That is why this lens carries 20% and not more.</w:t>
+        <w:t>The relative lens applies 4.5 times to normalised EBITDA of EGP 3,651mn — the FY2025 revenue base cut 6% and a mid-cycle margin of 31.2% applied to it — and adds net cash at face. The multiple is disclosed as weakly anchored: the listed Egyptian peer set is thin, and its published multiples do not reconcile against the market capitalisations printed beside them. That weakness is why this lens is published as a CROSS-CHECK beside the answer and is not the answer: a multiple anchored on a peer set this thin cannot carry a valuation, and averaging it into one would import that weakness at whatever weight somebody chose.</w:t>
       </w:r>
     </w:p>
     <w:p>
@@ -10823,7 +10823,7 @@
           <w:color w:val="1C3A36"/>
           <w:sz w:val="21"/>
         </w:rPr>
-        <w:t>The asset lens values the capacity: 5.0Mt at a justified USD 95 per annual tonne, marked down 27% from a replacement cost of USD 130. Against that, the market is paying USD 112.0 per annual tonne. This lens carries only 8%, and the reason is in the same paragraph as the number: restarting a mothballed line costs a fraction of building one, and 12.6Mt of restart capacity is queuing. Replacement cost is a ceiling here, not a floor.</w:t>
+        <w:t>The asset lens values the capacity: 5.0Mt at a justified USD 95 per annual tonne, marked down 27% from a replacement cost of USD 130. Against that, the market is paying USD 112.0 per annual tonne. This lens is a CROSS-CHECK and not the answer, and the reason is in the same paragraph as the number: restarting a mothballed line costs a fraction of building one, and 12.6Mt of restart capacity is queuing. Replacement cost is a ceiling here, not a floor.</w:t>
       </w:r>
     </w:p>
     <w:tbl>
@@ -22212,7 +22212,7 @@
           <w:color w:val="1C3A36"/>
           <w:sz w:val="21"/>
         </w:rPr>
-        <w:t>Find an Egyptian line built, bought or restarted below USD 95 per annual tonne. The 12.6Mt revival programme is the live test and it runs against this lens: restarting a mothballed kiln costs a fraction of building one, which is why this valuation is a ceiling and carries only 8% of the weight.</w:t>
+        <w:t>Find an Egyptian line built, bought or restarted below USD 95 per annual tonne. The 12.6Mt revival programme is the live test and it runs against this lens: restarting a mothballed kiln costs a fraction of building one, which is why this valuation is a CEILING and is published as a cross-check rather than as the answer.</w:t>
       </w:r>
     </w:p>
     <w:p>

--- a/engine/arcc_study/ARCC_Valuation_Study_03-09-2026_public.docx
+++ b/engine/arcc_study/ARCC_Valuation_Study_03-09-2026_public.docx
@@ -12284,7 +12284,7 @@
                 <w:color w:val="1C3A36"/>
                 <w:sz w:val="17"/>
               </w:rPr>
-              <w:t>36.0%</w:t>
+              <w:t>39.0%</w:t>
             </w:r>
           </w:p>
         </w:tc>
@@ -12338,7 +12338,7 @@
                 <w:color w:val="1C3A36"/>
                 <w:sz w:val="17"/>
               </w:rPr>
-              <w:t>+1.96pt</w:t>
+              <w:t>-1.04pt</w:t>
             </w:r>
           </w:p>
         </w:tc>
@@ -12375,7 +12375,7 @@
                 <w:color w:val="1C3A36"/>
                 <w:sz w:val="17"/>
               </w:rPr>
-              <w:t>35.6%</w:t>
+              <w:t>39.5%</w:t>
             </w:r>
           </w:p>
         </w:tc>
@@ -12429,7 +12429,7 @@
                 <w:color w:val="1C3A36"/>
                 <w:sz w:val="17"/>
               </w:rPr>
-              <w:t>+3.85pt</w:t>
+              <w:t>-0.01pt</w:t>
             </w:r>
           </w:p>
         </w:tc>
@@ -12466,7 +12466,7 @@
                 <w:color w:val="1C3A36"/>
                 <w:sz w:val="17"/>
               </w:rPr>
-              <w:t>35.4%</w:t>
+              <w:t>40.0%</w:t>
             </w:r>
           </w:p>
         </w:tc>
@@ -12520,7 +12520,7 @@
                 <w:color w:val="1C3A36"/>
                 <w:sz w:val="17"/>
               </w:rPr>
-              <w:t>+4.26pt</w:t>
+              <w:t>-0.29pt</w:t>
             </w:r>
           </w:p>
         </w:tc>
@@ -12557,7 +12557,7 @@
                 <w:color w:val="1C3A36"/>
                 <w:sz w:val="17"/>
               </w:rPr>
-              <w:t>35.1%</w:t>
+              <w:t>40.2%</w:t>
             </w:r>
           </w:p>
         </w:tc>
@@ -12611,7 +12611,7 @@
                 <w:color w:val="1C3A36"/>
                 <w:sz w:val="17"/>
               </w:rPr>
-              <w:t>+4.63pt</w:t>
+              <w:t>-0.51pt</w:t>
             </w:r>
           </w:p>
         </w:tc>
@@ -12648,7 +12648,7 @@
                 <w:color w:val="1C3A36"/>
                 <w:sz w:val="17"/>
               </w:rPr>
-              <w:t>35.0%</w:t>
+              <w:t>40.4%</w:t>
             </w:r>
           </w:p>
         </w:tc>
@@ -12702,7 +12702,7 @@
                 <w:color w:val="1C3A36"/>
                 <w:sz w:val="17"/>
               </w:rPr>
-              <w:t>+4.67pt</w:t>
+              <w:t>-0.71pt</w:t>
             </w:r>
           </w:p>
         </w:tc>
@@ -12750,15 +12750,14 @@
         <w:tblLayout w:type="fixed"/>
       </w:tblPr>
       <w:tblGrid>
-        <w:gridCol w:w="5184"/>
-        <w:gridCol w:w="1368"/>
-        <w:gridCol w:w="1368"/>
-        <w:gridCol w:w="1368"/>
+        <w:gridCol w:w="5616"/>
+        <w:gridCol w:w="1728"/>
+        <w:gridCol w:w="1728"/>
       </w:tblGrid>
       <w:tr>
         <w:tc>
           <w:tcPr>
-            <w:tcW w:type="dxa" w:w="5184"/>
+            <w:tcW w:type="dxa" w:w="5616"/>
             <w:shd w:val="clear" w:color="auto" w:fill="EAF0EE"/>
           </w:tcPr>
           <w:p>
@@ -12777,7 +12776,7 @@
         </w:tc>
         <w:tc>
           <w:tcPr>
-            <w:tcW w:type="dxa" w:w="1368"/>
+            <w:tcW w:type="dxa" w:w="1728"/>
             <w:shd w:val="clear" w:color="auto" w:fill="EAF0EE"/>
           </w:tcPr>
           <w:p>
@@ -12790,32 +12789,13 @@
                 <w:color w:val="1C3A36"/>
                 <w:sz w:val="17"/>
               </w:rPr>
-              <w:t>DCF lens</w:t>
-            </w:r>
-          </w:p>
-        </w:tc>
-        <w:tc>
-          <w:tcPr>
-            <w:tcW w:type="dxa" w:w="1368"/>
-            <w:shd w:val="clear" w:color="auto" w:fill="EAF0EE"/>
-          </w:tcPr>
-          <w:p>
-            <w:pPr>
-              <w:spacing w:after="20"/>
-            </w:pPr>
-            <w:r>
-              <w:rPr>
-                <w:b/>
-                <w:color w:val="1C3A36"/>
-                <w:sz w:val="17"/>
-              </w:rPr>
-              <w:t>Central</w:t>
-            </w:r>
-          </w:p>
-        </w:tc>
-        <w:tc>
-          <w:tcPr>
-            <w:tcW w:type="dxa" w:w="1368"/>
+              <w:t>Cash-flow lens</w:t>
+            </w:r>
+          </w:p>
+        </w:tc>
+        <w:tc>
+          <w:tcPr>
+            <w:tcW w:type="dxa" w:w="1728"/>
             <w:shd w:val="clear" w:color="auto" w:fill="EAF0EE"/>
           </w:tcPr>
           <w:p>
@@ -12836,7 +12816,7 @@
       <w:tr>
         <w:tc>
           <w:tcPr>
-            <w:tcW w:type="dxa" w:w="5184"/>
+            <w:tcW w:type="dxa" w:w="5616"/>
           </w:tcPr>
           <w:p>
             <w:pPr>
@@ -12853,7 +12833,7 @@
         </w:tc>
         <w:tc>
           <w:tcPr>
-            <w:tcW w:type="dxa" w:w="1368"/>
+            <w:tcW w:type="dxa" w:w="1728"/>
           </w:tcPr>
           <w:p>
             <w:pPr>
@@ -12865,13 +12845,13 @@
                 <w:color w:val="1C3A36"/>
                 <w:sz w:val="17"/>
               </w:rPr>
-              <w:t>55.40</w:t>
-            </w:r>
-          </w:p>
-        </w:tc>
-        <w:tc>
-          <w:tcPr>
-            <w:tcW w:type="dxa" w:w="1368"/>
+              <w:t>66.53</w:t>
+            </w:r>
+          </w:p>
+        </w:tc>
+        <w:tc>
+          <w:tcPr>
+            <w:tcW w:type="dxa" w:w="1728"/>
           </w:tcPr>
           <w:p>
             <w:pPr>
@@ -12883,25 +12863,7 @@
                 <w:color w:val="1C3A36"/>
                 <w:sz w:val="17"/>
               </w:rPr>
-              <w:t>54.65</w:t>
-            </w:r>
-          </w:p>
-        </w:tc>
-        <w:tc>
-          <w:tcPr>
-            <w:tcW w:type="dxa" w:w="1368"/>
-          </w:tcPr>
-          <w:p>
-            <w:pPr>
-              <w:spacing w:after="20"/>
-              <w:jc w:val="right"/>
-            </w:pPr>
-            <w:r>
-              <w:rPr>
-                <w:color w:val="1C3A36"/>
-                <w:sz w:val="17"/>
-              </w:rPr>
-              <w:t>-29.0%</w:t>
+              <w:t>-13.6%</w:t>
             </w:r>
           </w:p>
         </w:tc>
@@ -12909,7 +12871,7 @@
       <w:tr>
         <w:tc>
           <w:tcPr>
-            <w:tcW w:type="dxa" w:w="5184"/>
+            <w:tcW w:type="dxa" w:w="5616"/>
           </w:tcPr>
           <w:p>
             <w:pPr>
@@ -12926,7 +12888,7 @@
         </w:tc>
         <w:tc>
           <w:tcPr>
-            <w:tcW w:type="dxa" w:w="1368"/>
+            <w:tcW w:type="dxa" w:w="1728"/>
           </w:tcPr>
           <w:p>
             <w:pPr>
@@ -12938,13 +12900,13 @@
                 <w:color w:val="1C3A36"/>
                 <w:sz w:val="17"/>
               </w:rPr>
-              <w:t>61.75</w:t>
-            </w:r>
-          </w:p>
-        </w:tc>
-        <w:tc>
-          <w:tcPr>
-            <w:tcW w:type="dxa" w:w="1368"/>
+              <w:t>65.78</w:t>
+            </w:r>
+          </w:p>
+        </w:tc>
+        <w:tc>
+          <w:tcPr>
+            <w:tcW w:type="dxa" w:w="1728"/>
           </w:tcPr>
           <w:p>
             <w:pPr>
@@ -12956,25 +12918,7 @@
                 <w:color w:val="1C3A36"/>
                 <w:sz w:val="17"/>
               </w:rPr>
-              <w:t>57.83</w:t>
-            </w:r>
-          </w:p>
-        </w:tc>
-        <w:tc>
-          <w:tcPr>
-            <w:tcW w:type="dxa" w:w="1368"/>
-          </w:tcPr>
-          <w:p>
-            <w:pPr>
-              <w:spacing w:after="20"/>
-              <w:jc w:val="right"/>
-            </w:pPr>
-            <w:r>
-              <w:rPr>
-                <w:color w:val="1C3A36"/>
-                <w:sz w:val="17"/>
-              </w:rPr>
-              <w:t>-24.9%</w:t>
+              <w:t>-14.6%</w:t>
             </w:r>
           </w:p>
         </w:tc>
@@ -12982,7 +12926,7 @@
       <w:tr>
         <w:tc>
           <w:tcPr>
-            <w:tcW w:type="dxa" w:w="5184"/>
+            <w:tcW w:type="dxa" w:w="5616"/>
           </w:tcPr>
           <w:p>
             <w:pPr>
@@ -12999,7 +12943,7 @@
         </w:tc>
         <w:tc>
           <w:tcPr>
-            <w:tcW w:type="dxa" w:w="1368"/>
+            <w:tcW w:type="dxa" w:w="1728"/>
           </w:tcPr>
           <w:p>
             <w:pPr>
@@ -13011,13 +12955,13 @@
                 <w:color w:val="1C3A36"/>
                 <w:sz w:val="17"/>
               </w:rPr>
-              <w:t>68.10</w:t>
-            </w:r>
-          </w:p>
-        </w:tc>
-        <w:tc>
-          <w:tcPr>
-            <w:tcW w:type="dxa" w:w="1368"/>
+              <w:t>65.04</w:t>
+            </w:r>
+          </w:p>
+        </w:tc>
+        <w:tc>
+          <w:tcPr>
+            <w:tcW w:type="dxa" w:w="1728"/>
           </w:tcPr>
           <w:p>
             <w:pPr>
@@ -13029,25 +12973,7 @@
                 <w:color w:val="1C3A36"/>
                 <w:sz w:val="17"/>
               </w:rPr>
-              <w:t>61.00</w:t>
-            </w:r>
-          </w:p>
-        </w:tc>
-        <w:tc>
-          <w:tcPr>
-            <w:tcW w:type="dxa" w:w="1368"/>
-          </w:tcPr>
-          <w:p>
-            <w:pPr>
-              <w:spacing w:after="20"/>
-              <w:jc w:val="right"/>
-            </w:pPr>
-            <w:r>
-              <w:rPr>
-                <w:color w:val="1C3A36"/>
-                <w:sz w:val="17"/>
-              </w:rPr>
-              <w:t>-20.8%</w:t>
+              <w:t>-15.5%</w:t>
             </w:r>
           </w:p>
         </w:tc>
@@ -13055,7 +12981,7 @@
       <w:tr>
         <w:tc>
           <w:tcPr>
-            <w:tcW w:type="dxa" w:w="5184"/>
+            <w:tcW w:type="dxa" w:w="5616"/>
           </w:tcPr>
           <w:p>
             <w:pPr>
@@ -13072,7 +12998,7 @@
         </w:tc>
         <w:tc>
           <w:tcPr>
-            <w:tcW w:type="dxa" w:w="1368"/>
+            <w:tcW w:type="dxa" w:w="1728"/>
           </w:tcPr>
           <w:p>
             <w:pPr>
@@ -13084,13 +13010,13 @@
                 <w:color w:val="1C3A36"/>
                 <w:sz w:val="17"/>
               </w:rPr>
-              <w:t>50.83</w:t>
-            </w:r>
-          </w:p>
-        </w:tc>
-        <w:tc>
-          <w:tcPr>
-            <w:tcW w:type="dxa" w:w="1368"/>
+              <w:t>45.09</w:t>
+            </w:r>
+          </w:p>
+        </w:tc>
+        <w:tc>
+          <w:tcPr>
+            <w:tcW w:type="dxa" w:w="1728"/>
           </w:tcPr>
           <w:p>
             <w:pPr>
@@ -13102,25 +13028,7 @@
                 <w:color w:val="1C3A36"/>
                 <w:sz w:val="17"/>
               </w:rPr>
-              <w:t>52.37</w:t>
-            </w:r>
-          </w:p>
-        </w:tc>
-        <w:tc>
-          <w:tcPr>
-            <w:tcW w:type="dxa" w:w="1368"/>
-          </w:tcPr>
-          <w:p>
-            <w:pPr>
-              <w:spacing w:after="20"/>
-              <w:jc w:val="right"/>
-            </w:pPr>
-            <w:r>
-              <w:rPr>
-                <w:color w:val="1C3A36"/>
-                <w:sz w:val="17"/>
-              </w:rPr>
-              <w:t>-32.0%</w:t>
+              <w:t>-41.4%</w:t>
             </w:r>
           </w:p>
         </w:tc>
@@ -13128,7 +13036,7 @@
       <w:tr>
         <w:tc>
           <w:tcPr>
-            <w:tcW w:type="dxa" w:w="5184"/>
+            <w:tcW w:type="dxa" w:w="5616"/>
           </w:tcPr>
           <w:p>
             <w:pPr>
@@ -13145,7 +13053,7 @@
         </w:tc>
         <w:tc>
           <w:tcPr>
-            <w:tcW w:type="dxa" w:w="1368"/>
+            <w:tcW w:type="dxa" w:w="1728"/>
           </w:tcPr>
           <w:p>
             <w:pPr>
@@ -13157,13 +13065,13 @@
                 <w:color w:val="1C3A36"/>
                 <w:sz w:val="17"/>
               </w:rPr>
-              <w:t>68.10</w:t>
-            </w:r>
-          </w:p>
-        </w:tc>
-        <w:tc>
-          <w:tcPr>
-            <w:tcW w:type="dxa" w:w="1368"/>
+              <w:t>65.04</w:t>
+            </w:r>
+          </w:p>
+        </w:tc>
+        <w:tc>
+          <w:tcPr>
+            <w:tcW w:type="dxa" w:w="1728"/>
           </w:tcPr>
           <w:p>
             <w:pPr>
@@ -13175,25 +13083,7 @@
                 <w:color w:val="1C3A36"/>
                 <w:sz w:val="17"/>
               </w:rPr>
-              <w:t>66.21</w:t>
-            </w:r>
-          </w:p>
-        </w:tc>
-        <w:tc>
-          <w:tcPr>
-            <w:tcW w:type="dxa" w:w="1368"/>
-          </w:tcPr>
-          <w:p>
-            <w:pPr>
-              <w:spacing w:after="20"/>
-              <w:jc w:val="right"/>
-            </w:pPr>
-            <w:r>
-              <w:rPr>
-                <w:color w:val="1C3A36"/>
-                <w:sz w:val="17"/>
-              </w:rPr>
-              <w:t>-14.0%</w:t>
+              <w:t>-15.5%</w:t>
             </w:r>
           </w:p>
         </w:tc>
@@ -13215,7 +13105,7 @@
           <w:color w:val="6E7B77"/>
           <w:sz w:val="17"/>
         </w:rPr>
-        <w:t>Table 16 — What EFG’s margin view is worth, held against both volume assumptions. Their margin on OUR volumes clears spot; their margin AND their volumes, taken together, does not.</w:t>
+        <w:t>Table 16 — What EFG’s margin view is worth, held against both volume assumptions. Their margin on OUR volumes reaches EGP 65.04, -15.5% against the latest close; their margin AND their volumes together reach EGP 45.09, -41.4%. NEITHER clears the price, and the volume assumption is worth 19.95 a share between them — several times what the margin disagreement is worth, which is why the volume base carries its own sensitivity in section 1.2.</w:t>
       </w:r>
     </w:p>
     <w:p>
@@ -13243,7 +13133,7 @@
           <w:color w:val="1C3A36"/>
           <w:sz w:val="21"/>
         </w:rPr>
-        <w:t>Strip out the items resolved above and the honest disagreement left is one thing: how fast does the FY2025 margin peak fade. Everything else in the bridge is either a construction error on the published target (the date mismatch, the sub-depreciation capex path, the unfunded terminal growth, the still-outstanding dividend) or a lens-weighting convention that is not a factual dispute at all. A market price of EGP 77.00 sits between this study’s central of EGP 66.53 and EFG’s corrected-for-its-own-errors figure, closer to ours — but a buyer paying spot is not implicitly endorsing either model whole. Splitting the one open question down the middle — EFG’s margin path and this study’s volume path, averaged rather than either side’s optimism taken alone — prices at EGP 57.83, -24.9% against spot. That, not either published figure, is the number this study would defend if forced to name one.</w:t>
+        <w:t>Strip out the items resolved above and the honest disagreement left is one thing: how fast does the FY2025 margin peak fade. Everything else in the bridge is either a construction error on the published target (the date mismatch, the sub-depreciation capex path, the unfunded terminal growth, the still-outstanding dividend) or a lens-weighting convention that is not a factual dispute at all. A market price of EGP 77.00 sits between this study’s central of EGP 66.53 and EFG’s corrected-for-its-own-errors figure, closer to ours — but a buyer paying spot is not implicitly endorsing either model whole. Splitting the one open question down the middle — EFG’s margin path and this study’s volume path, averaged rather than either side’s optimism taken alone — prices at EGP 65.78, -14.6% against spot. That, not either published figure, is the number this study would defend if forced to name one.</w:t>
       </w:r>
     </w:p>
     <w:p>

--- a/engine/arcc_study/ARCC_Valuation_Study_03-09-2026_public.docx
+++ b/engine/arcc_study/ARCC_Valuation_Study_03-09-2026_public.docx
@@ -11555,7 +11555,7 @@
                 <w:color w:val="1C3A36"/>
                 <w:sz w:val="17"/>
               </w:rPr>
-              <w:t>growth must fund itself: 56.8% back in</w:t>
+              <w:t>capital maintained over its disclosed life</w:t>
             </w:r>
           </w:p>
         </w:tc>
@@ -11976,7 +11976,7 @@
           <w:color w:val="1C3A36"/>
           <w:sz w:val="19"/>
         </w:rPr>
-        <w:t>Terminal block (+11.67, EFG off mark). They grow FY2030 FCF at 2.5% forever with no reinvestment charge. A perpetuity growing at g on returns of ROIC must plough back g/ROIC. At our terminal ROIC of 8.81% that is 56.8% of profit. CAVEAT: the 8.81% rests on replacement capital of 50,481 = 5.0Mt x USD 130/t x 50.30 x 1.544, and the USD 130/t is our least-verified single input.</w:t>
+        <w:t>Terminal block (+11.67, EFG off mark). They grow FY2030 free cash flow at 2.5% for ever with no charge for keeping the plant standing. A perpetuity has to maintain its own capital: on replacement-cost capital of EGP 51,191 and the 20-year machinery life ARCC's own audited accounting-policies note discloses, that maintenance is EGP 2,560 a year, against book depreciation of EGP 643 already inside terminal profit. CAVEAT: the USD 130 per annual tonne behind that capital base is this model's least-verified single input.</w:t>
       </w:r>
     </w:p>
     <w:p>
@@ -12193,7 +12193,7 @@
                 <w:color w:val="1C3A36"/>
                 <w:sz w:val="17"/>
               </w:rPr>
-              <w:t>39.2%</w:t>
+              <w:t>39.3%</w:t>
             </w:r>
           </w:p>
         </w:tc>
@@ -12229,7 +12229,7 @@
                 <w:color w:val="1C3A36"/>
                 <w:sz w:val="17"/>
               </w:rPr>
-              <w:t>39.2%</w:t>
+              <w:t>39.3%</w:t>
             </w:r>
           </w:p>
         </w:tc>
@@ -12393,7 +12393,7 @@
                 <w:color w:val="1C3A36"/>
                 <w:sz w:val="17"/>
               </w:rPr>
-              <w:t>40.6%</w:t>
+              <w:t>40.5%</w:t>
             </w:r>
           </w:p>
         </w:tc>
@@ -12484,7 +12484,7 @@
                 <w:color w:val="1C3A36"/>
                 <w:sz w:val="17"/>
               </w:rPr>
-              <w:t>40.8%</w:t>
+              <w:t>40.7%</w:t>
             </w:r>
           </w:p>
         </w:tc>
@@ -12575,7 +12575,7 @@
                 <w:color w:val="1C3A36"/>
                 <w:sz w:val="17"/>
               </w:rPr>
-              <w:t>40.8%</w:t>
+              <w:t>40.7%</w:t>
             </w:r>
           </w:p>
         </w:tc>
@@ -12666,7 +12666,7 @@
                 <w:color w:val="1C3A36"/>
                 <w:sz w:val="17"/>
               </w:rPr>
-              <w:t>40.8%</w:t>
+              <w:t>40.7%</w:t>
             </w:r>
           </w:p>
         </w:tc>

--- a/engine/arcc_study/ARCC_Valuation_Study_03-09-2026_public.docx
+++ b/engine/arcc_study/ARCC_Valuation_Study_03-09-2026_public.docx
@@ -13244,7 +13244,7 @@
                 <w:color w:val="1C3A36"/>
                 <w:sz w:val="18"/>
               </w:rPr>
-              <w:t>Distance from spot</w:t>
+              <w:t>Distance from the 59.00 close of 2026-08-06</w:t>
             </w:r>
           </w:p>
         </w:tc>
@@ -13299,7 +13299,7 @@
                 <w:color w:val="1C3A36"/>
                 <w:sz w:val="18"/>
               </w:rPr>
-              <w:t>-21.6%</w:t>
+              <w:t>+2.3%</w:t>
             </w:r>
           </w:p>
         </w:tc>
@@ -13354,7 +13354,7 @@
                 <w:color w:val="1C3A36"/>
                 <w:sz w:val="18"/>
               </w:rPr>
-              <w:t>-19.5%</w:t>
+              <w:t>+5.1%</w:t>
             </w:r>
           </w:p>
         </w:tc>
@@ -13409,7 +13409,7 @@
                 <w:color w:val="1C3A36"/>
                 <w:sz w:val="18"/>
               </w:rPr>
-              <w:t>-18.2%</w:t>
+              <w:t>+6.8%</w:t>
             </w:r>
           </w:p>
         </w:tc>
@@ -13464,7 +13464,7 @@
                 <w:color w:val="1C3A36"/>
                 <w:sz w:val="18"/>
               </w:rPr>
-              <w:t>-29.5%</w:t>
+              <w:t>-8.1%</w:t>
             </w:r>
           </w:p>
         </w:tc>
@@ -13519,7 +13519,7 @@
                 <w:color w:val="1C3A36"/>
                 <w:sz w:val="18"/>
               </w:rPr>
-              <w:t>-31.2%</w:t>
+              <w:t>-10.2%</w:t>
             </w:r>
           </w:p>
         </w:tc>
@@ -13574,7 +13574,7 @@
                 <w:color w:val="1C3A36"/>
                 <w:sz w:val="18"/>
               </w:rPr>
-              <w:t>-37.5%</w:t>
+              <w:t>-18.5%</w:t>
             </w:r>
           </w:p>
         </w:tc>
@@ -13629,7 +13629,7 @@
                 <w:color w:val="1C3A36"/>
                 <w:sz w:val="18"/>
               </w:rPr>
-              <w:t>-21.6%</w:t>
+              <w:t>+2.4%</w:t>
             </w:r>
           </w:p>
         </w:tc>
@@ -13684,7 +13684,7 @@
                 <w:color w:val="1C3A36"/>
                 <w:sz w:val="18"/>
               </w:rPr>
-              <w:t>-54.5%</w:t>
+              <w:t>-40.7%</w:t>
             </w:r>
           </w:p>
         </w:tc>
@@ -13706,7 +13706,7 @@
           <w:color w:val="6E7B77"/>
           <w:sz w:val="17"/>
         </w:rPr>
-        <w:t>Table 17 — Levels are computed from swing structure with a recency weight; moving averages, the 52-week extremes and round numbers are admitted as candidates but score below real swing points. Resistance 1 and support 1 always mean nearest to the close.</w:t>
+        <w:t>Table 17 — Levels are computed from swing structure with a recency weight; moving averages, the 52-week extremes and round numbers are admitted as candidates but score below real swing points. Resistance 1 and support 1 always mean nearest to the close. THE DATES DIFFER AND THAT MATTERS HERE: this read is built on price history ending 2026-08-06 at EGP 59.00, while the latest known market price used everywhere else in this study is EGP 77.00 on 2026-09-03, +30.5% higher. Every distance above is measured from the read's own close, because a level drawn on one day's history says nothing about a price on another. The whole ladder — the 52-week high included — sits BELOW the current price, so on this evidence the tape has moved clear of every level this structure identified and the read should be treated as describing a market the price has since left.</w:t>
       </w:r>
     </w:p>
     <w:p>

--- a/engine/arcc_study/ARCC_Valuation_Study_03-09-2026_public.docx
+++ b/engine/arcc_study/ARCC_Valuation_Study_03-09-2026_public.docx
@@ -13848,7 +13848,7 @@
           <w:color w:val="1C3A36"/>
           <w:sz w:val="21"/>
         </w:rPr>
-        <w:t>The following is NOT a valuation. It is a distribution of where the share price could sit at two horizons, drawn from the price history alone and from nothing in the preceding sections. It is included because a single fair-value number tells a reader nothing about dispersion, and it is labelled illustrative because its own calibration record says it should be.</w:t>
+        <w:t>The following is NOT a valuation. It is a distribution of where the share price could sit at two horizons, drawn from the price history alone and from nothing in the preceding sections. It is included because a single fair-value number tells a reader nothing about dispersion. Over 44 resolved three-month forecasts this name's price finished inside the 90% band 93.2% of the time, against a 90% target — a record long enough to read, and one on which nothing further is claimed either way. Its bands run 1.43 times the width of a naive carry-anchored random walk's, which is disclosed rather than judged: on this exchange that is the ordinary figure and a wider band is not automatically a worse one.</w:t>
       </w:r>
     </w:p>
     <w:tbl>
@@ -14231,7 +14231,7 @@
                 <w:color w:val="1C3A36"/>
                 <w:sz w:val="18"/>
               </w:rPr>
-              <w:t>Probability of finishing above the current price</w:t>
+              <w:t>Probability of finishing above the EGP 59.00 anchor</w:t>
             </w:r>
           </w:p>
         </w:tc>
@@ -14286,7 +14286,7 @@
                 <w:color w:val="1C3A36"/>
                 <w:sz w:val="18"/>
               </w:rPr>
-              <w:t>Probability of touching +10% at any point</w:t>
+              <w:t>Probability of touching +10% of the anchor at any point</w:t>
             </w:r>
           </w:p>
         </w:tc>
@@ -14341,7 +14341,7 @@
                 <w:color w:val="1C3A36"/>
                 <w:sz w:val="18"/>
               </w:rPr>
-              <w:t>Probability of touching −10% at any point</w:t>
+              <w:t>Probability of touching −10% of the anchor at any point</w:t>
             </w:r>
           </w:p>
         </w:tc>

--- a/engine/arcc_study/ARCC_Valuation_Study_03-09-2026_public.docx
+++ b/engine/arcc_study/ARCC_Valuation_Study_03-09-2026_public.docx
@@ -15149,7 +15149,7 @@
           <w:color w:val="6E7B77"/>
           <w:sz w:val="17"/>
         </w:rPr>
-        <w:t>Table 19 — Each lens as a range. The disagreement between them is information, not noise.</w:t>
+        <w:t>Table 19 — Each lens as a range. The disagreement between them is information, not noise. THE CASH-FLOW RANGE IS ALMOST ENTIRELY DOWNSIDE, AND THAT IS A CLAIM RATHER THAN AN ACCIDENT: the forecast opens at 39.03% against a latest audited 39.25% — within 0.22 of a point of the best year this company has ever filed — and rises from there to 40.40%. There is almost nothing above it left to reach for, which is why the bull corner sits only +0.8% above the base while the bear corner, struck on this company's own FY2023 margin, sits -63.0% below it. A forecast sitting at the top of a filed record is a claim a reader is owed plainly, not one to be inferred from the shape of a range.</w:t>
       </w:r>
     </w:p>
     <w:p>
@@ -15191,7 +15191,7 @@
           <w:color w:val="1C3A36"/>
           <w:sz w:val="21"/>
         </w:rPr>
-        <w:t>Against the technical picture, the two readings are in tension. The share is above its entire moving-average stack on a rising 200-day and 98% of of its 52-week intraday high — 98% OF that high, and 165% of the way UP the range, which are different statistics and the earlier edition ran them together — while the two multiple-based lenses put fair value below the current price and the two forward-looking ones put it above. Momentum sits with the cash-flow case here rather than against it, and the disagreement that remains is between that case and the multiple the market is prepared to pay. This study takes no view on which resolves first.</w:t>
+        <w:t>Against the technical picture, the two readings are in tension, and the tension is entirely one-sided. On the price history the read was built from, the share was above its whole moving-average stack on a rising 200-day and at 98% of its 52-week intraday high of EGP 60.40. The latest close of EGP 77.00 is +27.5% beyond even that high, so the tape has run past every level the structure identified. Against it, every one of this study's 3 valuation lenses sits BELOW the market, the nearest at -13.6% — there is no reading here that supports the price, which is a stronger and less comfortable statement than any single lens makes. Momentum is with the market and value is not, and this study takes no view on which resolves first.</w:t>
       </w:r>
     </w:p>
     <w:p>
@@ -15385,33 +15385,14 @@
         <w:tblLayout w:type="fixed"/>
       </w:tblPr>
       <w:tblGrid>
-        <w:gridCol w:w="1584"/>
         <w:gridCol w:w="2232"/>
+        <w:gridCol w:w="2088"/>
         <w:gridCol w:w="1296"/>
-        <w:gridCol w:w="3672"/>
+        <w:gridCol w:w="3240"/>
       </w:tblGrid>
       <w:tr>
         <w:tc>
           <w:tcPr>
-            <w:tcW w:type="dxa" w:w="1584"/>
-            <w:shd w:val="clear" w:color="auto" w:fill="EAF0EE"/>
-          </w:tcPr>
-          <w:p>
-            <w:pPr>
-              <w:spacing w:after="20"/>
-            </w:pPr>
-            <w:r>
-              <w:rPr>
-                <w:b/>
-                <w:color w:val="1C3A36"/>
-                <w:sz w:val="17"/>
-              </w:rPr>
-              <w:t>Zone</w:t>
-            </w:r>
-          </w:p>
-        </w:tc>
-        <w:tc>
-          <w:tcPr>
             <w:tcW w:type="dxa" w:w="2232"/>
             <w:shd w:val="clear" w:color="auto" w:fill="EAF0EE"/>
           </w:tcPr>
@@ -15425,6 +15406,25 @@
                 <w:color w:val="1C3A36"/>
                 <w:sz w:val="17"/>
               </w:rPr>
+              <w:t>Zone</w:t>
+            </w:r>
+          </w:p>
+        </w:tc>
+        <w:tc>
+          <w:tcPr>
+            <w:tcW w:type="dxa" w:w="2088"/>
+            <w:shd w:val="clear" w:color="auto" w:fill="EAF0EE"/>
+          </w:tcPr>
+          <w:p>
+            <w:pPr>
+              <w:spacing w:after="20"/>
+            </w:pPr>
+            <w:r>
+              <w:rPr>
+                <w:b/>
+                <w:color w:val="1C3A36"/>
+                <w:sz w:val="17"/>
+              </w:rPr>
               <w:t>Three-month range (EGP)</w:t>
             </w:r>
           </w:p>
@@ -15450,7 +15450,7 @@
         </w:tc>
         <w:tc>
           <w:tcPr>
-            <w:tcW w:type="dxa" w:w="3672"/>
+            <w:tcW w:type="dxa" w:w="3240"/>
             <w:shd w:val="clear" w:color="auto" w:fill="EAF0EE"/>
           </w:tcPr>
           <w:p>
@@ -15471,7 +15471,7 @@
       <w:tr>
         <w:tc>
           <w:tcPr>
-            <w:tcW w:type="dxa" w:w="1584"/>
+            <w:tcW w:type="dxa" w:w="2232"/>
           </w:tcPr>
           <w:p>
             <w:pPr>
@@ -15488,7 +15488,7 @@
         </w:tc>
         <w:tc>
           <w:tcPr>
-            <w:tcW w:type="dxa" w:w="2232"/>
+            <w:tcW w:type="dxa" w:w="2088"/>
           </w:tcPr>
           <w:p>
             <w:pPr>
@@ -15524,7 +15524,7 @@
         </w:tc>
         <w:tc>
           <w:tcPr>
-            <w:tcW w:type="dxa" w:w="3672"/>
+            <w:tcW w:type="dxa" w:w="3240"/>
           </w:tcPr>
           <w:p>
             <w:pPr>
@@ -15544,7 +15544,7 @@
       <w:tr>
         <w:tc>
           <w:tcPr>
-            <w:tcW w:type="dxa" w:w="1584"/>
+            <w:tcW w:type="dxa" w:w="2232"/>
           </w:tcPr>
           <w:p>
             <w:pPr>
@@ -15555,13 +15555,13 @@
                 <w:color w:val="1C3A36"/>
                 <w:sz w:val="17"/>
               </w:rPr>
-              <w:t>Below spot</w:t>
-            </w:r>
-          </w:p>
-        </w:tc>
-        <w:tc>
-          <w:tcPr>
-            <w:tcW w:type="dxa" w:w="2232"/>
+              <w:t>Below the 59.00 anchor</w:t>
+            </w:r>
+          </w:p>
+        </w:tc>
+        <w:tc>
+          <w:tcPr>
+            <w:tcW w:type="dxa" w:w="2088"/>
           </w:tcPr>
           <w:p>
             <w:pPr>
@@ -15573,7 +15573,7 @@
                 <w:color w:val="1C3A36"/>
                 <w:sz w:val="17"/>
               </w:rPr>
-              <w:t>43.92 – 77.00</w:t>
+              <w:t>43.92 – 59.00</w:t>
             </w:r>
           </w:p>
         </w:tc>
@@ -15597,7 +15597,7 @@
         </w:tc>
         <w:tc>
           <w:tcPr>
-            <w:tcW w:type="dxa" w:w="3672"/>
+            <w:tcW w:type="dxa" w:w="3240"/>
           </w:tcPr>
           <w:p>
             <w:pPr>
@@ -15617,7 +15617,7 @@
       <w:tr>
         <w:tc>
           <w:tcPr>
-            <w:tcW w:type="dxa" w:w="1584"/>
+            <w:tcW w:type="dxa" w:w="2232"/>
           </w:tcPr>
           <w:p>
             <w:pPr>
@@ -15628,13 +15628,13 @@
                 <w:color w:val="1C3A36"/>
                 <w:sz w:val="17"/>
               </w:rPr>
-              <w:t>Above spot</w:t>
-            </w:r>
-          </w:p>
-        </w:tc>
-        <w:tc>
-          <w:tcPr>
-            <w:tcW w:type="dxa" w:w="2232"/>
+              <w:t>Above the 59.00 anchor</w:t>
+            </w:r>
+          </w:p>
+        </w:tc>
+        <w:tc>
+          <w:tcPr>
+            <w:tcW w:type="dxa" w:w="2088"/>
           </w:tcPr>
           <w:p>
             <w:pPr>
@@ -15646,7 +15646,7 @@
                 <w:color w:val="1C3A36"/>
                 <w:sz w:val="17"/>
               </w:rPr>
-              <w:t>77.00 – 83.17</w:t>
+              <w:t>59.00 – 83.17</w:t>
             </w:r>
           </w:p>
         </w:tc>
@@ -15670,7 +15670,7 @@
         </w:tc>
         <w:tc>
           <w:tcPr>
-            <w:tcW w:type="dxa" w:w="3672"/>
+            <w:tcW w:type="dxa" w:w="3240"/>
           </w:tcPr>
           <w:p>
             <w:pPr>
@@ -15690,7 +15690,7 @@
       <w:tr>
         <w:tc>
           <w:tcPr>
-            <w:tcW w:type="dxa" w:w="1584"/>
+            <w:tcW w:type="dxa" w:w="2232"/>
           </w:tcPr>
           <w:p>
             <w:pPr>
@@ -15707,7 +15707,7 @@
         </w:tc>
         <w:tc>
           <w:tcPr>
-            <w:tcW w:type="dxa" w:w="2232"/>
+            <w:tcW w:type="dxa" w:w="2088"/>
           </w:tcPr>
           <w:p>
             <w:pPr>
@@ -15743,7 +15743,7 @@
         </w:tc>
         <w:tc>
           <w:tcPr>
-            <w:tcW w:type="dxa" w:w="3672"/>
+            <w:tcW w:type="dxa" w:w="3240"/>
           </w:tcPr>
           <w:p>
             <w:pPr>
@@ -15777,7 +15777,7 @@
           <w:color w:val="6E7B77"/>
           <w:sz w:val="17"/>
         </w:rPr>
-        <w:t>Table 20 — Zones, not forecasts. The four are exclusive and sum to 100%: each tail is carved OUT of the band beside it rather than counted twice. The probabilities come from the price map and are subject to the same over-width caution as everything else in section 3.</w:t>
+        <w:t>Table 20 — Zones, not forecasts. The four are exclusive and sum to 100%: each tail is carved OUT of the band beside it rather than counted twice. EVERY BOUNDARY AND EVERY PROBABILITY HERE IS MEASURED FROM THE EGP 59.00 ANCHOR THE SIMULATION WAS RUN ON, not from the EGP 77.00 latest close — the two are +30.5% apart on this edition. Splitting the bands at the latest close while keeping probabilities computed from the anchor would state the chance of finishing above one number using the distribution of another, which is worse than saying nothing. The latest close sits above this cone's 67.97 seventy-fifth percentile, and what a reader should take from that is that the price has moved well beyond the window this simulation was struck in, not that any zone below has become more likely.</w:t>
       </w:r>
     </w:p>
     <w:p>

--- a/engine/arcc_study/ARCC_Valuation_Study_03-09-2026_public.docx
+++ b/engine/arcc_study/ARCC_Valuation_Study_03-09-2026_public.docx
@@ -15812,7 +15812,7 @@
           <w:color w:val="1C3A36"/>
           <w:sz w:val="21"/>
         </w:rPr>
-        <w:t>An earlier edition of this work was written without access to a source document and reconstructed the history by closing disclosed profit against modelled assumptions. That edition is superseded. Every historical figure here is read from the consolidated financial statements signed by Deloitte on 25 February 2026, or from the reviewed interim accounts of 25 May 2026. Four things it got materially wrong are worth naming, because they show where reconstruction fails: minority interests were deducted at EGP 150mn against an audited EGP 158,005; the effective tax rate was inferred at 29.4% against a disclosed 23.8%; the cost of debt was assumed at 21.5% against a euro-denominated book paying about 7.5%; and kiln capacity was assumed 14% too low.</w:t>
+        <w:t>An earlier edition of this work was written without access to a source document and reconstructed the history by closing disclosed profit against modelled assumptions. That edition is superseded. Every historical figure here is read from the consolidated financial statements signed by Deloitte on 25 February 2026, or from the reviewed interim accounts of 25 May 2026. Four things it got materially wrong are worth naming, because they show where reconstruction fails: minority interests were deducted at EGP 150mn against an audited EGP 158,005 — one hundred and fifty-eight THOUSAND pounds rather than million, a figure 949 times smaller; the effective tax rate was inferred at 29.4% against a disclosed 23.8%; the cost of debt was assumed at 21.5% against a euro-denominated book paying about 7.5%; and kiln capacity was assumed 14% too low.</w:t>
       </w:r>
     </w:p>
     <w:p>
@@ -15833,7 +15833,7 @@
           <w:color w:val="1C3A36"/>
           <w:sz w:val="21"/>
         </w:rPr>
-        <w:t>Four reviewers tested the previous edition. Between them they showed that its volume came from an assumed price rather than from the plant, that its FY2025 validation was an identity that could not fail, that its terminal capital was measured in valuation-date pounds against a terminal-year cash flow, that its terminal cost of debt sat 250 basis points below its own terminal risk-free rate, that its terminal risk-free rate used the central bank's near-dated inflation target rather than its medium-term one, that its discount factors applied each year's rate one period late, that its beta was levered twice, and that ten rows of its income statement were labelled one row above their contents. All of that is corrected here. The central fair value moves from EGP 61.30 to EGP 66.53, and the conclusion moves from a premium over the market to a small discount.</w:t>
+        <w:t>Four reviewers tested the previous edition. Between them they showed that its volume came from an assumed price rather than from the plant, that its FY2025 validation was an identity that could not fail, that its terminal capital was measured in valuation-date pounds against a terminal-year cash flow, that its terminal cost of debt sat 250 basis points below its own terminal risk-free rate, that its terminal risk-free rate used the central bank's near-dated inflation target rather than its medium-term one, that its discount factors applied each year's rate one period late, that its beta was levered twice, and that ten rows of its income statement were labelled one row above their contents. All of that is corrected here. The central fair value moves from EGP 61.30 to EGP 66.53, and the conclusion moves from a premium over the market of that day to a discount of -13.6% against the latest close — large enough that this edition carries the gap review its own standing threshold requires, rather than being waved through as a small difference.</w:t>
       </w:r>
     </w:p>
     <w:p>
@@ -15980,7 +15980,7 @@
           <w:color w:val="1C3A36"/>
           <w:sz w:val="21"/>
         </w:rPr>
-        <w:t>Return on capital is 60.6% on the audited book and 11.3% on replacement cost. The terminal block uses replacement cost, which leaves the plant roughly breaking even on new tonnes — 10.52% against a hurdle of 18.34%, so four points of terminal growth are worth -6.0% of value and the answer does not rest on the rate. On the book basis growth would be close to free and the valuation materially higher. The case for replacement cost is that the book carries a 2010-vintage plant at a tenth of what one would cost to build today, but a reader is entitled to disagree.</w:t>
+        <w:t>Return on capital is 60.6% on the audited book and 10.52% on replacement cost. The terminal block uses replacement cost, which leaves the plant roughly breaking even on new tonnes — 10.52% against a hurdle of 18.34%, so four points of terminal growth are worth -6.0% of value and the answer does not rest on the rate. On the book basis growth would be close to free and the valuation materially higher. The case for replacement cost is that the book carries a 2010-vintage plant at a tenth of what one would cost to build today, but a reader is entitled to disagree.</w:t>
       </w:r>
     </w:p>
     <w:p>

--- a/engine/arcc_study/ARCC_Valuation_Study_03-09-2026_public.docx
+++ b/engine/arcc_study/ARCC_Valuation_Study_03-09-2026_public.docx
@@ -18011,6 +18011,169 @@
                 <w:color w:val="1C3A36"/>
                 <w:sz w:val="16"/>
               </w:rPr>
+              <w:t>Plus other operating income</w:t>
+            </w:r>
+          </w:p>
+        </w:tc>
+        <w:tc>
+          <w:tcPr>
+            <w:tcW w:type="dxa" w:w="997"/>
+          </w:tcPr>
+          <w:p>
+            <w:pPr>
+              <w:spacing w:after="20"/>
+              <w:jc w:val="right"/>
+            </w:pPr>
+            <w:r>
+              <w:rPr>
+                <w:color w:val="1C3A36"/>
+                <w:sz w:val="16"/>
+              </w:rPr>
+              <w:t>—</w:t>
+            </w:r>
+          </w:p>
+        </w:tc>
+        <w:tc>
+          <w:tcPr>
+            <w:tcW w:type="dxa" w:w="997"/>
+          </w:tcPr>
+          <w:p>
+            <w:pPr>
+              <w:spacing w:after="20"/>
+              <w:jc w:val="right"/>
+            </w:pPr>
+            <w:r>
+              <w:rPr>
+                <w:color w:val="1C3A36"/>
+                <w:sz w:val="16"/>
+              </w:rPr>
+              <w:t>—</w:t>
+            </w:r>
+          </w:p>
+        </w:tc>
+        <w:tc>
+          <w:tcPr>
+            <w:tcW w:type="dxa" w:w="997"/>
+          </w:tcPr>
+          <w:p>
+            <w:pPr>
+              <w:spacing w:after="20"/>
+              <w:jc w:val="right"/>
+            </w:pPr>
+            <w:r>
+              <w:rPr>
+                <w:color w:val="1C3A36"/>
+                <w:sz w:val="16"/>
+              </w:rPr>
+              <w:t>—</w:t>
+            </w:r>
+          </w:p>
+        </w:tc>
+        <w:tc>
+          <w:tcPr>
+            <w:tcW w:type="dxa" w:w="997"/>
+          </w:tcPr>
+          <w:p>
+            <w:pPr>
+              <w:spacing w:after="20"/>
+              <w:jc w:val="right"/>
+            </w:pPr>
+            <w:r>
+              <w:rPr>
+                <w:color w:val="1C3A36"/>
+                <w:sz w:val="16"/>
+              </w:rPr>
+              <w:t>50</w:t>
+            </w:r>
+          </w:p>
+        </w:tc>
+        <w:tc>
+          <w:tcPr>
+            <w:tcW w:type="dxa" w:w="997"/>
+          </w:tcPr>
+          <w:p>
+            <w:pPr>
+              <w:spacing w:after="20"/>
+              <w:jc w:val="right"/>
+            </w:pPr>
+            <w:r>
+              <w:rPr>
+                <w:color w:val="1C3A36"/>
+                <w:sz w:val="16"/>
+              </w:rPr>
+              <w:t>54</w:t>
+            </w:r>
+          </w:p>
+        </w:tc>
+        <w:tc>
+          <w:tcPr>
+            <w:tcW w:type="dxa" w:w="997"/>
+          </w:tcPr>
+          <w:p>
+            <w:pPr>
+              <w:spacing w:after="20"/>
+              <w:jc w:val="right"/>
+            </w:pPr>
+            <w:r>
+              <w:rPr>
+                <w:color w:val="1C3A36"/>
+                <w:sz w:val="16"/>
+              </w:rPr>
+              <w:t>57</w:t>
+            </w:r>
+          </w:p>
+        </w:tc>
+        <w:tc>
+          <w:tcPr>
+            <w:tcW w:type="dxa" w:w="997"/>
+          </w:tcPr>
+          <w:p>
+            <w:pPr>
+              <w:spacing w:after="20"/>
+              <w:jc w:val="right"/>
+            </w:pPr>
+            <w:r>
+              <w:rPr>
+                <w:color w:val="1C3A36"/>
+                <w:sz w:val="16"/>
+              </w:rPr>
+              <w:t>60</w:t>
+            </w:r>
+          </w:p>
+        </w:tc>
+        <w:tc>
+          <w:tcPr>
+            <w:tcW w:type="dxa" w:w="997"/>
+          </w:tcPr>
+          <w:p>
+            <w:pPr>
+              <w:spacing w:after="20"/>
+              <w:jc w:val="right"/>
+            </w:pPr>
+            <w:r>
+              <w:rPr>
+                <w:color w:val="1C3A36"/>
+                <w:sz w:val="16"/>
+              </w:rPr>
+              <w:t>62</w:t>
+            </w:r>
+          </w:p>
+        </w:tc>
+      </w:tr>
+      <w:tr>
+        <w:tc>
+          <w:tcPr>
+            <w:tcW w:type="dxa" w:w="2105"/>
+          </w:tcPr>
+          <w:p>
+            <w:pPr>
+              <w:spacing w:after="20"/>
+            </w:pPr>
+            <w:r>
+              <w:rPr>
+                <w:color w:val="1C3A36"/>
+                <w:sz w:val="16"/>
+              </w:rPr>
               <w:t>Net finance and other income</w:t>
             </w:r>
           </w:p>
@@ -18847,7 +19010,7 @@
           <w:color w:val="6E7B77"/>
           <w:sz w:val="17"/>
         </w:rPr>
-        <w:t>Table A1 — Three AUDITED years and five forecast. FY2023-FY2025 revenue, cost of sales, administrative expenses, provisions, pre-tax profit, tax, attributable profit, earnings per share and depreciation are disclosed figures; operating profit, EBITDA and the margins are formulas over them. The published earnings per share is struck on distributable profit after the statutory employees' and directors' share, which is why it differs slightly from profit over the share count.</w:t>
+        <w:t>Table A1 — Three AUDITED years and five forecast. FY2023-FY2025 revenue, cost of sales, administrative expenses, provisions, pre-tax profit, tax, attributable profit, earnings per share and depreciation are disclosed figures; operating profit, EBITDA and the margins are formulas over them. TWO ROWS CHANGE BASIS BETWEEN THE AUDITED AND FORECAST HALVES AND BOTH ARE STATED RATHER THAN LEFT FOR A READER TO DISCOVER. Operating profit is EBITDA less depreciation in the audited years and EBITDA less depreciation PLUS other operating income in the forecast years, which is why that line is printed. And the audited earnings per share is the PUBLISHED figure, struck on distributable profit after the statutory employees' and directors' share — EGP 9.49 in FY2025 against EGP 9.60 on profit over the share count — while the forecast years are profit over the share count, since this model does not forecast that statutory appropriation. The step at the boundary is a change of basis, not a change in the business.</w:t>
       </w:r>
     </w:p>
     <w:p>
@@ -21808,7 +21971,7 @@
           <w:color w:val="1C3A36"/>
           <w:sz w:val="21"/>
         </w:rPr>
-        <w:t>Egypt carries about 76Mt of nameplate capacity against roughly 54Mt of domestic consumption and 73Mt of total sales. The balance now closes because it is taken from one disclosure rather than assembled from three: local 53.9Mt plus exports 18.6Mt equals the 72.6Mt total. Earlier editions set a cement-plus-clinker export figure against a cement-only production figure and printed a balance that was out by 7.5Mt. The correction matters beyond tidiness: 72.6Mt of sales against roughly 76Mt of nameplate is a market running near 96%, which is NOT the structurally slack market this study has described from its first edition. The oversupply risk is prospective — it lives in the 12.6Mt restart programme, not in the current balance — and the distinction is material to the price path. The abolition of the production quota in May 2025 removed the mechanism that had been supporting price into that surplus, and the 12.6Mt restart programme would add to it.</w:t>
+        <w:t>Egypt carries about 76Mt of nameplate capacity against roughly 54Mt of domestic consumption and 73Mt of total sales. The balance now closes because it is taken from one disclosure rather than assembled from three: the same page gives local 53.9Mt, exports 18.6Mt and a total of 72.6Mt — the two components add to 72.5Mt at the one decimal each is published to, and the total is the disclosed figure rather than their sum. Earlier editions set a cement-plus-clinker export figure against a cement-only production figure and printed a balance that was out by 7.5Mt. The correction matters beyond tidiness: 72.6Mt of sales against roughly 76Mt of nameplate is a market running near 96%, which is NOT the structurally slack market this study has described from its first edition. The oversupply risk is prospective — it lives in the 12.6Mt restart programme, not in the current balance — and the distinction is material to the price path. The abolition of the production quota in May 2025 removed the mechanism that had been supporting price into that surplus, and the 12.6Mt restart programme would add to it.</w:t>
       </w:r>
     </w:p>
     <w:p>

--- a/engine/arcc_study/ARCC_Valuation_Study_03-09-2026_public.docx
+++ b/engine/arcc_study/ARCC_Valuation_Study_03-09-2026_public.docx
@@ -22242,7 +22242,7 @@
           <w:color w:val="1C3A36"/>
           <w:sz w:val="21"/>
         </w:rPr>
-        <w:t>Values the plant, not the earnings stream. The audited accounts put net property, plant and equipment at EGP 2522mn and assets under construction at a further EGP 392mn, on a book carried at pre-devaluation historic cost. Five million tonnes of grey cement capacity costs about USD 130 per annual tonne to build; nobody pays that in a market carrying 76Mt of capacity against 54Mt of consumption, so the justified figure is marked to USD 95. Against that the market is paying USD 112 per annual tonne.</w:t>
+        <w:t>Values the plant, not the earnings stream. The audited accounts put net property, plant and equipment at EGP 2,522mn and assets under construction at a further EGP 392mn, on a book carried at pre-devaluation historic cost. Five million tonnes of grey cement capacity costs about USD 130 per annual tonne to build; nobody pays that in a market carrying 76Mt of capacity against 54Mt of consumption, so the justified figure is marked to USD 95. Against that the market is paying USD 112 per annual tonne.</w:t>
       </w:r>
     </w:p>
     <w:p>
@@ -22316,7 +22316,7 @@
           <w:color w:val="1C3A36"/>
           <w:sz w:val="21"/>
         </w:rPr>
-        <w:t>Refuses to capitalise a peak, and refuses it on both legs. The audited EBITDA margin went 22.0% to 23.1% to 39.3% across FY2023 to FY2025 — the last of those is the best year the Egyptian industry has had in over a decade. The margin is normalised to 31.2%, the midpoint of the two most recent audited years, the revenue base is cut 6%, and what is left is capitalised at 7 times with cash added back at face.</w:t>
+        <w:t>Refuses to capitalise a peak, and refuses it on both legs. The audited EBITDA margin went 22.0% to 23.1% to 39.3% across FY2023 to FY2025 — the last of those is the best of the three audited years this study holds, by a wide margin. (An earlier edition called it the best year the Egyptian INDUSTRY had had in over a decade, which is a claim about the industry that nothing in this study measures.) The margin is normalised to 31.2%, the midpoint of the two most recent audited years, the revenue base is cut 6%, and what is left is capitalised at 7 times with cash added back at face.</w:t>
       </w:r>
     </w:p>
     <w:p>

--- a/engine/arcc_study/ARCC_Valuation_Study_03-09-2026_public.docx
+++ b/engine/arcc_study/ARCC_Valuation_Study_03-09-2026_public.docx
@@ -23502,7 +23502,7 @@
                 <w:color w:val="1C3A36"/>
                 <w:sz w:val="16"/>
               </w:rPr>
-              <w:t>Measured on this company's own returns: at the terminal return and reinvestment rate this study computes (11.26% against a terminal cost of capital of 18.34%, a spread of -6.02%), moving terminal growth from 3% to 7% takes the value from EGP 70.79 DOWN to EGP 66.53 — about 1.07 a share for each point of growth, the WRONG way. Growth funded at a return below the cost of capital destroys value, and section 1.8 shows the arithmetic.</w:t>
+              <w:t>Measured on this company's own returns. The return on replacement-cost capital is 10.52% against a terminal cost of capital of 18.34% — short of it by 782 basis points — so moving terminal growth from 3% to 7% takes the value from EGP 70.79 DOWN to EGP 66.53, -6.0%, about 1.07 a share for each point of growth, and the WRONG way. Growth funded at a return below the cost of capital destroys value, and section 1.8 shows the arithmetic.</w:t>
             </w:r>
           </w:p>
         </w:tc>

--- a/engine/arcc_study/ARCC_Valuation_Study_03-09-2026_public.docx
+++ b/engine/arcc_study/ARCC_Valuation_Study_03-09-2026_public.docx
@@ -8477,7 +8477,7 @@
           <w:color w:val="1C3A36"/>
           <w:sz w:val="21"/>
         </w:rPr>
-        <w:t>The presentation also settles a question three earlier editions argued about without evidence. It reports local revenue and local volume for both years, so the realised local price can be COMPUTED: EGP 1,810 a tonne in FY2024 against EGP 2,909 in FY2025, a rise of 60.7% on volume up only 11.7%. The FY2025 margin step was price, not volume. More useful for a forecast is the exit rate: the fourth quarter of 2025 realised EGP 3,118 a tonne, 7.2% ABOVE the full-year average. Holding that exit flat through 2026 would by itself produce a full-year average 7.2% higher, so the 8.0% carried here is less than a point above a path in which prices stop rising altogether. That is the sense in which this forecast is conservative, and it can now be checked rather than asserted.</w:t>
+        <w:t>The presentation also settles a question three earlier editions argued about without evidence. It reports local revenue and local volume for both years, so the realised local price can be COMPUTED: EGP 1,810 a tonne in FY2024 against EGP 2,909 in FY2025, a rise of 60.7% on volume up only 11.7%. The FY2025 margin step was price, not volume. More useful for a forecast is the exit rate: the fourth quarter of 2025 realised EGP 3,118 a tonne, 7.2% ABOVE the full-year average, so holding that exit flat through 2026 would by itself produce a full-year average 7.2% higher. THE STEP THIS FORECAST ACTUALLY CARRIES IS 16.5%, not the 8.0% growth index alone: the model calibrates its FY2026 channel prices to the reviewed half before growing them, and the calibration and the index both sit in that number. It is 9.3% above the flat-exit path rather than under a point above it, and the earlier editions of this paragraph quoted the index and left the calibration out — which understated the step by about half while claiming the forecast was conservative on exactly that ground. The honest statement is narrower: the price path grows BELOW cost inflation in every forecast year, which is where the margin discipline in this study actually sits, and the first-year level is set by a filed half rather than by a view.</w:t>
       </w:r>
     </w:p>
     <w:p>
@@ -13848,7 +13848,7 @@
           <w:color w:val="1C3A36"/>
           <w:sz w:val="21"/>
         </w:rPr>
-        <w:t>The following is NOT a valuation. It is a distribution of where the share price could sit at two horizons, drawn from the price history alone and from nothing in the preceding sections. It is included because a single fair-value number tells a reader nothing about dispersion. Over 44 resolved three-month forecasts this name's price finished inside the 90% band 93.2% of the time, against a 90% target — a record long enough to read, and one on which nothing further is claimed either way. Its bands run 1.43 times the width of a naive carry-anchored random walk's, which is disclosed rather than judged: on this exchange that is the ordinary figure and a wider band is not automatically a worse one.</w:t>
+        <w:t>The following is NOT a valuation. It is a distribution of where the share price could sit at two horizons, drawn from the price history alone and from nothing in the preceding sections. It is included because a single fair-value number tells a reader nothing about dispersion. Over 44 resolved three-month forecasts this name's price finished inside the 90% band 93.2% of the time, against a 90% target — a record long enough to read, and one on which nothing further is claimed either way. Its bands run 1.45 times the width of a naive carry-anchored random walk's, which is disclosed rather than judged: on this exchange that is the ordinary figure and a wider band is not automatically a worse one.</w:t>
       </w:r>
     </w:p>
     <w:tbl>
@@ -15938,7 +15938,7 @@
           <w:color w:val="1C3A36"/>
           <w:sz w:val="21"/>
         </w:rPr>
-        <w:t>Local sales of goods rose 18.5% against the same half of 2025 while export sales of goods fell -3.8%. The company publishes no tonnage with its half-year accounts, so this study cannot tell how much of the local rise was a higher price and how much was more tonnes. It is taken entirely as price and carried through every forecast year as a level shift of 1.079 times. THAT IS THE ASSUMPTION IN THIS STUDY MOST CAPABLE OF BEING WRONG: if the rise was volume rather than price, and volume is capped by the plant, the later years are overstated.</w:t>
+        <w:t>Local sales of goods rose 18.5% against the same half of 2025 while export sales of goods fell -3.8%. The company publishes no tonnage with its half-year accounts, so this study cannot tell how much of the local rise was a higher price and how much was more tonnes. It is taken entirely as price and carried through every forecast year as a level shift of 1.079 times. THAT IS THE ASSUMPTION IN THIS STUDY MOST CAPABLE OF BEING WRONG: if the rise was volume rather than price, and volume is capped by the plant, the later years are overstated. TWO FURTHER FACTORS COME OUT OF THE SAME HALF AND ARE STATED HERE RATHER THAN LEFT TO THE MODEL: the export price is scaled 0.871 times, because export sales of goods FELL over the same half, and the whole cash-cost stack is scaled 0.976 times, because the half's own cost of sales and administrative expenses gross up to EGP 8,056mn against what the uncalibrated model would have charged. The cost factor is not an adjustment to the answer and it is the one that keeps the margin honest: calibrating price to a filed half WITHOUT calibrating cost to the same half would manufacture a margin out of the calibration itself, which is precisely what this study forbids elsewhere. The three move in different directions because that is what the half reports — local price up, export price down, cost down — and all three come from one document.</w:t>
       </w:r>
     </w:p>
     <w:p>

--- a/engine/arcc_study/ARCC_Valuation_Study_03-09-2026_public.docx
+++ b/engine/arcc_study/ARCC_Valuation_Study_03-09-2026_public.docx
@@ -3708,7 +3708,21 @@
           <w:color w:val="1C3A36"/>
           <w:sz w:val="21"/>
         </w:rPr>
-        <w:t>The reconstruction reproduces audited FY2025 revenue to +0.000% and audited FY2025 EBITDA to +0.000%. It is not forced to: the volume is derived from the revenue note and the cost lines are the printed ones, so a wrong price assumption would show up as a non-zero residual.</w:t>
+        <w:t>The reconstruction ties to audited FY2025 revenue at +0.000% and to audited FY2025 EBITDA at +0.000%. THAT IS A TIE AND NOT A TEST, and it is worth being plain about which: prices here are derived as revenue over volume, so revenue rebuilt as volume times price reconstructs by construction and would foot on any volume whatever. It is checked because a tie that failed to foot would mean an arithmetic error, not because footing corroborates the volume.</w:t>
+      </w:r>
+    </w:p>
+    <w:p>
+      <w:pPr>
+        <w:spacing w:after="120" w:before="0"/>
+      </w:pPr>
+      <w:r>
+        <w:rPr>
+          <w:b w:val="0"/>
+          <w:i w:val="0"/>
+          <w:color w:val="1C3A36"/>
+          <w:sz w:val="21"/>
+        </w:rPr>
+        <w:t>The test that CAN fail is the three derived prices, because they can be held against a market: local cement at EGP 2,856 a tonne, export cement at USD 46.2 and export clinker at USD 30.0. Two of the three are credible against Egyptian commentary. The third is not comfortable — export clinker sits roughly a third below the USD 44-48 the trade press quotes for Egyptian FOB cargoes — and that gap is a live disagreement between the physical disclosure and the price indices. It is published rather than tuned away, and it is the reason the volume base carries a sensitivity.</w:t>
       </w:r>
     </w:p>
     <w:p>
@@ -6209,7 +6223,7 @@
           <w:color w:val="6E7B77"/>
           <w:sz w:val="17"/>
         </w:rPr>
-        <w:t>Table 7 — The schedule. The glide fractions are the cumulative progress of the POUND cost-of-debt path: the discount rate is a pound rate applied to pound cash flows, so the Egyptian easing calendar sets its slope while the euro debt book sets the level of the cost of debt. The terminal value is capitalised at the terminal rate and brought home on year five's own cumulative factor — one date, one price of time.</w:t>
+        <w:t>Table 7 — The schedule. The glide fractions are the cumulative progress of the POUND cost-of-debt path: the discount rate is a pound rate applied to pound cash flows, so the Egyptian easing calendar sets its slope while the euro debt book sets the level of the cost of debt. The terminal value is capitalised at the terminal rate and brought home on the END-OF-WINDOW factor of 0.4156 at 4.50 years — it is the value at the end of the window of everything after it, so it arrives half a year later than year five's own cash flow at 0.4521 and is worth less. One date, one price of time, and the terminal's date is not year five's.</w:t>
       </w:r>
     </w:p>
     <w:p>
@@ -9249,7 +9263,7 @@
           <w:color w:val="1C3A36"/>
           <w:sz w:val="21"/>
         </w:rPr>
-        <w:t>The terminal block is therefore struck on REPLACEMENT-COST invested capital — EGP 51,191mn, being 5.0Mt at USD 130 a tonne. On that basis the return on capital is 10.52% — the last forecast year's operating profit after tax against that capital, both measured at the same date. A figure of 11.3% appears in the earlier editions of this section and is NOT used here: it divides a profit already grown by one year of terminal growth by a capital base that has not grown, which flatters the return by 74 basis points for no reason other than the mismatch. The lower figure is the one this study tests growth against.</w:t>
+        <w:t>The terminal block is therefore struck on REPLACEMENT-COST invested capital — EGP 51,191mn, being 5.0Mt at USD 130 a tonne, converted at EGP 50.30 to the dollar and carried forward at the model's own cost inflation to the last forecast year — 5.0 x 130 x 50.30 x 1.566. THE ESCALATION IS NOT AN ADJUSTMENT AND IT IS THE OPERAND MOST EASILY MISSED: the terminal is struck in that year's money, so a replacement cost quoted in today's pounds against a profit five years out would compare two different currencies of the same name. In today's pounds the same capacity is EGP 32,695mn. On that basis the return on capital is 10.52% — the last forecast year's operating profit after tax against that capital, both measured at the same date. A figure of 11.3% appears in the earlier editions of this section and is NOT used here: it divides a profit already grown by one year of terminal growth by a capital base that has not grown, which flatters the return by 74 basis points for no reason other than the mismatch. The lower figure is the one this study tests growth against.</w:t>
       </w:r>
     </w:p>
     <w:p>

--- a/engine/arcc_study/ARCC_Valuation_Study_03-09-2026_public.docx
+++ b/engine/arcc_study/ARCC_Valuation_Study_03-09-2026_public.docx
@@ -5391,7 +5391,7 @@
                 <w:color w:val="1C3A36"/>
                 <w:sz w:val="18"/>
               </w:rPr>
-              <w:t>Beta</w:t>
+              <w:t>Beta  (terminal is the explicit beta unlevered and relevered — see below)</w:t>
             </w:r>
           </w:p>
         </w:tc>
@@ -6224,6 +6224,48 @@
           <w:sz w:val="17"/>
         </w:rPr>
         <w:t>Table 7 — The schedule. The glide fractions are the cumulative progress of the POUND cost-of-debt path: the discount rate is a pound rate applied to pound cash flows, so the Egyptian easing calendar sets its slope while the euro debt book sets the level of the cost of debt. The terminal value is capitalised at the terminal rate and brought home on the END-OF-WINDOW factor of 0.4156 at 4.50 years — it is the value at the end of the window of everything after it, so it arrives half a year later than year five's own cash flow at 0.4521 and is worth less. One date, one price of time, and the terminal's date is not year five's.</w:t>
+      </w:r>
+    </w:p>
+    <w:p>
+      <w:pPr>
+        <w:spacing w:after="120" w:before="0"/>
+      </w:pPr>
+      <w:r>
+        <w:rPr>
+          <w:b w:val="0"/>
+          <w:i w:val="0"/>
+          <w:color w:val="1C3A36"/>
+          <w:sz w:val="21"/>
+        </w:rPr>
+        <w:t>ONE CHOICE IN THAT TABLE IS NOT THE ONLY PUBLISHED ANSWER, and a reader should be told which. The equity risk premium of 9.41% is the CDS-based figure from the country risk file this study cites. The same row of the same file also publishes a RATING-based construction — Egypt at Caa1, a default spread of 6.37% and a total premium of 13.94% — and these are two answers rather than an answer and a footnote.</w:t>
+      </w:r>
+    </w:p>
+    <w:p>
+      <w:pPr>
+        <w:spacing w:after="120" w:before="0"/>
+      </w:pPr>
+      <w:r>
+        <w:rPr>
+          <w:b w:val="0"/>
+          <w:i w:val="0"/>
+          <w:color w:val="1C3A36"/>
+          <w:sz w:val="21"/>
+        </w:rPr>
+        <w:t>APPLIED CONSISTENTLY, the rating basis nets its own spread out of the risk-free rate and puts its own premium back on: a normalised risk-free of 16.58%, a cost of equity of 29.51% and an explicit cost of capital of 28.78% against the 27.60% adopted here — 118 basis points dearer. Half a basis is not a basis: mixing a CDS-netted risk-free rate with a rating premium would charge Egypt's default risk once at one price and once at another, so the comparison moves both legs together.</w:t>
+      </w:r>
+    </w:p>
+    <w:p>
+      <w:pPr>
+        <w:spacing w:after="120" w:before="0"/>
+      </w:pPr>
+      <w:r>
+        <w:rPr>
+          <w:b w:val="0"/>
+          <w:i w:val="0"/>
+          <w:color w:val="1C3A36"/>
+          <w:sz w:val="21"/>
+        </w:rPr>
+        <w:t>WHY THE CDS BASIS IS ADOPTED, and the honest form of the answer includes which way it cuts. A CDS spread is a price at which sovereign risk actually changed hands; a rating spread is a lookup from a letter grade to a table, and Egypt's letter grade moves in steps while its traded spread moves continuously. For a sovereign whose CDS trades in size, the traded price is the better estimate of what the market charges for that risk today. IT IS ALSO THE CHEAPER OF THE TWO, and therefore the one that flatters this valuation. A reader who prefers the rating basis should read 28.78% wherever this study prints 27.60%, and the terminal shifts with it.</w:t>
       </w:r>
     </w:p>
     <w:p>
@@ -6601,6 +6643,48 @@
     </w:p>
     <w:p>
       <w:pPr>
+        <w:spacing w:after="120" w:before="0"/>
+      </w:pPr>
+      <w:r>
+        <w:rPr>
+          <w:b w:val="0"/>
+          <w:i w:val="0"/>
+          <w:color w:val="1C3A36"/>
+          <w:sz w:val="21"/>
+        </w:rPr>
+        <w:t>ONE MORE BETA, AND IT IS NOT THE ONE ABOVE. Everything in this section concerns the beta the EXPLICIT window runs on. The terminal block runs on a different one — 1.074 against 0.928 — and the difference is not a second estimate but the same estimate at a different capital structure. The company today carries debt at 3.78% of its capital and holds more cash than debt; the terminal assumes it has settled at 20.0%, which is the structure a mature cement producer in this market would be expected to hold. A beta is a levered quantity, so it cannot be carried across that change unaltered: it is unlevered at the observed structure to an asset beta of 0.900 and relevered at the terminal one.</w:t>
+      </w:r>
+    </w:p>
+    <w:p>
+      <w:pPr>
+        <w:spacing w:after="120" w:before="0"/>
+      </w:pPr>
+      <w:r>
+        <w:rPr>
+          <w:b w:val="0"/>
+          <w:i w:val="0"/>
+          <w:color w:val="1C3A36"/>
+          <w:sz w:val="21"/>
+        </w:rPr>
+        <w:t>The tax rate in that step is the STATUTORY 22.50%, and it is deliberately not the effective 23.82% that every profit line in this model carries. The two answer different questions: what a pound of debt saves in tax is worth the statutory rate, while what the company actually pays on its profit is the effective one. Both are stated here because a reader who found two tax rates in one model and no explanation would be right to suspect one of them of being a mistake.</w:t>
+      </w:r>
+    </w:p>
+    <w:p>
+      <w:pPr>
+        <w:spacing w:after="120" w:before="0"/>
+      </w:pPr>
+      <w:r>
+        <w:rPr>
+          <w:b w:val="0"/>
+          <w:i w:val="0"/>
+          <w:color w:val="1C3A36"/>
+          <w:sz w:val="21"/>
+        </w:rPr>
+        <w:t>WHAT THE STEP IS WORTH, because a construction disclosed without its price is only half-disclosed. Relevering raises the terminal beta and therefore the terminal discount rate: carrying the explicit 0.928 straight through instead would lower the terminal cost of capital and RAISE the value. This study takes the more expensive of the two, and it does so because the terminal capital structure it assumes is a real assumption with a real consequence, not because the answer is preferred.</w:t>
+      </w:r>
+    </w:p>
+    <w:p>
+      <w:pPr>
         <w:spacing w:after="80" w:before="200"/>
       </w:pPr>
       <w:r>
@@ -8463,7 +8547,7 @@
           <w:color w:val="1C3A36"/>
           <w:sz w:val="21"/>
         </w:rPr>
-        <w:t>The margin path is the central judgement in this forecast, and it deserves stating as one number rather than left inside a table. Local prices are assumed to grow 51.7% in total across the five years while pound costs grow 56.6% — a real erosion of about 3%. The EBITDA margin therefore falls from the audited 39.3% to 40.4% by FY2030, still well above the 23.1% of FY2024 and far above the 22.0% of FY2023. The claim is not that the business deteriorates; it is that part of the 2025 step-change gives back as dormant capacity returns and energy reform continues. A reader who thinks the industry passes cost through faster should read the margin sensitivity in section 7: two points of margin is worth about EGP 4.92 a share.</w:t>
+        <w:t>The margin path is the central judgement in this forecast, and it deserves stating as one number rather than left inside a table — including where that number runs against the story. Local prices are assumed to grow 51.7% in total across the five years while the INPUT-PRICE index grows 56.6%, so on the published ladders cost outruns price by 3.2%. That is not the cost this model charges. Netting the alternative-fuel saving off the materials line — a funded programme with an asset under construction behind it, not a trend — the cash cost per tonne charged grows 46.9%, which is 3.1% SLOWER than price rather than faster.</w:t>
       </w:r>
     </w:p>
     <w:p>
@@ -8477,7 +8561,21 @@
           <w:color w:val="1C3A36"/>
           <w:sz w:val="21"/>
         </w:rPr>
-        <w:t>That path is set below the cost path in every year, and this revision changed how it is judged rather than only where it sits. The prior edition justified it against headline inflation of 56.6% — but that is the input-price index, not the cost the model actually charges. Netting the alternative-fuel saving off the materials line, the cash cost per tonne the model charges grows 46.9%, so the real erosion is -3.1% rather than the figure previously printed. The comparison is now made against the cost the model charges.</w:t>
+        <w:t>SO THE MARGIN DOES NOT GIVE BACK, AND EARLIER EDITIONS OF THIS PARAGRAPH SAID IT DID. The EBITDA margin dips once, to 39.0% in FY2026 from the audited 39.3%, and then rises in every year after it to 40.4% by FY2030 — above the best year this company has ever filed, against 23.1% in FY2024 and 22.0% in FY2023. A forecast that ends above a company's best filed year is a claim that needs its mechanism named rather than a sentence saying the opposite, and the mechanism is the alternative-fuel substitution: it is the whole of the gap between the input-price ladder and the cost charged. Strip it out and cost grows 56.6% against price at 51.7%, the wedge turns the other way, and the margin declines instead of rising.</w:t>
+      </w:r>
+    </w:p>
+    <w:p>
+      <w:pPr>
+        <w:spacing w:after="120" w:before="0"/>
+      </w:pPr>
+      <w:r>
+        <w:rPr>
+          <w:b w:val="0"/>
+          <w:i w:val="0"/>
+          <w:color w:val="1C3A36"/>
+          <w:sz w:val="21"/>
+        </w:rPr>
+        <w:t>THAT IS THE ASSUMPTION IN THIS SECTION MOST WORTH DISAGREEING WITH. It rests on a substitution rate reaching 5.5% of the materials and fuel line by FY2030, on capacity that is funded and being built rather than running. A reader who thinks the programme underdelivers, or that the industry passes cost through faster than assumed, should read the margin sensitivity in section 7: two points of margin is worth about EGP 4.92 a share.</w:t>
       </w:r>
     </w:p>
     <w:p>
@@ -11624,7 +11722,7 @@
                 <w:color w:val="1C3A36"/>
                 <w:sz w:val="17"/>
               </w:rPr>
-              <w:t>their flat 20.06% vs our 24.5%→14.5%</w:t>
+              <w:t>their flat 20.06% vs our 27.60%-&gt;18.34%</w:t>
             </w:r>
           </w:p>
         </w:tc>
@@ -11643,7 +11741,7 @@
                 <w:color w:val="1C3A36"/>
                 <w:sz w:val="17"/>
               </w:rPr>
-              <w:t>Valuation date 1 Jan → 6 Aug</w:t>
+              <w:t>Valuation date 1 Jan -&gt; 30 Jun</w:t>
             </w:r>
           </w:p>
         </w:tc>
@@ -12004,7 +12102,7 @@
           <w:color w:val="1C3A36"/>
           <w:sz w:val="19"/>
         </w:rPr>
-        <w:t>Discount rate (-6.19, open — no referee). Their flat 20.06% is applied to FY2026 while the Egyptian 1-year T-bill yields 22.95% — below the risk-free rate, which is hard to defend. But it is correspondingly too HIGH late: their year-5 factor of 0.4813 is harsher than our 0.4876. The two errors very nearly cancel and the whole bar is EGP 0.16, so neither convention is worth arguing over.</w:t>
+        <w:t>Discount rate (-6.19, open — no referee). Their flat 20.06% is applied to FY2026 while the Egyptian 1-year T-bill yields 22.95% -- below the risk-free rate, which is hard to defend. Late in the window it runs the other way. On THEIR calendar, which is the only way to compare a rate against a rate, their year-five factor is 0.4813 against ours of 0.4353, so ours discounts the far end harder. The two work against each other and what is LEFT is this bar, -6.19 a share, which is the number to argue with rather than either convention.</w:t>
       </w:r>
     </w:p>
     <w:p>
@@ -12018,7 +12116,7 @@
           <w:color w:val="1C3A36"/>
           <w:sz w:val="19"/>
         </w:rPr>
-        <w:t>Valuation date 1 Jan → 6 Aug (-3.96, EFG off mark). A price is what you pay today. Only the remainder of the current fiscal year sits inside the discounted window, so the rest of that year's free cash flow leaves it -- and arrives in the bridge as cash already earned. This step REMOVES value on net. The +1.37 of accumulated cash is INSIDE the answer; it is not owed on top.</w:t>
+        <w:t>Valuation date 1 Jan -&gt; 30 Jun (-3.96, EFG off mark). A price is what you pay today. Only the remainder of the current fiscal year sits inside the discounted window, so the rest of that year's free cash flow leaves it -- and arrives in the bridge as cash already earned. This step REMOVES value on net. The +1.37 of accumulated cash is INSIDE the answer; it is not owed on top.</w:t>
       </w:r>
     </w:p>
     <w:p>

--- a/engine/arcc_study/ARCC_Valuation_Study_03-09-2026_public.docx
+++ b/engine/arcc_study/ARCC_Valuation_Study_03-09-2026_public.docx
@@ -1106,7 +1106,35 @@
           <w:color w:val="1C3A36"/>
           <w:sz w:val="21"/>
         </w:rPr>
-        <w:t>The sector context is what the forecast turns on, and it was corrected in this edition. Egypt sold about 72.6 million tonnes against roughly 76 million tonnes of nameplate — a market running near 96%, which is NOT the structurally slack market earlier editions of this study described. The oversupply risk is prospective: it lives in the 12.6 million tonne restart programme and in a production quota that was suspended in May 2025 rather than repealed, either of which would meet a market with little spare demand to absorb it.</w:t>
+        <w:t>The sector context is what earlier editions of this forecast turned on, and the measure they turned on was wrong. Egypt sold 65.1 million tonnes of CEMENT — 54.0 domestic and 11.1 exported — against roughly 76 million tonnes of cement nameplate. That is 86%, with about 10.9 million tonnes of grinding capacity idle. The 72.6Mt figure earlier editions used adds 7.6Mt of exported CLINKER, which leaves at the kiln and never enters a cement mill, and printed 96%.</w:t>
+      </w:r>
+    </w:p>
+    <w:p>
+      <w:pPr>
+        <w:spacing w:after="120" w:before="0"/>
+      </w:pPr>
+      <w:r>
+        <w:rPr>
+          <w:b w:val="0"/>
+          <w:i w:val="0"/>
+          <w:color w:val="1C3A36"/>
+          <w:sz w:val="21"/>
+        </w:rPr>
+        <w:t>SO THE MARKET IS NEITHER OF THE TWO THINGS THIS STUDY HAS CALLED IT. It is not the structurally slack market the first editions described, and it is not the 96% market the last one described. It is running with roughly a sixth of its cement capacity unused, and the 12.6 million tonne restart programme would take that to about 23.5Mt — a third of nameplate — before a tonne of new demand appears. A production quota suspended in May 2025 rather than repealed sits on top of that.</w:t>
+      </w:r>
+    </w:p>
+    <w:p>
+      <w:pPr>
+        <w:spacing w:after="120" w:before="0"/>
+      </w:pPr>
+      <w:r>
+        <w:rPr>
+          <w:b w:val="0"/>
+          <w:i w:val="0"/>
+          <w:color w:val="1C3A36"/>
+          <w:sz w:val="21"/>
+        </w:rPr>
+        <w:t>WHAT THIS DOES AND DOES NOT DO TO THE FORECAST, because a corrected premise that quietly leaves its conclusion standing is the same defect one step along. The price path in this study does NOT rest on the sector being tight. Its FY2026 step is taken from a filed number — the company's own fourth-quarter 2025 realised price, which is 7.2% above its full-year average — and every year after it grows at zero real against the house inflation path. That argument is unaffected by which utilisation figure is right. What IS affected is the comfort around it: at 86% with a restart programme pending, a price path that merely holds real is a stronger assumption than it looked at 96%, and the margin sensitivity in section 7 is where a reader should go to disagree with it.</w:t>
       </w:r>
     </w:p>
     <w:p>
@@ -22083,7 +22111,35 @@
           <w:color w:val="1C3A36"/>
           <w:sz w:val="21"/>
         </w:rPr>
-        <w:t>Egypt carries about 76Mt of nameplate capacity against roughly 54Mt of domestic consumption and 73Mt of total sales. The balance now closes because it is taken from one disclosure rather than assembled from three: the same page gives local 53.9Mt, exports 18.6Mt and a total of 72.6Mt — the two components add to 72.5Mt at the one decimal each is published to, and the total is the disclosed figure rather than their sum. Earlier editions set a cement-plus-clinker export figure against a cement-only production figure and printed a balance that was out by 7.5Mt. The correction matters beyond tidiness: 72.6Mt of sales against roughly 76Mt of nameplate is a market running near 96%, which is NOT the structurally slack market this study has described from its first edition. The oversupply risk is prospective — it lives in the 12.6Mt restart programme, not in the current balance — and the distinction is material to the price path. The abolition of the production quota in May 2025 removed the mechanism that had been supporting price into that surplus, and the 12.6Mt restart programme would add to it.</w:t>
+        <w:t>Egypt carries about 76Mt of cement nameplate capacity. The company's own market page splits FY2025 sales three ways, and the split is what this balance turns on: domestic cement 54.0Mt, exported cement 11.1Mt, exported clinker 7.6Mt, total 72.6Mt. The three add to the disclosed total exactly, and the export line adds to the disclosed export total exactly, which is what makes either ratio below safe to publish.</w:t>
+      </w:r>
+    </w:p>
+    <w:p>
+      <w:pPr>
+        <w:spacing w:after="120" w:before="0"/>
+      </w:pPr>
+      <w:r>
+        <w:rPr>
+          <w:b w:val="0"/>
+          <w:i w:val="0"/>
+          <w:color w:val="1C3A36"/>
+          <w:sz w:val="21"/>
+        </w:rPr>
+        <w:t>TWO RATIOS COME OUT OF THAT PAGE AND ONLY ONE OF THEM MEANS ANYTHING. Cement sold — domestic plus export, 65.1Mt — against cement nameplate is 85.6%. All product sold, 72.6Mt, against the same cement nameplate is 95.6%. The second is the one earlier editions of this study printed, and it is not a measure of anything: clinker leaves at the kiln and never enters a cement mill, so a tonne exported as clinker consumes no grinding capacity and does not belong in the numerator. That is the SAME mismatch this study identified in the editions before it — a cement-plus-clinker figure against a cement-only one — committed again in the other direction, and the 65.1Mt discarded then as a failed balance was the correct cement-basis number all along.</w:t>
+      </w:r>
+    </w:p>
+    <w:p>
+      <w:pPr>
+        <w:spacing w:after="120" w:before="0"/>
+      </w:pPr>
+      <w:r>
+        <w:rPr>
+          <w:b w:val="0"/>
+          <w:i w:val="0"/>
+          <w:color w:val="1C3A36"/>
+          <w:sz w:val="21"/>
+        </w:rPr>
+        <w:t>ON THE MEASURE THAT MEANS SOMETHING, the market is running with about 10.9Mt of cement capacity idle — roughly a sixth of nameplate. That is neither the structurally slack market the first editions of this study described nor the tight one the last edition described. The 12.6Mt restart programme would take idle capacity to about 23.5Mt before any new demand appears, and the production quota abolished in May 2025 removed the mechanism that had been supporting price into a surplus. The forecast price path does not depend on which of these two numbers is right — its first-year step is a filed quarterly realisation and every later year holds flat in real terms — but the comfort around it does, and this is where a reader who wants to press on the price path should press.</w:t>
       </w:r>
     </w:p>
     <w:p>
@@ -22132,7 +22188,7 @@
           <w:color w:val="1C3A36"/>
           <w:sz w:val="21"/>
         </w:rPr>
-        <w:t>This is the dominant risk, and the disclosure corrects how it should be framed. The Egyptian market is NOT currently slack: it sold 72.6Mt against roughly 76Mt of nameplate, and this company realised a 60.7% rise in its local price in FY2025. The risk is prospective and it has two legs — the 12.6Mt restart programme, and a production quota that was SUSPENDED rather than repealed and could return without legislation. Either would meet a market with little spare demand to absorb it. That is why the forecast price path grows below cost inflation in every year despite an exit rate that would support more.</w:t>
+        <w:t>This is the dominant risk and it is LARGER than the edition before this one said, because that edition measured the market wrongly. On matched denominators Egypt sold 65.1Mt of cement against roughly 76Mt of cement nameplate — 86%, about 10.9Mt idle — where the previous edition printed 96% by counting exported clinker against grinding capacity it never touched. So the surplus is CURRENT as well as prospective. On top of it sit two further legs: the 12.6Mt restart programme, and a production quota SUSPENDED rather than repealed, which could return without legislation. Against that, this company realised a 60.7% rise in its local price in FY2025 and exited the year 7.2% above its own annual average, which is the evidence the first forecast year rests on — a filed number rather than a view about how tight the market is. Every year after it holds flat in real terms.</w:t>
       </w:r>
     </w:p>
     <w:p>
